--- a/manuscript/09_MANOSCRITTO_FORMATO_WORD.docx
+++ b/manuscript/09_MANOSCRITTO_FORMATO_WORD.docx
@@ -28,7 +28,7 @@
         </w:p>
       </w:sdtContent>
     </w:sdt>
-    <w:bookmarkStart w:id="63" w:name="X9e176e3a635a576688d68c862edad781682c015"/>
+    <w:bookmarkStart w:id="62" w:name="X9e176e3a635a576688d68c862edad781682c015"/>
     <w:p>
       <w:pPr>
         <w:pStyle w:val="Heading1"/>
@@ -379,6 +379,91 @@
         </m:r>
       </m:oMath>
       <w:r>
+        <w:t xml:space="preserve">, corresponding to unbound</w:t>
+      </w:r>
+      <w:r>
+        <w:t xml:space="preserve"> </w:t>
+      </w:r>
+      <m:oMath>
+        <m:sSub>
+          <m:e>
+            <m:r>
+              <m:t>C</m:t>
+            </m:r>
+          </m:e>
+          <m:sub>
+            <m:r>
+              <m:t>0</m:t>
+            </m:r>
+          </m:sub>
+        </m:sSub>
+        <m:r>
+          <m:rPr>
+            <m:sty m:val="p"/>
+          </m:rPr>
+          <m:t>≈</m:t>
+        </m:r>
+        <m:r>
+          <m:t>40</m:t>
+        </m:r>
+        <m:r>
+          <m:t> </m:t>
+        </m:r>
+        <m:r>
+          <m:rPr>
+            <m:nor/>
+            <m:sty m:val="p"/>
+          </m:rPr>
+          <m:t>nM</m:t>
+        </m:r>
+      </m:oMath>
+      <w:r>
+        <w:t xml:space="preserve"> </w:t>
+      </w:r>
+      <w:r>
+        <w:t xml:space="preserve">and</w:t>
+      </w:r>
+      <w:r>
+        <w:t xml:space="preserve"> </w:t>
+      </w:r>
+      <m:oMath>
+        <m:sSub>
+          <m:e>
+            <m:r>
+              <m:rPr>
+                <m:nor/>
+                <m:sty m:val="p"/>
+              </m:rPr>
+              <m:t>IC</m:t>
+            </m:r>
+          </m:e>
+          <m:sub>
+            <m:r>
+              <m:t>50</m:t>
+            </m:r>
+          </m:sub>
+        </m:sSub>
+        <m:r>
+          <m:rPr>
+            <m:sty m:val="p"/>
+          </m:rPr>
+          <m:t>≈</m:t>
+        </m:r>
+        <m:r>
+          <m:t>14</m:t>
+        </m:r>
+        <m:r>
+          <m:t> </m:t>
+        </m:r>
+        <m:r>
+          <m:rPr>
+            <m:nor/>
+            <m:sty m:val="p"/>
+          </m:rPr>
+          <m:t>nM</m:t>
+        </m:r>
+      </m:oMath>
+      <w:r>
         <w:t xml:space="preserve">) at</w:t>
       </w:r>
       <w:r>
@@ -425,7 +510,7 @@
         </m:r>
       </m:oMath>
       <w:r>
-        <w:t xml:space="preserve">. Depending on the physiological limit of tissue oxygenation, a viable pharmacological sanctuary shell of width</w:t>
+        <w:t xml:space="preserve">. Depending on physiological oxygenation limits, a viable pharmacological sanctuary shell of width</w:t>
       </w:r>
       <w:r>
         <w:t xml:space="preserve"> </w:t>
@@ -595,7 +680,24 @@
         </m:r>
       </m:oMath>
       <w:r>
-        <w:t xml:space="preserve">) can persist. Within this shell, residual drug exposure (</w:t>
+        <w:t xml:space="preserve">) can persist. Under an assumed sigmoidal dose-response (</w:t>
+      </w:r>
+      <m:oMath>
+        <m:r>
+          <m:t>h</m:t>
+        </m:r>
+        <m:r>
+          <m:rPr>
+            <m:sty m:val="p"/>
+          </m:rPr>
+          <m:t>=</m:t>
+        </m:r>
+        <m:r>
+          <m:t>1.5</m:t>
+        </m:r>
+      </m:oMath>
+      <w:r>
+        <w:t xml:space="preserve">), residual drug exposure in the shell (</w:t>
       </w:r>
       <m:oMath>
         <m:r>
@@ -637,7 +739,7 @@
         </m:sSub>
       </m:oMath>
       <w:r>
-        <w:t xml:space="preserve">) maintains partial target inhibition (~45–50%), sufficient under a sigmoidal dose-response to suppress net proliferation and induce cytostasis. Conversely, in inward avascular nests, convergent geometry maintains osimertinib at</w:t>
+        <w:t xml:space="preserve">) maintains partial target inhibition (~45–50%), sufficient under physiological baseline apoptosis to induce near-zero net growth (cytostasis). Conversely, in inward avascular nests, convergent geometry maintains osimertinib at</w:t>
       </w:r>
       <w:r>
         <w:t xml:space="preserve"> </w:t>
@@ -689,6 +791,16 @@
           <m:t>160</m:t>
         </m:r>
         <m:r>
+          <m:rPr>
+            <m:nor/>
+            <m:sty m:val="p"/>
+          </m:rPr>
+          <m:t>–</m:t>
+        </m:r>
+        <m:r>
+          <m:t>200</m:t>
+        </m:r>
+        <m:r>
           <m:t> </m:t>
         </m:r>
         <m:r>
@@ -736,33 +848,7 @@
         </m:r>
       </m:oMath>
       <w:r>
-        <w:t xml:space="preserve">), central concentration in viable nests remains at</w:t>
-      </w:r>
-      <w:r>
-        <w:t xml:space="preserve"> </w:t>
-      </w:r>
-      <m:oMath>
-        <m:r>
-          <m:rPr>
-            <m:sty m:val="p"/>
-          </m:rPr>
-          <m:t>≥</m:t>
-        </m:r>
-        <m:r>
-          <m:t>45.9</m:t>
-        </m:r>
-        <m:r>
-          <m:rPr>
-            <m:sty m:val="p"/>
-          </m:rPr>
-          <m:t>%</m:t>
-        </m:r>
-      </m:oMath>
-      <w:r>
-        <w:t xml:space="preserve"> </w:t>
-      </w:r>
-      <w:r>
-        <w:t xml:space="preserve">of boundary levels (above</w:t>
+        <w:t xml:space="preserve">), central concentration drops below</w:t>
       </w:r>
       <w:r>
         <w:t xml:space="preserve"> </w:t>
@@ -782,7 +868,43 @@
         </m:r>
       </m:oMath>
       <w:r>
-        <w:t xml:space="preserve">), demonstrating that avascular nests do not form viable pharmacological sanctuaries for either drug class. In Monte Carlo parameter sampling (</w:t>
+        <w:t xml:space="preserve"> </w:t>
+      </w:r>
+      <w:r>
+        <w:t xml:space="preserve">only for nest radii</w:t>
+      </w:r>
+      <w:r>
+        <w:t xml:space="preserve"> </w:t>
+      </w:r>
+      <m:oMath>
+        <m:r>
+          <m:t>R</m:t>
+        </m:r>
+        <m:r>
+          <m:rPr>
+            <m:sty m:val="p"/>
+          </m:rPr>
+          <m:t>&gt;</m:t>
+        </m:r>
+        <m:r>
+          <m:t>180</m:t>
+        </m:r>
+        <m:r>
+          <m:t> </m:t>
+        </m:r>
+        <m:r>
+          <m:t>μ</m:t>
+        </m:r>
+        <m:r>
+          <m:rPr>
+            <m:nor/>
+            <m:sty m:val="p"/>
+          </m:rPr>
+          <m:t>m</m:t>
+        </m:r>
+      </m:oMath>
+      <w:r>
+        <w:t xml:space="preserve">, an architectural domain typically constrained by hypoxia and necrosis. In Monte Carlo parameter sampling (</w:t>
       </w:r>
       <m:oMath>
         <m:r>
@@ -1288,7 +1410,7 @@
         </m:r>
       </m:oMath>
       <w:r>
-        <w:t xml:space="preserve">; penalized Cox shrinkage</w:t>
+        <w:t xml:space="preserve">; Firth penalized shrinkage</w:t>
       </w:r>
       <w:r>
         <w:t xml:space="preserve"> </w:t>
@@ -1370,7 +1492,7 @@
         <w:t xml:space="preserve"> </w:t>
       </w:r>
       <w:r>
-        <w:t xml:space="preserve">Pharmacological sanctuaries are geometrically restricted to outward perivascular cords and do not occur in avascular nests. Clinical cohort data demonstrate baseline protection associated with lepidic growth rather than an escalating risk across compact patterns. Surveillance strategies based on molecular lead time must be evaluated in prospective trials to rule out lead-time bias.</w:t>
+        <w:t xml:space="preserve">Small-molecule pharmacological sanctuaries are geometrically restricted to outward perivascular cords and do not occur in avascular nests. Clinical cohort data demonstrate baseline protection associated with lepidic growth rather than an escalating risk across compact patterns. Surveillance strategies based on molecular lead time must be evaluated in prospective trials to rule out lead-time bias.</w:t>
       </w:r>
     </w:p>
     <w:p>
@@ -1506,7 +1628,7 @@
         <w:t xml:space="preserve"> </w:t>
       </w:r>
       <w:r>
-        <w:t xml:space="preserve">amplification), and clinical rechallenge with osimertinib frequently re-established disease control.</w:t>
+        <w:t xml:space="preserve">amplification), and clinical rechallenge with osimertinib in subsequent trials has demonstrated sustained disease control.</w:t>
       </w:r>
     </w:p>
     <w:p>
@@ -1910,7 +2032,7 @@
         <w:t xml:space="preserve"> </w:t>
       </w:r>
       <w:r>
-        <w:t xml:space="preserve">to an surrounding cylindrical tumor cord. With boundary conditions:</w:t>
+        <w:t xml:space="preserve">to a surrounding cylindrical tumor cord. With boundary conditions:</w:t>
       </w:r>
     </w:p>
     <w:p>
@@ -2952,13 +3074,13 @@
       </m:oMathPara>
     </w:p>
     <w:bookmarkEnd w:id="24"/>
-    <w:bookmarkStart w:id="25" w:name="Xeb57466bba0eaabf30cf7898f0ae3e852070d88"/>
+    <w:bookmarkStart w:id="25" w:name="X7d90f38496b0ca734b82258fa7a7857a2f6f187"/>
     <w:p>
       <w:pPr>
         <w:pStyle w:val="Heading4"/>
       </w:pPr>
       <w:r>
-        <w:t xml:space="preserve">Oxygen Transport and Cord Viability Boundaries</w:t>
+        <w:t xml:space="preserve">Oxygen Transport and Viability Boundaries: Cord vs Nest</w:t>
       </w:r>
     </w:p>
     <w:p>
@@ -2995,7 +3117,7 @@
           <m:t>≈</m:t>
         </m:r>
         <m:r>
-          <m:t>2.0</m:t>
+          <m:t>1.8</m:t>
         </m:r>
         <m:r>
           <m:rPr>
@@ -3058,7 +3180,7 @@
         <w:t xml:space="preserve"> </w:t>
       </w:r>
       <w:r>
-        <w:t xml:space="preserve">and constant volumetric consumption</w:t>
+        <w:t xml:space="preserve">and volumetric consumption</w:t>
       </w:r>
       <w:r>
         <w:t xml:space="preserve"> </w:t>
@@ -3087,7 +3209,7 @@
           <m:t>≈</m:t>
         </m:r>
         <m:r>
-          <m:t>1.5</m:t>
+          <m:t>2.5</m:t>
         </m:r>
         <m:r>
           <m:rPr>
@@ -3109,7 +3231,7 @@
               <m:t>−</m:t>
             </m:r>
             <m:r>
-              <m:t>7</m:t>
+              <m:t>9</m:t>
             </m:r>
           </m:sup>
         </m:sSup>
@@ -3170,7 +3292,323 @@
         </m:d>
       </m:oMath>
       <w:r>
-        <w:t xml:space="preserve">, zero-order diffusion in a Krogh cylinder yields:</w:t>
+        <w:t xml:space="preserve"> </w:t>
+      </w:r>
+      <w:r>
+        <w:t xml:space="preserve">in neoplastic cords (Hirst et al. [16]; Worth et al. [15]), steady-state zero-order diffusion in a Krogh cylinder satisfies:</w:t>
+      </w:r>
+    </w:p>
+    <w:p>
+      <w:pPr>
+        <w:pStyle w:val="BodyText"/>
+      </w:pPr>
+      <m:oMathPara>
+        <m:oMathParaPr>
+          <m:jc m:val="center"/>
+        </m:oMathParaPr>
+        <m:oMath>
+          <m:f>
+            <m:fPr>
+              <m:type m:val="bar"/>
+            </m:fPr>
+            <m:num>
+              <m:r>
+                <m:t>1</m:t>
+              </m:r>
+            </m:num>
+            <m:den>
+              <m:r>
+                <m:t>r</m:t>
+              </m:r>
+            </m:den>
+          </m:f>
+          <m:f>
+            <m:fPr>
+              <m:type m:val="bar"/>
+            </m:fPr>
+            <m:num>
+              <m:r>
+                <m:t>d</m:t>
+              </m:r>
+            </m:num>
+            <m:den>
+              <m:r>
+                <m:t>d</m:t>
+              </m:r>
+              <m:r>
+                <m:t>r</m:t>
+              </m:r>
+            </m:den>
+          </m:f>
+          <m:d>
+            <m:dPr>
+              <m:begChr m:val="("/>
+              <m:endChr m:val=")"/>
+              <m:sepChr m:val=""/>
+              <m:grow/>
+            </m:dPr>
+            <m:e>
+              <m:r>
+                <m:t>r</m:t>
+              </m:r>
+              <m:f>
+                <m:fPr>
+                  <m:type m:val="bar"/>
+                </m:fPr>
+                <m:num>
+                  <m:r>
+                    <m:t>d</m:t>
+                  </m:r>
+                  <m:sSub>
+                    <m:e>
+                      <m:r>
+                        <m:t>C</m:t>
+                      </m:r>
+                    </m:e>
+                    <m:sub>
+                      <m:r>
+                        <m:rPr>
+                          <m:nor/>
+                          <m:sty m:val="p"/>
+                        </m:rPr>
+                        <m:t>ox</m:t>
+                      </m:r>
+                    </m:sub>
+                  </m:sSub>
+                </m:num>
+                <m:den>
+                  <m:r>
+                    <m:t>d</m:t>
+                  </m:r>
+                  <m:r>
+                    <m:t>r</m:t>
+                  </m:r>
+                </m:den>
+              </m:f>
+            </m:e>
+          </m:d>
+          <m:r>
+            <m:rPr>
+              <m:sty m:val="p"/>
+            </m:rPr>
+            <m:t>=</m:t>
+          </m:r>
+          <m:f>
+            <m:fPr>
+              <m:type m:val="bar"/>
+            </m:fPr>
+            <m:num>
+              <m:sSub>
+                <m:e>
+                  <m:r>
+                    <m:t>M</m:t>
+                  </m:r>
+                </m:e>
+                <m:sub>
+                  <m:r>
+                    <m:rPr>
+                      <m:nor/>
+                      <m:sty m:val="p"/>
+                    </m:rPr>
+                    <m:t>ox</m:t>
+                  </m:r>
+                </m:sub>
+              </m:sSub>
+            </m:num>
+            <m:den>
+              <m:sSub>
+                <m:e>
+                  <m:r>
+                    <m:t>D</m:t>
+                  </m:r>
+                </m:e>
+                <m:sub>
+                  <m:r>
+                    <m:rPr>
+                      <m:nor/>
+                      <m:sty m:val="p"/>
+                    </m:rPr>
+                    <m:t>ox</m:t>
+                  </m:r>
+                </m:sub>
+              </m:sSub>
+            </m:den>
+          </m:f>
+        </m:oMath>
+      </m:oMathPara>
+    </w:p>
+    <w:p>
+      <w:pPr>
+        <w:pStyle w:val="FirstParagraph"/>
+      </w:pPr>
+      <w:r>
+        <w:t xml:space="preserve">Integrating with boundary conditions</w:t>
+      </w:r>
+      <w:r>
+        <w:t xml:space="preserve"> </w:t>
+      </w:r>
+      <m:oMath>
+        <m:sSub>
+          <m:e>
+            <m:r>
+              <m:t>C</m:t>
+            </m:r>
+          </m:e>
+          <m:sub>
+            <m:r>
+              <m:rPr>
+                <m:nor/>
+                <m:sty m:val="p"/>
+              </m:rPr>
+              <m:t>ox</m:t>
+            </m:r>
+          </m:sub>
+        </m:sSub>
+        <m:d>
+          <m:dPr>
+            <m:begChr m:val="("/>
+            <m:endChr m:val=")"/>
+            <m:sepChr m:val=""/>
+            <m:grow/>
+          </m:dPr>
+          <m:e>
+            <m:sSub>
+              <m:e>
+                <m:r>
+                  <m:t>r</m:t>
+                </m:r>
+              </m:e>
+              <m:sub>
+                <m:r>
+                  <m:t>0</m:t>
+                </m:r>
+              </m:sub>
+            </m:sSub>
+          </m:e>
+        </m:d>
+        <m:r>
+          <m:rPr>
+            <m:sty m:val="p"/>
+          </m:rPr>
+          <m:t>=</m:t>
+        </m:r>
+        <m:sSub>
+          <m:e>
+            <m:r>
+              <m:t>C</m:t>
+            </m:r>
+          </m:e>
+          <m:sub>
+            <m:r>
+              <m:rPr>
+                <m:nor/>
+                <m:sty m:val="p"/>
+              </m:rPr>
+              <m:t>vessel</m:t>
+            </m:r>
+          </m:sub>
+        </m:sSub>
+      </m:oMath>
+      <w:r>
+        <w:t xml:space="preserve"> </w:t>
+      </w:r>
+      <w:r>
+        <w:t xml:space="preserve">and zero flux at the cord outer radius</w:t>
+      </w:r>
+      <w:r>
+        <w:t xml:space="preserve"> </w:t>
+      </w:r>
+      <m:oMath>
+        <m:sSub>
+          <m:e>
+            <m:d>
+              <m:dPr>
+                <m:begChr m:val=""/>
+                <m:endChr m:val="|"/>
+                <m:sepChr m:val=""/>
+                <m:grow/>
+              </m:dPr>
+              <m:e>
+                <m:f>
+                  <m:fPr>
+                    <m:type m:val="bar"/>
+                  </m:fPr>
+                  <m:num>
+                    <m:r>
+                      <m:t>d</m:t>
+                    </m:r>
+                    <m:sSub>
+                      <m:e>
+                        <m:r>
+                          <m:t>C</m:t>
+                        </m:r>
+                      </m:e>
+                      <m:sub>
+                        <m:r>
+                          <m:rPr>
+                            <m:nor/>
+                            <m:sty m:val="p"/>
+                          </m:rPr>
+                          <m:t>ox</m:t>
+                        </m:r>
+                      </m:sub>
+                    </m:sSub>
+                  </m:num>
+                  <m:den>
+                    <m:r>
+                      <m:t>d</m:t>
+                    </m:r>
+                    <m:r>
+                      <m:t>r</m:t>
+                    </m:r>
+                  </m:den>
+                </m:f>
+              </m:e>
+            </m:d>
+          </m:e>
+          <m:sub>
+            <m:r>
+              <m:t>r</m:t>
+            </m:r>
+            <m:r>
+              <m:rPr>
+                <m:sty m:val="p"/>
+              </m:rPr>
+              <m:t>=</m:t>
+            </m:r>
+            <m:sSub>
+              <m:e>
+                <m:r>
+                  <m:t>R</m:t>
+                </m:r>
+              </m:e>
+              <m:sub>
+                <m:r>
+                  <m:rPr>
+                    <m:nor/>
+                    <m:sty m:val="p"/>
+                  </m:rPr>
+                  <m:t>cord</m:t>
+                </m:r>
+              </m:sub>
+            </m:sSub>
+          </m:sub>
+        </m:sSub>
+        <m:r>
+          <m:rPr>
+            <m:sty m:val="p"/>
+          </m:rPr>
+          <m:t>=</m:t>
+        </m:r>
+        <m:r>
+          <m:t>0</m:t>
+        </m:r>
+      </m:oMath>
+      <w:r>
+        <w:t xml:space="preserve"> </w:t>
+      </w:r>
+      <w:r>
+        <w:t xml:space="preserve">yields:</w:t>
       </w:r>
     </w:p>
     <w:p>
@@ -3229,37 +3667,15 @@
                   <m:nor/>
                   <m:sty m:val="p"/>
                 </m:rPr>
-                <m:t>ox</m:t>
+                <m:t>vessel</m:t>
               </m:r>
             </m:sub>
           </m:sSub>
-          <m:d>
-            <m:dPr>
-              <m:begChr m:val="("/>
-              <m:endChr m:val=")"/>
-              <m:sepChr m:val=""/>
-              <m:grow/>
-            </m:dPr>
-            <m:e>
-              <m:sSub>
-                <m:e>
-                  <m:r>
-                    <m:t>r</m:t>
-                  </m:r>
-                </m:e>
-                <m:sub>
-                  <m:r>
-                    <m:t>0</m:t>
-                  </m:r>
-                </m:sub>
-              </m:sSub>
-            </m:e>
-          </m:d>
           <m:r>
             <m:rPr>
               <m:sty m:val="p"/>
             </m:rPr>
-            <m:t>−</m:t>
+            <m:t>+</m:t>
           </m:r>
           <m:f>
             <m:fPr>
@@ -3354,7 +3770,7 @@
             <m:rPr>
               <m:sty m:val="p"/>
             </m:rPr>
-            <m:t>+</m:t>
+            <m:t>−</m:t>
           </m:r>
           <m:f>
             <m:fPr>
@@ -3380,7 +3796,7 @@
               <m:sSubSup>
                 <m:e>
                   <m:r>
-                    <m:t>r</m:t>
+                    <m:t>R</m:t>
                   </m:r>
                 </m:e>
                 <m:sub>
@@ -3469,196 +3885,7 @@
         <w:pStyle w:val="FirstParagraph"/>
       </w:pPr>
       <w:r>
-        <w:t xml:space="preserve">Setting the zero-flux boundary condition</w:t>
-      </w:r>
-      <w:r>
-        <w:t xml:space="preserve"> </w:t>
-      </w:r>
-      <m:oMath>
-        <m:r>
-          <m:t>d</m:t>
-        </m:r>
-        <m:sSub>
-          <m:e>
-            <m:r>
-              <m:t>C</m:t>
-            </m:r>
-          </m:e>
-          <m:sub>
-            <m:r>
-              <m:rPr>
-                <m:nor/>
-                <m:sty m:val="p"/>
-              </m:rPr>
-              <m:t>ox</m:t>
-            </m:r>
-          </m:sub>
-        </m:sSub>
-        <m:r>
-          <m:rPr>
-            <m:sty m:val="p"/>
-          </m:rPr>
-          <m:t>/</m:t>
-        </m:r>
-        <m:r>
-          <m:t>d</m:t>
-        </m:r>
-        <m:r>
-          <m:t>r</m:t>
-        </m:r>
-        <m:r>
-          <m:rPr>
-            <m:sty m:val="p"/>
-          </m:rPr>
-          <m:t>=</m:t>
-        </m:r>
-        <m:r>
-          <m:t>0</m:t>
-        </m:r>
-      </m:oMath>
-      <w:r>
-        <w:t xml:space="preserve"> </w:t>
-      </w:r>
-      <w:r>
-        <w:t xml:space="preserve">at the cord radius</w:t>
-      </w:r>
-      <w:r>
-        <w:t xml:space="preserve"> </w:t>
-      </w:r>
-      <m:oMath>
-        <m:sSub>
-          <m:e>
-            <m:r>
-              <m:t>r</m:t>
-            </m:r>
-          </m:e>
-          <m:sub>
-            <m:r>
-              <m:rPr>
-                <m:nor/>
-                <m:sty m:val="p"/>
-              </m:rPr>
-              <m:t>cord</m:t>
-            </m:r>
-          </m:sub>
-        </m:sSub>
-      </m:oMath>
-      <w:r>
-        <w:t xml:space="preserve"> </w:t>
-      </w:r>
-      <w:r>
-        <w:t xml:space="preserve">gives the physiological limit of tissue oxygenation, established empirically and theoretically at</w:t>
-      </w:r>
-      <w:r>
-        <w:t xml:space="preserve"> </w:t>
-      </w:r>
-      <m:oMath>
-        <m:sSub>
-          <m:e>
-            <m:r>
-              <m:t>r</m:t>
-            </m:r>
-          </m:e>
-          <m:sub>
-            <m:r>
-              <m:rPr>
-                <m:nor/>
-                <m:sty m:val="p"/>
-              </m:rPr>
-              <m:t>ox</m:t>
-            </m:r>
-          </m:sub>
-        </m:sSub>
-        <m:r>
-          <m:rPr>
-            <m:sty m:val="p"/>
-          </m:rPr>
-          <m:t>≈</m:t>
-        </m:r>
-        <m:r>
-          <m:t>180</m:t>
-        </m:r>
-        <m:r>
-          <m:rPr>
-            <m:nor/>
-            <m:sty m:val="p"/>
-          </m:rPr>
-          <m:t>–</m:t>
-        </m:r>
-        <m:r>
-          <m:t>200</m:t>
-        </m:r>
-        <m:r>
-          <m:t> </m:t>
-        </m:r>
-        <m:r>
-          <m:t>μ</m:t>
-        </m:r>
-        <m:r>
-          <m:rPr>
-            <m:nor/>
-            <m:sty m:val="p"/>
-          </m:rPr>
-          <m:t>m</m:t>
-        </m:r>
-      </m:oMath>
-      <w:r>
-        <w:t xml:space="preserve"> </w:t>
-      </w:r>
-      <w:r>
-        <w:t xml:space="preserve">(Thomlinson &amp; Gray [4]; Hirst et al. [14]; Worth et al. [13]). Beyond</w:t>
-      </w:r>
-      <w:r>
-        <w:t xml:space="preserve"> </w:t>
-      </w:r>
-      <m:oMath>
-        <m:sSub>
-          <m:e>
-            <m:r>
-              <m:t>r</m:t>
-            </m:r>
-          </m:e>
-          <m:sub>
-            <m:r>
-              <m:rPr>
-                <m:nor/>
-                <m:sty m:val="p"/>
-              </m:rPr>
-              <m:t>ox</m:t>
-            </m:r>
-          </m:sub>
-        </m:sSub>
-      </m:oMath>
-      <w:r>
-        <w:t xml:space="preserve">, anoxia precipitates coagulative necrosis.</w:t>
-      </w:r>
-    </w:p>
-    <w:p>
-      <w:pPr>
-        <w:pStyle w:val="BodyText"/>
-      </w:pPr>
-      <w:r>
-        <w:t xml:space="preserve">In inward avascular nests, oxygen diffuses inward from the periphery</w:t>
-      </w:r>
-      <w:r>
-        <w:t xml:space="preserve"> </w:t>
-      </w:r>
-      <m:oMath>
-        <m:r>
-          <m:t>r</m:t>
-        </m:r>
-        <m:r>
-          <m:rPr>
-            <m:sty m:val="p"/>
-          </m:rPr>
-          <m:t>=</m:t>
-        </m:r>
-        <m:r>
-          <m:t>R</m:t>
-        </m:r>
-      </m:oMath>
-      <w:r>
-        <w:t xml:space="preserve">. Setting</w:t>
+        <w:t xml:space="preserve">Setting</w:t>
       </w:r>
       <w:r>
         <w:t xml:space="preserve"> </w:t>
@@ -3688,66 +3915,10 @@
             <m:grow/>
           </m:dPr>
           <m:e>
-            <m:r>
-              <m:t>r</m:t>
-            </m:r>
-          </m:e>
-        </m:d>
-        <m:r>
-          <m:rPr>
-            <m:sty m:val="p"/>
-          </m:rPr>
-          <m:t>=</m:t>
-        </m:r>
-        <m:r>
-          <m:t>0</m:t>
-        </m:r>
-      </m:oMath>
-      <w:r>
-        <w:t xml:space="preserve"> </w:t>
-      </w:r>
-      <w:r>
-        <w:t xml:space="preserve">at the core gives a critical necrosis threshold of</w:t>
-      </w:r>
-      <w:r>
-        <w:t xml:space="preserve"> </w:t>
-      </w:r>
-      <m:oMath>
-        <m:sSub>
-          <m:e>
-            <m:r>
-              <m:t>R</m:t>
-            </m:r>
-          </m:e>
-          <m:sub>
-            <m:r>
-              <m:rPr>
-                <m:nor/>
-                <m:sty m:val="p"/>
-              </m:rPr>
-              <m:t>crit,ox</m:t>
-            </m:r>
-          </m:sub>
-        </m:sSub>
-        <m:r>
-          <m:rPr>
-            <m:sty m:val="p"/>
-          </m:rPr>
-          <m:t>≈</m:t>
-        </m:r>
-        <m:rad>
-          <m:radPr>
-            <m:degHide m:val="on"/>
-          </m:radPr>
-          <m:deg/>
-          <m:e>
-            <m:r>
-              <m:t>4</m:t>
-            </m:r>
             <m:sSub>
               <m:e>
                 <m:r>
-                  <m:t>D</m:t>
+                  <m:t>R</m:t>
                 </m:r>
               </m:e>
               <m:sub>
@@ -3756,50 +3927,48 @@
                     <m:nor/>
                     <m:sty m:val="p"/>
                   </m:rPr>
-                  <m:t>ox</m:t>
-                </m:r>
-              </m:sub>
-            </m:sSub>
-            <m:sSub>
-              <m:e>
-                <m:r>
-                  <m:t>C</m:t>
-                </m:r>
-              </m:e>
-              <m:sub>
-                <m:r>
-                  <m:rPr>
-                    <m:nor/>
-                    <m:sty m:val="p"/>
-                  </m:rPr>
-                  <m:t>ox,0</m:t>
-                </m:r>
-              </m:sub>
-            </m:sSub>
-            <m:r>
-              <m:rPr>
-                <m:sty m:val="p"/>
-              </m:rPr>
-              <m:t>/</m:t>
-            </m:r>
-            <m:sSub>
-              <m:e>
-                <m:r>
-                  <m:t>M</m:t>
-                </m:r>
-              </m:e>
-              <m:sub>
-                <m:r>
-                  <m:rPr>
-                    <m:nor/>
-                    <m:sty m:val="p"/>
-                  </m:rPr>
-                  <m:t>ox</m:t>
+                  <m:t>cord</m:t>
                 </m:r>
               </m:sub>
             </m:sSub>
           </m:e>
-        </m:rad>
+        </m:d>
+        <m:r>
+          <m:rPr>
+            <m:sty m:val="p"/>
+          </m:rPr>
+          <m:t>=</m:t>
+        </m:r>
+        <m:r>
+          <m:t>0</m:t>
+        </m:r>
+      </m:oMath>
+      <w:r>
+        <w:t xml:space="preserve"> </w:t>
+      </w:r>
+      <w:r>
+        <w:t xml:space="preserve">at the cord radius defines the physiological limit of tissue oxygenation, established empirically and theoretically at</w:t>
+      </w:r>
+      <w:r>
+        <w:t xml:space="preserve"> </w:t>
+      </w:r>
+      <m:oMath>
+        <m:sSub>
+          <m:e>
+            <m:r>
+              <m:t>r</m:t>
+            </m:r>
+          </m:e>
+          <m:sub>
+            <m:r>
+              <m:rPr>
+                <m:nor/>
+                <m:sty m:val="p"/>
+              </m:rPr>
+              <m:t>ox</m:t>
+            </m:r>
+          </m:sub>
+        </m:sSub>
         <m:r>
           <m:rPr>
             <m:sty m:val="p"/>
@@ -3807,7 +3976,7 @@
           <m:t>≈</m:t>
         </m:r>
         <m:r>
-          <m:t>140</m:t>
+          <m:t>180</m:t>
         </m:r>
         <m:r>
           <m:rPr>
@@ -3817,7 +3986,7 @@
           <m:t>–</m:t>
         </m:r>
         <m:r>
-          <m:t>160</m:t>
+          <m:t>200</m:t>
         </m:r>
         <m:r>
           <m:t> </m:t>
@@ -3834,23 +4003,49 @@
         </m:r>
       </m:oMath>
       <w:r>
-        <w:t xml:space="preserve">. Any avascular nest with radius</w:t>
-      </w:r>
-      <w:r>
-        <w:t xml:space="preserve"> </w:t>
-      </w:r>
-      <m:oMath>
-        <m:r>
-          <m:t>R</m:t>
-        </m:r>
-        <m:r>
-          <m:rPr>
-            <m:sty m:val="p"/>
-          </m:rPr>
-          <m:t>&gt;</m:t>
-        </m:r>
-        <m:r>
-          <m:t>160</m:t>
+        <w:t xml:space="preserve"> </w:t>
+      </w:r>
+      <w:r>
+        <w:t xml:space="preserve">(Thomlinson &amp; Gray [4]; Hirst et al. [16]; Worth et al. [15]), corresponding to perfused capillary oxygen concentrations</w:t>
+      </w:r>
+      <w:r>
+        <w:t xml:space="preserve"> </w:t>
+      </w:r>
+      <m:oMath>
+        <m:sSub>
+          <m:e>
+            <m:r>
+              <m:t>C</m:t>
+            </m:r>
+          </m:e>
+          <m:sub>
+            <m:r>
+              <m:rPr>
+                <m:nor/>
+                <m:sty m:val="p"/>
+              </m:rPr>
+              <m:t>vessel</m:t>
+            </m:r>
+          </m:sub>
+        </m:sSub>
+        <m:r>
+          <m:rPr>
+            <m:sty m:val="p"/>
+          </m:rPr>
+          <m:t>≈</m:t>
+        </m:r>
+        <m:r>
+          <m:t>54</m:t>
+        </m:r>
+        <m:r>
+          <m:rPr>
+            <m:nor/>
+            <m:sty m:val="p"/>
+          </m:rPr>
+          <m:t>–</m:t>
+        </m:r>
+        <m:r>
+          <m:t>70</m:t>
         </m:r>
         <m:r>
           <m:t> </m:t>
@@ -3863,14 +4058,772 @@
             <m:nor/>
             <m:sty m:val="p"/>
           </m:rPr>
+          <m:t>M</m:t>
+        </m:r>
+      </m:oMath>
+      <w:r>
+        <w:t xml:space="preserve"> </w:t>
+      </w:r>
+      <w:r>
+        <w:t xml:space="preserve">(</w:t>
+      </w:r>
+      <m:oMath>
+        <m:r>
+          <m:t>p</m:t>
+        </m:r>
+        <m:sSub>
+          <m:e>
+            <m:r>
+              <m:t>O</m:t>
+            </m:r>
+          </m:e>
+          <m:sub>
+            <m:r>
+              <m:t>2</m:t>
+            </m:r>
+          </m:sub>
+        </m:sSub>
+        <m:r>
+          <m:rPr>
+            <m:sty m:val="p"/>
+          </m:rPr>
+          <m:t>≈</m:t>
+        </m:r>
+        <m:r>
+          <m:t>40</m:t>
+        </m:r>
+        <m:r>
+          <m:rPr>
+            <m:nor/>
+            <m:sty m:val="p"/>
+          </m:rPr>
+          <m:t>–</m:t>
+        </m:r>
+        <m:r>
+          <m:t>52</m:t>
+        </m:r>
+        <m:r>
+          <m:t> </m:t>
+        </m:r>
+        <m:r>
+          <m:rPr>
+            <m:nor/>
+            <m:sty m:val="p"/>
+          </m:rPr>
+          <m:t>mmHg</m:t>
+        </m:r>
+      </m:oMath>
+      <w:r>
+        <w:t xml:space="preserve">). Beyond</w:t>
+      </w:r>
+      <w:r>
+        <w:t xml:space="preserve"> </w:t>
+      </w:r>
+      <m:oMath>
+        <m:sSub>
+          <m:e>
+            <m:r>
+              <m:t>r</m:t>
+            </m:r>
+          </m:e>
+          <m:sub>
+            <m:r>
+              <m:rPr>
+                <m:nor/>
+                <m:sty m:val="p"/>
+              </m:rPr>
+              <m:t>ox</m:t>
+            </m:r>
+          </m:sub>
+        </m:sSub>
+      </m:oMath>
+      <w:r>
+        <w:t xml:space="preserve">, anoxia precipitates coagulative necrosis.</w:t>
+      </w:r>
+    </w:p>
+    <w:p>
+      <w:pPr>
+        <w:pStyle w:val="BodyText"/>
+      </w:pPr>
+      <w:r>
+        <w:t xml:space="preserve">In inward avascular nests, oxygen diffuses inward from the surrounding stroma at</w:t>
+      </w:r>
+      <w:r>
+        <w:t xml:space="preserve"> </w:t>
+      </w:r>
+      <m:oMath>
+        <m:r>
+          <m:t>r</m:t>
+        </m:r>
+        <m:r>
+          <m:rPr>
+            <m:sty m:val="p"/>
+          </m:rPr>
+          <m:t>=</m:t>
+        </m:r>
+        <m:sSub>
+          <m:e>
+            <m:r>
+              <m:t>R</m:t>
+            </m:r>
+          </m:e>
+          <m:sub>
+            <m:r>
+              <m:rPr>
+                <m:nor/>
+                <m:sty m:val="p"/>
+              </m:rPr>
+              <m:t>nest</m:t>
+            </m:r>
+          </m:sub>
+        </m:sSub>
+      </m:oMath>
+      <w:r>
+        <w:t xml:space="preserve"> </w:t>
+      </w:r>
+      <w:r>
+        <w:t xml:space="preserve">with boundary concentration</w:t>
+      </w:r>
+      <w:r>
+        <w:t xml:space="preserve"> </w:t>
+      </w:r>
+      <m:oMath>
+        <m:sSub>
+          <m:e>
+            <m:r>
+              <m:t>C</m:t>
+            </m:r>
+          </m:e>
+          <m:sub>
+            <m:r>
+              <m:rPr>
+                <m:nor/>
+                <m:sty m:val="p"/>
+              </m:rPr>
+              <m:t>stroma</m:t>
+            </m:r>
+          </m:sub>
+        </m:sSub>
+      </m:oMath>
+      <w:r>
+        <w:t xml:space="preserve">. Integrating with symmetry condition</w:t>
+      </w:r>
+      <w:r>
+        <w:t xml:space="preserve"> </w:t>
+      </w:r>
+      <m:oMath>
+        <m:r>
+          <m:t>d</m:t>
+        </m:r>
+        <m:sSub>
+          <m:e>
+            <m:r>
+              <m:t>C</m:t>
+            </m:r>
+          </m:e>
+          <m:sub>
+            <m:r>
+              <m:rPr>
+                <m:nor/>
+                <m:sty m:val="p"/>
+              </m:rPr>
+              <m:t>ox</m:t>
+            </m:r>
+          </m:sub>
+        </m:sSub>
+        <m:r>
+          <m:rPr>
+            <m:sty m:val="p"/>
+          </m:rPr>
+          <m:t>/</m:t>
+        </m:r>
+        <m:r>
+          <m:t>d</m:t>
+        </m:r>
+        <m:r>
+          <m:t>r</m:t>
+        </m:r>
+        <m:r>
+          <m:rPr>
+            <m:sty m:val="p"/>
+          </m:rPr>
+          <m:t>=</m:t>
+        </m:r>
+        <m:r>
+          <m:t>0</m:t>
+        </m:r>
+      </m:oMath>
+      <w:r>
+        <w:t xml:space="preserve"> </w:t>
+      </w:r>
+      <w:r>
+        <w:t xml:space="preserve">at</w:t>
+      </w:r>
+      <w:r>
+        <w:t xml:space="preserve"> </w:t>
+      </w:r>
+      <m:oMath>
+        <m:r>
+          <m:t>r</m:t>
+        </m:r>
+        <m:r>
+          <m:rPr>
+            <m:sty m:val="p"/>
+          </m:rPr>
+          <m:t>=</m:t>
+        </m:r>
+        <m:r>
+          <m:t>0</m:t>
+        </m:r>
+      </m:oMath>
+      <w:r>
+        <w:t xml:space="preserve"> </w:t>
+      </w:r>
+      <w:r>
+        <w:t xml:space="preserve">yields:</w:t>
+      </w:r>
+    </w:p>
+    <w:p>
+      <w:pPr>
+        <w:pStyle w:val="BodyText"/>
+      </w:pPr>
+      <m:oMathPara>
+        <m:oMathParaPr>
+          <m:jc m:val="center"/>
+        </m:oMathParaPr>
+        <m:oMath>
+          <m:sSub>
+            <m:e>
+              <m:r>
+                <m:t>C</m:t>
+              </m:r>
+            </m:e>
+            <m:sub>
+              <m:r>
+                <m:rPr>
+                  <m:nor/>
+                  <m:sty m:val="p"/>
+                </m:rPr>
+                <m:t>ox</m:t>
+              </m:r>
+            </m:sub>
+          </m:sSub>
+          <m:d>
+            <m:dPr>
+              <m:begChr m:val="("/>
+              <m:endChr m:val=")"/>
+              <m:sepChr m:val=""/>
+              <m:grow/>
+            </m:dPr>
+            <m:e>
+              <m:r>
+                <m:t>r</m:t>
+              </m:r>
+            </m:e>
+          </m:d>
+          <m:r>
+            <m:rPr>
+              <m:sty m:val="p"/>
+            </m:rPr>
+            <m:t>=</m:t>
+          </m:r>
+          <m:sSub>
+            <m:e>
+              <m:r>
+                <m:t>C</m:t>
+              </m:r>
+            </m:e>
+            <m:sub>
+              <m:r>
+                <m:rPr>
+                  <m:nor/>
+                  <m:sty m:val="p"/>
+                </m:rPr>
+                <m:t>stroma</m:t>
+              </m:r>
+            </m:sub>
+          </m:sSub>
+          <m:r>
+            <m:rPr>
+              <m:sty m:val="p"/>
+            </m:rPr>
+            <m:t>−</m:t>
+          </m:r>
+          <m:f>
+            <m:fPr>
+              <m:type m:val="bar"/>
+            </m:fPr>
+            <m:num>
+              <m:sSub>
+                <m:e>
+                  <m:r>
+                    <m:t>M</m:t>
+                  </m:r>
+                </m:e>
+                <m:sub>
+                  <m:r>
+                    <m:rPr>
+                      <m:nor/>
+                      <m:sty m:val="p"/>
+                    </m:rPr>
+                    <m:t>ox</m:t>
+                  </m:r>
+                </m:sub>
+              </m:sSub>
+            </m:num>
+            <m:den>
+              <m:r>
+                <m:t>4</m:t>
+              </m:r>
+              <m:sSub>
+                <m:e>
+                  <m:r>
+                    <m:t>D</m:t>
+                  </m:r>
+                </m:e>
+                <m:sub>
+                  <m:r>
+                    <m:rPr>
+                      <m:nor/>
+                      <m:sty m:val="p"/>
+                    </m:rPr>
+                    <m:t>ox</m:t>
+                  </m:r>
+                </m:sub>
+              </m:sSub>
+            </m:den>
+          </m:f>
+          <m:d>
+            <m:dPr>
+              <m:begChr m:val="("/>
+              <m:endChr m:val=")"/>
+              <m:sepChr m:val=""/>
+              <m:grow/>
+            </m:dPr>
+            <m:e>
+              <m:sSubSup>
+                <m:e>
+                  <m:r>
+                    <m:t>R</m:t>
+                  </m:r>
+                </m:e>
+                <m:sub>
+                  <m:r>
+                    <m:rPr>
+                      <m:nor/>
+                      <m:sty m:val="p"/>
+                    </m:rPr>
+                    <m:t>nest</m:t>
+                  </m:r>
+                </m:sub>
+                <m:sup>
+                  <m:r>
+                    <m:t>2</m:t>
+                  </m:r>
+                </m:sup>
+              </m:sSubSup>
+              <m:r>
+                <m:rPr>
+                  <m:sty m:val="p"/>
+                </m:rPr>
+                <m:t>−</m:t>
+              </m:r>
+              <m:sSup>
+                <m:e>
+                  <m:r>
+                    <m:t>r</m:t>
+                  </m:r>
+                </m:e>
+                <m:sup>
+                  <m:r>
+                    <m:t>2</m:t>
+                  </m:r>
+                </m:sup>
+              </m:sSup>
+            </m:e>
+          </m:d>
+        </m:oMath>
+      </m:oMathPara>
+    </w:p>
+    <w:p>
+      <w:pPr>
+        <w:pStyle w:val="FirstParagraph"/>
+      </w:pPr>
+      <w:r>
+        <w:t xml:space="preserve">Setting</w:t>
+      </w:r>
+      <w:r>
+        <w:t xml:space="preserve"> </w:t>
+      </w:r>
+      <m:oMath>
+        <m:sSub>
+          <m:e>
+            <m:r>
+              <m:t>C</m:t>
+            </m:r>
+          </m:e>
+          <m:sub>
+            <m:r>
+              <m:rPr>
+                <m:nor/>
+                <m:sty m:val="p"/>
+              </m:rPr>
+              <m:t>ox</m:t>
+            </m:r>
+          </m:sub>
+        </m:sSub>
+        <m:d>
+          <m:dPr>
+            <m:begChr m:val="("/>
+            <m:endChr m:val=")"/>
+            <m:sepChr m:val=""/>
+            <m:grow/>
+          </m:dPr>
+          <m:e>
+            <m:r>
+              <m:t>0</m:t>
+            </m:r>
+          </m:e>
+        </m:d>
+        <m:r>
+          <m:rPr>
+            <m:sty m:val="p"/>
+          </m:rPr>
+          <m:t>=</m:t>
+        </m:r>
+        <m:r>
+          <m:t>0</m:t>
+        </m:r>
+      </m:oMath>
+      <w:r>
+        <w:t xml:space="preserve"> </w:t>
+      </w:r>
+      <w:r>
+        <w:t xml:space="preserve">gives the critical nest radius for central anoxia:</w:t>
+      </w:r>
+    </w:p>
+    <w:p>
+      <w:pPr>
+        <w:pStyle w:val="BodyText"/>
+      </w:pPr>
+      <m:oMathPara>
+        <m:oMathParaPr>
+          <m:jc m:val="center"/>
+        </m:oMathParaPr>
+        <m:oMath>
+          <m:sSub>
+            <m:e>
+              <m:r>
+                <m:t>R</m:t>
+              </m:r>
+            </m:e>
+            <m:sub>
+              <m:r>
+                <m:rPr>
+                  <m:nor/>
+                  <m:sty m:val="p"/>
+                </m:rPr>
+                <m:t>crit,ox</m:t>
+              </m:r>
+            </m:sub>
+          </m:sSub>
+          <m:r>
+            <m:rPr>
+              <m:sty m:val="p"/>
+            </m:rPr>
+            <m:t>=</m:t>
+          </m:r>
+          <m:rad>
+            <m:radPr>
+              <m:degHide m:val="on"/>
+            </m:radPr>
+            <m:deg/>
+            <m:e>
+              <m:f>
+                <m:fPr>
+                  <m:type m:val="bar"/>
+                </m:fPr>
+                <m:num>
+                  <m:r>
+                    <m:t>4</m:t>
+                  </m:r>
+                  <m:sSub>
+                    <m:e>
+                      <m:r>
+                        <m:t>D</m:t>
+                      </m:r>
+                    </m:e>
+                    <m:sub>
+                      <m:r>
+                        <m:rPr>
+                          <m:nor/>
+                          <m:sty m:val="p"/>
+                        </m:rPr>
+                        <m:t>ox</m:t>
+                      </m:r>
+                    </m:sub>
+                  </m:sSub>
+                  <m:sSub>
+                    <m:e>
+                      <m:r>
+                        <m:t>C</m:t>
+                      </m:r>
+                    </m:e>
+                    <m:sub>
+                      <m:r>
+                        <m:rPr>
+                          <m:nor/>
+                          <m:sty m:val="p"/>
+                        </m:rPr>
+                        <m:t>stroma</m:t>
+                      </m:r>
+                    </m:sub>
+                  </m:sSub>
+                </m:num>
+                <m:den>
+                  <m:sSub>
+                    <m:e>
+                      <m:r>
+                        <m:t>M</m:t>
+                      </m:r>
+                    </m:e>
+                    <m:sub>
+                      <m:r>
+                        <m:rPr>
+                          <m:nor/>
+                          <m:sty m:val="p"/>
+                        </m:rPr>
+                        <m:t>ox</m:t>
+                      </m:r>
+                    </m:sub>
+                  </m:sSub>
+                </m:den>
+              </m:f>
+            </m:e>
+          </m:rad>
+        </m:oMath>
+      </m:oMathPara>
+    </w:p>
+    <w:p>
+      <w:pPr>
+        <w:pStyle w:val="FirstParagraph"/>
+      </w:pPr>
+      <w:r>
+        <w:t xml:space="preserve">Because the vascular stroma surrounding avascular tumor nests in poorly perfused tumor centers exhibits low oxygen tension (</w:t>
+      </w:r>
+      <m:oMath>
+        <m:r>
+          <m:t>p</m:t>
+        </m:r>
+        <m:sSub>
+          <m:e>
+            <m:r>
+              <m:t>O</m:t>
+            </m:r>
+          </m:e>
+          <m:sub>
+            <m:r>
+              <m:t>2</m:t>
+            </m:r>
+          </m:sub>
+        </m:sSub>
+        <m:r>
+          <m:rPr>
+            <m:sty m:val="p"/>
+          </m:rPr>
+          <m:t>≈</m:t>
+        </m:r>
+        <m:r>
+          <m:t>12</m:t>
+        </m:r>
+        <m:r>
+          <m:rPr>
+            <m:nor/>
+            <m:sty m:val="p"/>
+          </m:rPr>
+          <m:t>–</m:t>
+        </m:r>
+        <m:r>
+          <m:t>20</m:t>
+        </m:r>
+        <m:r>
+          <m:t> </m:t>
+        </m:r>
+        <m:r>
+          <m:rPr>
+            <m:nor/>
+            <m:sty m:val="p"/>
+          </m:rPr>
+          <m:t>mmHg</m:t>
+        </m:r>
+      </m:oMath>
+      <w:r>
+        <w:t xml:space="preserve">, corresponding to</w:t>
+      </w:r>
+      <w:r>
+        <w:t xml:space="preserve"> </w:t>
+      </w:r>
+      <m:oMath>
+        <m:sSub>
+          <m:e>
+            <m:r>
+              <m:t>C</m:t>
+            </m:r>
+          </m:e>
+          <m:sub>
+            <m:r>
+              <m:rPr>
+                <m:nor/>
+                <m:sty m:val="p"/>
+              </m:rPr>
+              <m:t>stroma</m:t>
+            </m:r>
+          </m:sub>
+        </m:sSub>
+        <m:r>
+          <m:rPr>
+            <m:sty m:val="p"/>
+          </m:rPr>
+          <m:t>≈</m:t>
+        </m:r>
+        <m:r>
+          <m:t>16</m:t>
+        </m:r>
+        <m:r>
+          <m:rPr>
+            <m:nor/>
+            <m:sty m:val="p"/>
+          </m:rPr>
+          <m:t>–</m:t>
+        </m:r>
+        <m:r>
+          <m:t>27</m:t>
+        </m:r>
+        <m:r>
+          <m:t> </m:t>
+        </m:r>
+        <m:r>
+          <m:t>μ</m:t>
+        </m:r>
+        <m:r>
+          <m:rPr>
+            <m:nor/>
+            <m:sty m:val="p"/>
+          </m:rPr>
+          <m:t>M</m:t>
+        </m:r>
+      </m:oMath>
+      <w:r>
+        <w:t xml:space="preserve">) compared to direct capillary supply (</w:t>
+      </w:r>
+      <m:oMath>
+        <m:sSub>
+          <m:e>
+            <m:r>
+              <m:t>C</m:t>
+            </m:r>
+          </m:e>
+          <m:sub>
+            <m:r>
+              <m:rPr>
+                <m:nor/>
+                <m:sty m:val="p"/>
+              </m:rPr>
+              <m:t>vessel</m:t>
+            </m:r>
+          </m:sub>
+        </m:sSub>
+        <m:r>
+          <m:rPr>
+            <m:sty m:val="p"/>
+          </m:rPr>
+          <m:t>≈</m:t>
+        </m:r>
+        <m:r>
+          <m:t>54</m:t>
+        </m:r>
+        <m:r>
+          <m:rPr>
+            <m:nor/>
+            <m:sty m:val="p"/>
+          </m:rPr>
+          <m:t>–</m:t>
+        </m:r>
+        <m:r>
+          <m:t>70</m:t>
+        </m:r>
+        <m:r>
+          <m:t> </m:t>
+        </m:r>
+        <m:r>
+          <m:t>μ</m:t>
+        </m:r>
+        <m:r>
+          <m:rPr>
+            <m:nor/>
+            <m:sty m:val="p"/>
+          </m:rPr>
+          <m:t>M</m:t>
+        </m:r>
+      </m:oMath>
+      <w:r>
+        <w:t xml:space="preserve">), central anoxia in avascular nests emerges at</w:t>
+      </w:r>
+      <w:r>
+        <w:t xml:space="preserve"> </w:t>
+      </w:r>
+      <m:oMath>
+        <m:sSub>
+          <m:e>
+            <m:r>
+              <m:t>R</m:t>
+            </m:r>
+          </m:e>
+          <m:sub>
+            <m:r>
+              <m:rPr>
+                <m:nor/>
+                <m:sty m:val="p"/>
+              </m:rPr>
+              <m:t>crit,ox</m:t>
+            </m:r>
+          </m:sub>
+        </m:sSub>
+        <m:r>
+          <m:rPr>
+            <m:sty m:val="p"/>
+          </m:rPr>
+          <m:t>≈</m:t>
+        </m:r>
+        <m:r>
+          <m:t>150</m:t>
+        </m:r>
+        <m:r>
+          <m:rPr>
+            <m:nor/>
+            <m:sty m:val="p"/>
+          </m:rPr>
+          <m:t>–</m:t>
+        </m:r>
+        <m:r>
+          <m:t>190</m:t>
+        </m:r>
+        <m:r>
+          <m:t> </m:t>
+        </m:r>
+        <m:r>
+          <m:t>μ</m:t>
+        </m:r>
+        <m:r>
+          <m:rPr>
+            <m:nor/>
+            <m:sty m:val="p"/>
+          </m:rPr>
           <m:t>m</m:t>
         </m:r>
       </m:oMath>
       <w:r>
-        <w:t xml:space="preserve"> </w:t>
-      </w:r>
-      <w:r>
-        <w:t xml:space="preserve">inevitably develops central ischemic necrosis.</w:t>
+        <w:t xml:space="preserve">.</w:t>
       </w:r>
     </w:p>
     <w:bookmarkEnd w:id="25"/>
@@ -3889,10 +4842,7 @@
         <w:pStyle w:val="FirstParagraph"/>
       </w:pPr>
       <w:r>
-        <w:t xml:space="preserve">For osimertinib (molecular weight 500 Da), experimental tissue diffusivity is</w:t>
-      </w:r>
-      <w:r>
-        <w:t xml:space="preserve"> </w:t>
+        <w:t xml:space="preserve">Effective tissue diffusivity (</w:t>
       </w:r>
       <m:oMath>
         <m:r>
@@ -3965,13 +4915,7 @@
         </m:r>
       </m:oMath>
       <w:r>
-        <w:t xml:space="preserve"> </w:t>
-      </w:r>
-      <w:r>
-        <w:t xml:space="preserve">and cellular uptake rate constant is</w:t>
-      </w:r>
-      <w:r>
-        <w:t xml:space="preserve"> </w:t>
+        <w:t xml:space="preserve">) and volumetric cellular uptake constant (</w:t>
       </w:r>
       <m:oMath>
         <m:r>
@@ -4037,10 +4981,7 @@
         </m:sSup>
       </m:oMath>
       <w:r>
-        <w:t xml:space="preserve"> </w:t>
-      </w:r>
-      <w:r>
-        <w:t xml:space="preserve">(Cross et al. [5]), yielding:</w:t>
+        <w:t xml:space="preserve">) are parameterized from classical extravascular measurements of small-molecule transport in neoplastic tissue (Swabb et al. [13]; Nugent &amp; Jain [14]). This yields a characteristic penetration length of:</w:t>
       </w:r>
     </w:p>
     <w:p>
@@ -4181,7 +5122,38 @@
         <w:pStyle w:val="FirstParagraph"/>
       </w:pPr>
       <w:r>
-        <w:t xml:space="preserve">With</w:t>
+        <w:t xml:space="preserve">In clinical pharmacokinetics, steady-state total plasma concentrations of osimertinib (80 mg once daily) reach</w:t>
+      </w:r>
+      <w:r>
+        <w:t xml:space="preserve"> </w:t>
+      </w:r>
+      <m:oMath>
+        <m:r>
+          <m:t>500</m:t>
+        </m:r>
+        <m:r>
+          <m:rPr>
+            <m:nor/>
+            <m:sty m:val="p"/>
+          </m:rPr>
+          <m:t>–</m:t>
+        </m:r>
+        <m:r>
+          <m:t>600</m:t>
+        </m:r>
+        <m:r>
+          <m:t> </m:t>
+        </m:r>
+        <m:r>
+          <m:rPr>
+            <m:nor/>
+            <m:sty m:val="p"/>
+          </m:rPr>
+          <m:t>nM</m:t>
+        </m:r>
+      </m:oMath>
+      <w:r>
+        <w:t xml:space="preserve">. Because osimertinib is ~95% plasma protein bound, the therapeutic steady-state unbound (free) interstitial concentration is</w:t>
       </w:r>
       <w:r>
         <w:t xml:space="preserve"> </w:t>
@@ -4190,7 +5162,7 @@
         <m:sSub>
           <m:e>
             <m:r>
-              <m:t>r</m:t>
+              <m:t>C</m:t>
             </m:r>
           </m:e>
           <m:sub>
@@ -4203,6 +5175,207 @@
           <m:rPr>
             <m:sty m:val="p"/>
           </m:rPr>
+          <m:t>≈</m:t>
+        </m:r>
+        <m:r>
+          <m:t>40</m:t>
+        </m:r>
+        <m:r>
+          <m:t> </m:t>
+        </m:r>
+        <m:r>
+          <m:rPr>
+            <m:nor/>
+            <m:sty m:val="p"/>
+          </m:rPr>
+          <m:t>nM</m:t>
+        </m:r>
+      </m:oMath>
+      <w:r>
+        <w:t xml:space="preserve">. Given in vitro</w:t>
+      </w:r>
+      <w:r>
+        <w:t xml:space="preserve"> </w:t>
+      </w:r>
+      <m:oMath>
+        <m:sSub>
+          <m:e>
+            <m:r>
+              <m:rPr>
+                <m:nor/>
+                <m:sty m:val="p"/>
+              </m:rPr>
+              <m:t>IC</m:t>
+            </m:r>
+          </m:e>
+          <m:sub>
+            <m:r>
+              <m:t>50</m:t>
+            </m:r>
+          </m:sub>
+        </m:sSub>
+        <m:r>
+          <m:rPr>
+            <m:sty m:val="p"/>
+          </m:rPr>
+          <m:t>≈</m:t>
+        </m:r>
+        <m:r>
+          <m:t>14</m:t>
+        </m:r>
+        <m:r>
+          <m:t> </m:t>
+        </m:r>
+        <m:r>
+          <m:rPr>
+            <m:nor/>
+            <m:sty m:val="p"/>
+          </m:rPr>
+          <m:t>nM</m:t>
+        </m:r>
+      </m:oMath>
+      <w:r>
+        <w:t xml:space="preserve"> </w:t>
+      </w:r>
+      <w:r>
+        <w:t xml:space="preserve">for EGFR phosphorylation inhibition in mutant NSCLC cells (Cross et al. [5]), the baseline inhibitory threshold ratio is:</w:t>
+      </w:r>
+    </w:p>
+    <w:p>
+      <w:pPr>
+        <w:pStyle w:val="BodyText"/>
+      </w:pPr>
+      <m:oMathPara>
+        <m:oMathParaPr>
+          <m:jc m:val="center"/>
+        </m:oMathParaPr>
+        <m:oMath>
+          <m:r>
+            <m:t>θ</m:t>
+          </m:r>
+          <m:r>
+            <m:rPr>
+              <m:sty m:val="p"/>
+            </m:rPr>
+            <m:t>=</m:t>
+          </m:r>
+          <m:f>
+            <m:fPr>
+              <m:type m:val="bar"/>
+            </m:fPr>
+            <m:num>
+              <m:sSub>
+                <m:e>
+                  <m:r>
+                    <m:rPr>
+                      <m:nor/>
+                      <m:sty m:val="p"/>
+                    </m:rPr>
+                    <m:t>IC</m:t>
+                  </m:r>
+                </m:e>
+                <m:sub>
+                  <m:r>
+                    <m:t>50</m:t>
+                  </m:r>
+                </m:sub>
+              </m:sSub>
+            </m:num>
+            <m:den>
+              <m:sSub>
+                <m:e>
+                  <m:r>
+                    <m:t>C</m:t>
+                  </m:r>
+                </m:e>
+                <m:sub>
+                  <m:r>
+                    <m:t>0</m:t>
+                  </m:r>
+                </m:sub>
+              </m:sSub>
+            </m:den>
+          </m:f>
+          <m:r>
+            <m:rPr>
+              <m:sty m:val="p"/>
+            </m:rPr>
+            <m:t>=</m:t>
+          </m:r>
+          <m:f>
+            <m:fPr>
+              <m:type m:val="bar"/>
+            </m:fPr>
+            <m:num>
+              <m:r>
+                <m:t>14</m:t>
+              </m:r>
+              <m:r>
+                <m:t> </m:t>
+              </m:r>
+              <m:r>
+                <m:rPr>
+                  <m:nor/>
+                  <m:sty m:val="p"/>
+                </m:rPr>
+                <m:t>nM</m:t>
+              </m:r>
+            </m:num>
+            <m:den>
+              <m:r>
+                <m:t>40</m:t>
+              </m:r>
+              <m:r>
+                <m:t> </m:t>
+              </m:r>
+              <m:r>
+                <m:rPr>
+                  <m:nor/>
+                  <m:sty m:val="p"/>
+                </m:rPr>
+                <m:t>nM</m:t>
+              </m:r>
+            </m:den>
+          </m:f>
+          <m:r>
+            <m:rPr>
+              <m:sty m:val="p"/>
+            </m:rPr>
+            <m:t>=</m:t>
+          </m:r>
+          <m:r>
+            <m:t>0.350</m:t>
+          </m:r>
+        </m:oMath>
+      </m:oMathPara>
+    </w:p>
+    <w:p>
+      <w:pPr>
+        <w:pStyle w:val="FirstParagraph"/>
+      </w:pPr>
+      <w:r>
+        <w:t xml:space="preserve">With</w:t>
+      </w:r>
+      <w:r>
+        <w:t xml:space="preserve"> </w:t>
+      </w:r>
+      <m:oMath>
+        <m:sSub>
+          <m:e>
+            <m:r>
+              <m:t>r</m:t>
+            </m:r>
+          </m:e>
+          <m:sub>
+            <m:r>
+              <m:t>0</m:t>
+            </m:r>
+          </m:sub>
+        </m:sSub>
+        <m:r>
+          <m:rPr>
+            <m:sty m:val="p"/>
+          </m:rPr>
           <m:t>=</m:t>
         </m:r>
         <m:r>
@@ -4242,11 +5415,11 @@
           <m:t>=</m:t>
         </m:r>
         <m:r>
-          <m:t>0.35</m:t>
-        </m:r>
-      </m:oMath>
-      <w:r>
-        <w:t xml:space="preserve">, numerical root finding yields:</w:t>
+          <m:t>0.350</m:t>
+        </m:r>
+      </m:oMath>
+      <w:r>
+        <w:t xml:space="preserve">, modified Bessel root finding yields:</w:t>
       </w:r>
     </w:p>
     <w:p>
@@ -4616,14 +5789,14 @@
         <w:pStyle w:val="FirstParagraph"/>
       </w:pPr>
       <w:r>
-        <w:t xml:space="preserve">Within the sanctuary shell, concentration drops from</w:t>
-      </w:r>
-      <w:r>
-        <w:t xml:space="preserve"> </w:t>
-      </w:r>
-      <m:oMath>
-        <m:r>
-          <m:t>0.35</m:t>
+        <w:t xml:space="preserve">Within the sanctuary shell, concentration decays from</w:t>
+      </w:r>
+      <w:r>
+        <w:t xml:space="preserve"> </w:t>
+      </w:r>
+      <m:oMath>
+        <m:r>
+          <m:t>0.350</m:t>
         </m:r>
         <m:r>
           <m:t> </m:t>
@@ -4701,7 +5874,7 @@
       </w:r>
       <m:oMath>
         <m:r>
-          <m:t>0.314</m:t>
+          <m:t>0.310</m:t>
         </m:r>
         <m:r>
           <m:t> </m:t>
@@ -4772,10 +5945,7 @@
         <w:t xml:space="preserve"> </w:t>
       </w:r>
       <w:r>
-        <w:t xml:space="preserve">(since</w:t>
-      </w:r>
-      <w:r>
-        <w:t xml:space="preserve"> </w:t>
+        <w:t xml:space="preserve">(</w:t>
       </w:r>
       <m:oMath>
         <m:sSub>
@@ -4859,36 +6029,28 @@
           <m:t>=</m:t>
         </m:r>
         <m:r>
-          <m:t>0.3138</m:t>
-        </m:r>
-      </m:oMath>
-      <w:r>
-        <w:t xml:space="preserve">). Assuming therapeutic steady-state unbound plasma concentration</w:t>
-      </w:r>
-      <w:r>
-        <w:t xml:space="preserve"> </w:t>
-      </w:r>
-      <m:oMath>
-        <m:sSub>
-          <m:e>
-            <m:r>
-              <m:t>C</m:t>
-            </m:r>
-          </m:e>
-          <m:sub>
-            <m:r>
-              <m:t>0</m:t>
-            </m:r>
-          </m:sub>
-        </m:sSub>
-        <m:r>
-          <m:rPr>
-            <m:sty m:val="p"/>
-          </m:rPr>
-          <m:t>≈</m:t>
-        </m:r>
-        <m:r>
-          <m:t>45</m:t>
+          <m:t>0.30955</m:t>
+        </m:r>
+      </m:oMath>
+      <w:r>
+        <w:t xml:space="preserve">). The unbound drug concentration throughout the shell remains at</w:t>
+      </w:r>
+      <w:r>
+        <w:t xml:space="preserve"> </w:t>
+      </w:r>
+      <m:oMath>
+        <m:r>
+          <m:t>12.4</m:t>
+        </m:r>
+        <m:r>
+          <m:rPr>
+            <m:nor/>
+            <m:sty m:val="p"/>
+          </m:rPr>
+          <m:t>–</m:t>
+        </m:r>
+        <m:r>
+          <m:t>14.0</m:t>
         </m:r>
         <m:r>
           <m:t> </m:t>
@@ -4902,104 +6064,7 @@
         </m:r>
       </m:oMath>
       <w:r>
-        <w:t xml:space="preserve"> </w:t>
-      </w:r>
-      <w:r>
-        <w:t xml:space="preserve">and</w:t>
-      </w:r>
-      <w:r>
-        <w:t xml:space="preserve"> </w:t>
-      </w:r>
-      <m:oMath>
-        <m:sSub>
-          <m:e>
-            <m:r>
-              <m:rPr>
-                <m:nor/>
-                <m:sty m:val="p"/>
-              </m:rPr>
-              <m:t>IC</m:t>
-            </m:r>
-          </m:e>
-          <m:sub>
-            <m:r>
-              <m:t>50</m:t>
-            </m:r>
-          </m:sub>
-        </m:sSub>
-        <m:r>
-          <m:rPr>
-            <m:sty m:val="p"/>
-          </m:rPr>
-          <m:t>≈</m:t>
-        </m:r>
-        <m:r>
-          <m:t>15</m:t>
-        </m:r>
-        <m:r>
-          <m:t> </m:t>
-        </m:r>
-        <m:r>
-          <m:rPr>
-            <m:nor/>
-            <m:sty m:val="p"/>
-          </m:rPr>
-          <m:t>nM</m:t>
-        </m:r>
-      </m:oMath>
-      <w:r>
-        <w:t xml:space="preserve"> </w:t>
-      </w:r>
-      <w:r>
-        <w:t xml:space="preserve">(</w:t>
-      </w:r>
-      <m:oMath>
-        <m:r>
-          <m:t>θ</m:t>
-        </m:r>
-        <m:r>
-          <m:rPr>
-            <m:sty m:val="p"/>
-          </m:rPr>
-          <m:t>=</m:t>
-        </m:r>
-        <m:r>
-          <m:t>0.35</m:t>
-        </m:r>
-      </m:oMath>
-      <w:r>
-        <w:t xml:space="preserve">), the drug level throughout the shell remains at</w:t>
-      </w:r>
-      <w:r>
-        <w:t xml:space="preserve"> </w:t>
-      </w:r>
-      <m:oMath>
-        <m:r>
-          <m:t>14</m:t>
-        </m:r>
-        <m:r>
-          <m:rPr>
-            <m:nor/>
-            <m:sty m:val="p"/>
-          </m:rPr>
-          <m:t>–</m:t>
-        </m:r>
-        <m:r>
-          <m:t>15</m:t>
-        </m:r>
-        <m:r>
-          <m:t> </m:t>
-        </m:r>
-        <m:r>
-          <m:rPr>
-            <m:nor/>
-            <m:sty m:val="p"/>
-          </m:rPr>
-          <m:t>nM</m:t>
-        </m:r>
-      </m:oMath>
-      <w:r>
-        <w:t xml:space="preserve">. Under a standard Hill pharmacodynamic model:</w:t>
+        <w:t xml:space="preserve">. Under an assumed standard Hill pharmacodynamic model:</w:t>
       </w:r>
     </w:p>
     <w:p>
@@ -5033,22 +6098,6 @@
             </m:rPr>
             <m:t>=</m:t>
           </m:r>
-          <m:sSub>
-            <m:e>
-              <m:r>
-                <m:t>E</m:t>
-              </m:r>
-            </m:e>
-            <m:sub>
-              <m:r>
-                <m:rPr>
-                  <m:nor/>
-                  <m:sty m:val="p"/>
-                </m:rPr>
-                <m:t>max</m:t>
-              </m:r>
-            </m:sub>
-          </m:sSub>
           <m:f>
             <m:fPr>
               <m:type m:val="bar"/>
@@ -5117,7 +6166,7 @@
         <w:pStyle w:val="FirstParagraph"/>
       </w:pPr>
       <w:r>
-        <w:t xml:space="preserve">with Hill coefficient</w:t>
+        <w:t xml:space="preserve">with assumed Hill slope</w:t>
       </w:r>
       <w:r>
         <w:t xml:space="preserve"> </w:t>
@@ -5170,7 +6219,7 @@
         </m:r>
       </m:oMath>
       <w:r>
-        <w:t xml:space="preserve">. The net cellular growth rate is:</w:t>
+        <w:t xml:space="preserve">. The net cellular growth rate is governed by:</w:t>
       </w:r>
     </w:p>
     <w:p>
@@ -5198,19 +6247,6 @@
               </m:r>
             </m:sub>
           </m:sSub>
-          <m:d>
-            <m:dPr>
-              <m:begChr m:val="("/>
-              <m:endChr m:val=")"/>
-              <m:sepChr m:val=""/>
-              <m:grow/>
-            </m:dPr>
-            <m:e>
-              <m:r>
-                <m:t>C</m:t>
-              </m:r>
-            </m:e>
-          </m:d>
           <m:r>
             <m:rPr>
               <m:sty m:val="p"/>
@@ -5290,7 +6326,7 @@
         <w:pStyle w:val="FirstParagraph"/>
       </w:pPr>
       <w:r>
-        <w:t xml:space="preserve">Where baseline apoptosis/clearance</w:t>
+        <w:t xml:space="preserve">where</w:t>
       </w:r>
       <w:r>
         <w:t xml:space="preserve"> </w:t>
@@ -5299,7 +6335,7 @@
         <m:sSub>
           <m:e>
             <m:r>
-              <m:t>d</m:t>
+              <m:t>g</m:t>
             </m:r>
           </m:e>
           <m:sub>
@@ -5313,43 +6349,7 @@
         <w:t xml:space="preserve"> </w:t>
       </w:r>
       <w:r>
-        <w:t xml:space="preserve">accounts for</w:t>
-      </w:r>
-      <w:r>
-        <w:t xml:space="preserve"> </w:t>
-      </w:r>
-      <m:oMath>
-        <m:r>
-          <m:t>40</m:t>
-        </m:r>
-        <m:r>
-          <m:rPr>
-            <m:sty m:val="p"/>
-          </m:rPr>
-          <m:t>%</m:t>
-        </m:r>
-        <m:r>
-          <m:rPr>
-            <m:nor/>
-            <m:sty m:val="p"/>
-          </m:rPr>
-          <m:t>–</m:t>
-        </m:r>
-        <m:r>
-          <m:t>50</m:t>
-        </m:r>
-        <m:r>
-          <m:rPr>
-            <m:sty m:val="p"/>
-          </m:rPr>
-          <m:t>%</m:t>
-        </m:r>
-      </m:oMath>
-      <w:r>
-        <w:t xml:space="preserve"> </w:t>
-      </w:r>
-      <w:r>
-        <w:t xml:space="preserve">of maximum uninhibited proliferation</w:t>
+        <w:t xml:space="preserve">is uninhibited proliferation and</w:t>
       </w:r>
       <w:r>
         <w:t xml:space="preserve"> </w:t>
@@ -5358,7 +6358,7 @@
         <m:sSub>
           <m:e>
             <m:r>
-              <m:t>g</m:t>
+              <m:t>d</m:t>
             </m:r>
           </m:e>
           <m:sub>
@@ -5369,7 +6369,101 @@
         </m:sSub>
       </m:oMath>
       <w:r>
-        <w:t xml:space="preserve">, net growth</w:t>
+        <w:t xml:space="preserve"> </w:t>
+      </w:r>
+      <w:r>
+        <w:t xml:space="preserve">is baseline apoptosis and immune clearance. Net growth depends directly on the ratio</w:t>
+      </w:r>
+      <w:r>
+        <w:t xml:space="preserve"> </w:t>
+      </w:r>
+      <m:oMath>
+        <m:sSub>
+          <m:e>
+            <m:r>
+              <m:t>d</m:t>
+            </m:r>
+          </m:e>
+          <m:sub>
+            <m:r>
+              <m:t>0</m:t>
+            </m:r>
+          </m:sub>
+        </m:sSub>
+        <m:r>
+          <m:rPr>
+            <m:sty m:val="p"/>
+          </m:rPr>
+          <m:t>/</m:t>
+        </m:r>
+        <m:sSub>
+          <m:e>
+            <m:r>
+              <m:t>g</m:t>
+            </m:r>
+          </m:e>
+          <m:sub>
+            <m:r>
+              <m:t>0</m:t>
+            </m:r>
+          </m:sub>
+        </m:sSub>
+      </m:oMath>
+      <w:r>
+        <w:t xml:space="preserve">:</w:t>
+      </w:r>
+      <w:r>
+        <w:t xml:space="preserve"> </w:t>
+      </w:r>
+      <w:r>
+        <w:t xml:space="preserve">- If</w:t>
+      </w:r>
+      <w:r>
+        <w:t xml:space="preserve"> </w:t>
+      </w:r>
+      <m:oMath>
+        <m:sSub>
+          <m:e>
+            <m:r>
+              <m:t>d</m:t>
+            </m:r>
+          </m:e>
+          <m:sub>
+            <m:r>
+              <m:t>0</m:t>
+            </m:r>
+          </m:sub>
+        </m:sSub>
+        <m:r>
+          <m:rPr>
+            <m:sty m:val="p"/>
+          </m:rPr>
+          <m:t>/</m:t>
+        </m:r>
+        <m:sSub>
+          <m:e>
+            <m:r>
+              <m:t>g</m:t>
+            </m:r>
+          </m:e>
+          <m:sub>
+            <m:r>
+              <m:t>0</m:t>
+            </m:r>
+          </m:sub>
+        </m:sSub>
+        <m:r>
+          <m:rPr>
+            <m:sty m:val="p"/>
+          </m:rPr>
+          <m:t>≈</m:t>
+        </m:r>
+        <m:r>
+          <m:t>0.50</m:t>
+        </m:r>
+      </m:oMath>
+      <w:r>
+        <w:t xml:space="preserve">,</w:t>
       </w:r>
       <w:r>
         <w:t xml:space="preserve"> </w:t>
@@ -5391,12 +6485,211 @@
             </m:r>
           </m:sub>
         </m:sSub>
-      </m:oMath>
-      <w:r>
-        <w:t xml:space="preserve"> </w:t>
-      </w:r>
-      <w:r>
-        <w:t xml:space="preserve">is driven close to zero. This cytostatic suppression explains why sanctuary cells do not expand into overt macroscopic tumors during the 36-month period of continuous daily drug administration.</w:t>
+        <m:r>
+          <m:rPr>
+            <m:sty m:val="p"/>
+          </m:rPr>
+          <m:t>≈</m:t>
+        </m:r>
+        <m:r>
+          <m:t>0</m:t>
+        </m:r>
+      </m:oMath>
+      <w:r>
+        <w:t xml:space="preserve">, maintaining prolonged cytostasis and near-zero net expansion during 36 months of active therapy.</w:t>
+      </w:r>
+      <w:r>
+        <w:t xml:space="preserve"> </w:t>
+      </w:r>
+      <w:r>
+        <w:t xml:space="preserve">- If</w:t>
+      </w:r>
+      <w:r>
+        <w:t xml:space="preserve"> </w:t>
+      </w:r>
+      <m:oMath>
+        <m:sSub>
+          <m:e>
+            <m:r>
+              <m:t>d</m:t>
+            </m:r>
+          </m:e>
+          <m:sub>
+            <m:r>
+              <m:t>0</m:t>
+            </m:r>
+          </m:sub>
+        </m:sSub>
+        <m:r>
+          <m:rPr>
+            <m:sty m:val="p"/>
+          </m:rPr>
+          <m:t>/</m:t>
+        </m:r>
+        <m:sSub>
+          <m:e>
+            <m:r>
+              <m:t>g</m:t>
+            </m:r>
+          </m:e>
+          <m:sub>
+            <m:r>
+              <m:t>0</m:t>
+            </m:r>
+          </m:sub>
+        </m:sSub>
+        <m:r>
+          <m:rPr>
+            <m:sty m:val="p"/>
+          </m:rPr>
+          <m:t>≈</m:t>
+        </m:r>
+        <m:r>
+          <m:t>0.40</m:t>
+        </m:r>
+      </m:oMath>
+      <w:r>
+        <w:t xml:space="preserve">,</w:t>
+      </w:r>
+      <w:r>
+        <w:t xml:space="preserve"> </w:t>
+      </w:r>
+      <m:oMath>
+        <m:sSub>
+          <m:e>
+            <m:r>
+              <m:t>g</m:t>
+            </m:r>
+          </m:e>
+          <m:sub>
+            <m:r>
+              <m:rPr>
+                <m:nor/>
+                <m:sty m:val="p"/>
+              </m:rPr>
+              <m:t>net</m:t>
+            </m:r>
+          </m:sub>
+        </m:sSub>
+        <m:r>
+          <m:rPr>
+            <m:sty m:val="p"/>
+          </m:rPr>
+          <m:t>≈</m:t>
+        </m:r>
+        <m:r>
+          <m:rPr>
+            <m:sty m:val="p"/>
+          </m:rPr>
+          <m:t>+</m:t>
+        </m:r>
+        <m:r>
+          <m:t>0.10</m:t>
+        </m:r>
+        <m:r>
+          <m:t> </m:t>
+        </m:r>
+        <m:sSub>
+          <m:e>
+            <m:r>
+              <m:t>g</m:t>
+            </m:r>
+          </m:e>
+          <m:sub>
+            <m:r>
+              <m:t>0</m:t>
+            </m:r>
+          </m:sub>
+        </m:sSub>
+      </m:oMath>
+      <w:r>
+        <w:t xml:space="preserve">, permitting slow indolent expansion.</w:t>
+      </w:r>
+      <w:r>
+        <w:t xml:space="preserve"> </w:t>
+      </w:r>
+      <w:r>
+        <w:t xml:space="preserve">- If</w:t>
+      </w:r>
+      <w:r>
+        <w:t xml:space="preserve"> </w:t>
+      </w:r>
+      <m:oMath>
+        <m:sSub>
+          <m:e>
+            <m:r>
+              <m:t>d</m:t>
+            </m:r>
+          </m:e>
+          <m:sub>
+            <m:r>
+              <m:t>0</m:t>
+            </m:r>
+          </m:sub>
+        </m:sSub>
+        <m:r>
+          <m:rPr>
+            <m:sty m:val="p"/>
+          </m:rPr>
+          <m:t>/</m:t>
+        </m:r>
+        <m:sSub>
+          <m:e>
+            <m:r>
+              <m:t>g</m:t>
+            </m:r>
+          </m:e>
+          <m:sub>
+            <m:r>
+              <m:t>0</m:t>
+            </m:r>
+          </m:sub>
+        </m:sSub>
+        <m:r>
+          <m:rPr>
+            <m:sty m:val="p"/>
+          </m:rPr>
+          <m:t>≥</m:t>
+        </m:r>
+        <m:r>
+          <m:t>0.55</m:t>
+        </m:r>
+      </m:oMath>
+      <w:r>
+        <w:t xml:space="preserve">,</w:t>
+      </w:r>
+      <w:r>
+        <w:t xml:space="preserve"> </w:t>
+      </w:r>
+      <m:oMath>
+        <m:sSub>
+          <m:e>
+            <m:r>
+              <m:t>g</m:t>
+            </m:r>
+          </m:e>
+          <m:sub>
+            <m:r>
+              <m:rPr>
+                <m:nor/>
+                <m:sty m:val="p"/>
+              </m:rPr>
+              <m:t>net</m:t>
+            </m:r>
+          </m:sub>
+        </m:sSub>
+        <m:r>
+          <m:rPr>
+            <m:sty m:val="p"/>
+          </m:rPr>
+          <m:t>&lt;</m:t>
+        </m:r>
+        <m:r>
+          <m:t>0</m:t>
+        </m:r>
+      </m:oMath>
+      <w:r>
+        <w:t xml:space="preserve">, leading to gradual clonal eradication.</w:t>
       </w:r>
     </w:p>
     <w:bookmarkEnd w:id="27"/>
@@ -6123,7 +7416,7 @@
         <w:t xml:space="preserve">2.3 Sensitivity Analysis &amp; Parameter Bounds</w:t>
       </w:r>
     </w:p>
-    <w:bookmarkStart w:id="30" w:name="X16fef474a1adfa99cd199cb69ee0dfab649980b"/>
+    <w:bookmarkStart w:id="30" w:name="Xccf4dfef0c09f87579cb7e9acfc023f69c7bad5"/>
     <w:p>
       <w:pPr>
         <w:pStyle w:val="Heading4"/>
@@ -6145,7 +7438,7 @@
           <m:t>=</m:t>
         </m:r>
         <m:r>
-          <m:t>0.35</m:t>
+          <m:t>0.350</m:t>
         </m:r>
         <m:r>
           <m:rPr>
@@ -6173,50 +7466,6 @@
         </m:r>
         <m:r>
           <m:t>10</m:t>
-        </m:r>
-        <m:r>
-          <m:t> </m:t>
-        </m:r>
-        <m:r>
-          <m:t>μ</m:t>
-        </m:r>
-        <m:r>
-          <m:rPr>
-            <m:nor/>
-            <m:sty m:val="p"/>
-          </m:rPr>
-          <m:t>m</m:t>
-        </m:r>
-        <m:r>
-          <m:rPr>
-            <m:sty m:val="p"/>
-          </m:rPr>
-          <m:t>,</m:t>
-        </m:r>
-        <m:sSub>
-          <m:e>
-            <m:r>
-              <m:t>r</m:t>
-            </m:r>
-          </m:e>
-          <m:sub>
-            <m:r>
-              <m:rPr>
-                <m:nor/>
-                <m:sty m:val="p"/>
-              </m:rPr>
-              <m:t>ox</m:t>
-            </m:r>
-          </m:sub>
-        </m:sSub>
-        <m:r>
-          <m:rPr>
-            <m:sty m:val="p"/>
-          </m:rPr>
-          <m:t>=</m:t>
-        </m:r>
-        <m:r>
-          <m:t>200</m:t>
         </m:r>
         <m:r>
           <m:t> </m:t>
@@ -7272,7 +8521,99 @@
         <w:t xml:space="preserve"> </w:t>
       </w:r>
       <w:r>
-        <w:t xml:space="preserve">parameter variations, but disappears when</w:t>
+        <w:t xml:space="preserve">parameter variations at</w:t>
+      </w:r>
+      <w:r>
+        <w:t xml:space="preserve"> </w:t>
+      </w:r>
+      <m:oMath>
+        <m:sSub>
+          <m:e>
+            <m:r>
+              <m:t>r</m:t>
+            </m:r>
+          </m:e>
+          <m:sub>
+            <m:r>
+              <m:rPr>
+                <m:nor/>
+                <m:sty m:val="p"/>
+              </m:rPr>
+              <m:t>ox</m:t>
+            </m:r>
+          </m:sub>
+        </m:sSub>
+        <m:r>
+          <m:rPr>
+            <m:sty m:val="p"/>
+          </m:rPr>
+          <m:t>=</m:t>
+        </m:r>
+        <m:r>
+          <m:t>200</m:t>
+        </m:r>
+        <m:r>
+          <m:t> </m:t>
+        </m:r>
+        <m:r>
+          <m:t>μ</m:t>
+        </m:r>
+        <m:r>
+          <m:rPr>
+            <m:nor/>
+            <m:sty m:val="p"/>
+          </m:rPr>
+          <m:t>m</m:t>
+        </m:r>
+      </m:oMath>
+      <w:r>
+        <w:t xml:space="preserve">, but at the more restrictive oxygenation boundary</w:t>
+      </w:r>
+      <w:r>
+        <w:t xml:space="preserve"> </w:t>
+      </w:r>
+      <m:oMath>
+        <m:sSub>
+          <m:e>
+            <m:r>
+              <m:t>r</m:t>
+            </m:r>
+          </m:e>
+          <m:sub>
+            <m:r>
+              <m:rPr>
+                <m:nor/>
+                <m:sty m:val="p"/>
+              </m:rPr>
+              <m:t>ox</m:t>
+            </m:r>
+          </m:sub>
+        </m:sSub>
+        <m:r>
+          <m:rPr>
+            <m:sty m:val="p"/>
+          </m:rPr>
+          <m:t>=</m:t>
+        </m:r>
+        <m:r>
+          <m:t>180</m:t>
+        </m:r>
+        <m:r>
+          <m:t> </m:t>
+        </m:r>
+        <m:r>
+          <m:t>μ</m:t>
+        </m:r>
+        <m:r>
+          <m:rPr>
+            <m:nor/>
+            <m:sty m:val="p"/>
+          </m:rPr>
+          <m:t>m</m:t>
+        </m:r>
+      </m:oMath>
+      <w:r>
+        <w:t xml:space="preserve">, the shell collapses under</w:t>
       </w:r>
       <w:r>
         <w:t xml:space="preserve"> </w:t>
@@ -7281,26 +8622,27 @@
         <m:r>
           <m:t>D</m:t>
         </m:r>
-      </m:oMath>
-      <w:r>
-        <w:t xml:space="preserve"> </w:t>
-      </w:r>
-      <w:r>
-        <w:t xml:space="preserve">is increased and</w:t>
-      </w:r>
-      <w:r>
-        <w:t xml:space="preserve"> </w:t>
-      </w:r>
-      <m:oMath>
-        <m:r>
-          <m:t>k</m:t>
-        </m:r>
-      </m:oMath>
-      <w:r>
-        <w:t xml:space="preserve"> </w:t>
-      </w:r>
-      <w:r>
-        <w:t xml:space="preserve">is decreased simultaneously (</w:t>
+        <m:r>
+          <m:rPr>
+            <m:sty m:val="p"/>
+          </m:rPr>
+          <m:t>+</m:t>
+        </m:r>
+        <m:r>
+          <m:t>30</m:t>
+        </m:r>
+        <m:r>
+          <m:rPr>
+            <m:sty m:val="p"/>
+          </m:rPr>
+          <m:t>%</m:t>
+        </m:r>
+      </m:oMath>
+      <w:r>
+        <w:t xml:space="preserve"> </w:t>
+      </w:r>
+      <w:r>
+        <w:t xml:space="preserve">(</w:t>
       </w:r>
       <m:oMath>
         <m:sSub>
@@ -7326,7 +8668,7 @@
           <m:t>=</m:t>
         </m:r>
         <m:r>
-          <m:t>201.4</m:t>
+          <m:t>180.1</m:t>
         </m:r>
         <m:r>
           <m:t> </m:t>
@@ -7341,12 +8683,256 @@
           </m:rPr>
           <m:t>m</m:t>
         </m:r>
-        <m:r>
-          <m:rPr>
-            <m:sty m:val="p"/>
-          </m:rPr>
-          <m:t>&gt;</m:t>
-        </m:r>
+      </m:oMath>
+      <w:r>
+        <w:t xml:space="preserve">) or</w:t>
+      </w:r>
+      <w:r>
+        <w:t xml:space="preserve"> </w:t>
+      </w:r>
+      <m:oMath>
+        <m:r>
+          <m:t>k</m:t>
+        </m:r>
+        <m:r>
+          <m:rPr>
+            <m:sty m:val="p"/>
+          </m:rPr>
+          <m:t>−</m:t>
+        </m:r>
+        <m:r>
+          <m:t>30</m:t>
+        </m:r>
+        <m:r>
+          <m:rPr>
+            <m:sty m:val="p"/>
+          </m:rPr>
+          <m:t>%</m:t>
+        </m:r>
+      </m:oMath>
+      <w:r>
+        <w:t xml:space="preserve"> </w:t>
+      </w:r>
+      <w:r>
+        <w:t xml:space="preserve">(</w:t>
+      </w:r>
+      <m:oMath>
+        <m:sSub>
+          <m:e>
+            <m:r>
+              <m:t>r</m:t>
+            </m:r>
+          </m:e>
+          <m:sub>
+            <m:r>
+              <m:rPr>
+                <m:nor/>
+                <m:sty m:val="p"/>
+              </m:rPr>
+              <m:t>crit</m:t>
+            </m:r>
+          </m:sub>
+        </m:sSub>
+        <m:r>
+          <m:rPr>
+            <m:sty m:val="p"/>
+          </m:rPr>
+          <m:t>=</m:t>
+        </m:r>
+        <m:r>
+          <m:t>185.5</m:t>
+        </m:r>
+        <m:r>
+          <m:t> </m:t>
+        </m:r>
+        <m:r>
+          <m:t>μ</m:t>
+        </m:r>
+        <m:r>
+          <m:rPr>
+            <m:nor/>
+            <m:sty m:val="p"/>
+          </m:rPr>
+          <m:t>m</m:t>
+        </m:r>
+      </m:oMath>
+      <w:r>
+        <w:t xml:space="preserve">) alone.</w:t>
+      </w:r>
+    </w:p>
+    <w:p>
+      <w:pPr>
+        <w:pStyle w:val="BodyText"/>
+      </w:pPr>
+      <w:r>
+        <w:t xml:space="preserve">Sensitivity to the threshold ratio</w:t>
+      </w:r>
+      <w:r>
+        <w:t xml:space="preserve"> </w:t>
+      </w:r>
+      <m:oMath>
+        <m:r>
+          <m:t>θ</m:t>
+        </m:r>
+      </m:oMath>
+      <w:r>
+        <w:t xml:space="preserve">:</w:t>
+      </w:r>
+      <w:r>
+        <w:t xml:space="preserve"> </w:t>
+      </w:r>
+      <w:r>
+        <w:t xml:space="preserve">- If</w:t>
+      </w:r>
+      <w:r>
+        <w:t xml:space="preserve"> </w:t>
+      </w:r>
+      <m:oMath>
+        <m:r>
+          <m:t>θ</m:t>
+        </m:r>
+        <m:r>
+          <m:rPr>
+            <m:sty m:val="p"/>
+          </m:rPr>
+          <m:t>=</m:t>
+        </m:r>
+        <m:r>
+          <m:t>0.333</m:t>
+        </m:r>
+      </m:oMath>
+      <w:r>
+        <w:t xml:space="preserve"> </w:t>
+      </w:r>
+      <w:r>
+        <w:t xml:space="preserve">(</w:t>
+      </w:r>
+      <m:oMath>
+        <m:r>
+          <m:t>15</m:t>
+        </m:r>
+        <m:r>
+          <m:t> </m:t>
+        </m:r>
+        <m:r>
+          <m:rPr>
+            <m:nor/>
+            <m:sty m:val="p"/>
+          </m:rPr>
+          <m:t>nM</m:t>
+        </m:r>
+        <m:r>
+          <m:rPr>
+            <m:sty m:val="p"/>
+          </m:rPr>
+          <m:t>/</m:t>
+        </m:r>
+        <m:r>
+          <m:t>45</m:t>
+        </m:r>
+        <m:r>
+          <m:t> </m:t>
+        </m:r>
+        <m:r>
+          <m:rPr>
+            <m:nor/>
+            <m:sty m:val="p"/>
+          </m:rPr>
+          <m:t>nM</m:t>
+        </m:r>
+      </m:oMath>
+      <w:r>
+        <w:t xml:space="preserve">),</w:t>
+      </w:r>
+      <w:r>
+        <w:t xml:space="preserve"> </w:t>
+      </w:r>
+      <m:oMath>
+        <m:sSub>
+          <m:e>
+            <m:r>
+              <m:t>r</m:t>
+            </m:r>
+          </m:e>
+          <m:sub>
+            <m:r>
+              <m:rPr>
+                <m:nor/>
+                <m:sty m:val="p"/>
+              </m:rPr>
+              <m:t>crit</m:t>
+            </m:r>
+          </m:sub>
+        </m:sSub>
+        <m:r>
+          <m:rPr>
+            <m:sty m:val="p"/>
+          </m:rPr>
+          <m:t>=</m:t>
+        </m:r>
+        <m:r>
+          <m:t>179.1</m:t>
+        </m:r>
+        <m:r>
+          <m:t> </m:t>
+        </m:r>
+        <m:r>
+          <m:t>μ</m:t>
+        </m:r>
+        <m:r>
+          <m:rPr>
+            <m:nor/>
+            <m:sty m:val="p"/>
+          </m:rPr>
+          <m:t>m</m:t>
+        </m:r>
+      </m:oMath>
+      <w:r>
+        <w:t xml:space="preserve">, yielding</w:t>
+      </w:r>
+      <w:r>
+        <w:t xml:space="preserve"> </w:t>
+      </w:r>
+      <m:oMath>
+        <m:r>
+          <m:t>Δ</m:t>
+        </m:r>
+        <m:r>
+          <m:t>r</m:t>
+        </m:r>
+        <m:r>
+          <m:rPr>
+            <m:sty m:val="p"/>
+          </m:rPr>
+          <m:t>=</m:t>
+        </m:r>
+        <m:r>
+          <m:t>20.9</m:t>
+        </m:r>
+        <m:r>
+          <m:t> </m:t>
+        </m:r>
+        <m:r>
+          <m:t>μ</m:t>
+        </m:r>
+        <m:r>
+          <m:rPr>
+            <m:nor/>
+            <m:sty m:val="p"/>
+          </m:rPr>
+          <m:t>m</m:t>
+        </m:r>
+      </m:oMath>
+      <w:r>
+        <w:t xml:space="preserve"> </w:t>
+      </w:r>
+      <w:r>
+        <w:t xml:space="preserve">at</w:t>
+      </w:r>
+      <w:r>
+        <w:t xml:space="preserve"> </w:t>
+      </w:r>
+      <m:oMath>
         <m:sSub>
           <m:e>
             <m:r>
@@ -7363,9 +8949,253 @@
             </m:r>
           </m:sub>
         </m:sSub>
-      </m:oMath>
-      <w:r>
-        <w:t xml:space="preserve">).</w:t>
+        <m:r>
+          <m:rPr>
+            <m:sty m:val="p"/>
+          </m:rPr>
+          <m:t>=</m:t>
+        </m:r>
+        <m:r>
+          <m:t>200</m:t>
+        </m:r>
+        <m:r>
+          <m:t> </m:t>
+        </m:r>
+        <m:r>
+          <m:t>μ</m:t>
+        </m:r>
+        <m:r>
+          <m:rPr>
+            <m:nor/>
+            <m:sty m:val="p"/>
+          </m:rPr>
+          <m:t>m</m:t>
+        </m:r>
+      </m:oMath>
+      <w:r>
+        <w:t xml:space="preserve"> </w:t>
+      </w:r>
+      <w:r>
+        <w:t xml:space="preserve">and</w:t>
+      </w:r>
+      <w:r>
+        <w:t xml:space="preserve"> </w:t>
+      </w:r>
+      <m:oMath>
+        <m:r>
+          <m:t>Δ</m:t>
+        </m:r>
+        <m:r>
+          <m:t>r</m:t>
+        </m:r>
+        <m:r>
+          <m:rPr>
+            <m:sty m:val="p"/>
+          </m:rPr>
+          <m:t>=</m:t>
+        </m:r>
+        <m:r>
+          <m:t>0.9</m:t>
+        </m:r>
+        <m:r>
+          <m:t> </m:t>
+        </m:r>
+        <m:r>
+          <m:t>μ</m:t>
+        </m:r>
+        <m:r>
+          <m:rPr>
+            <m:nor/>
+            <m:sty m:val="p"/>
+          </m:rPr>
+          <m:t>m</m:t>
+        </m:r>
+      </m:oMath>
+      <w:r>
+        <w:t xml:space="preserve"> </w:t>
+      </w:r>
+      <w:r>
+        <w:t xml:space="preserve">at</w:t>
+      </w:r>
+      <w:r>
+        <w:t xml:space="preserve"> </w:t>
+      </w:r>
+      <m:oMath>
+        <m:sSub>
+          <m:e>
+            <m:r>
+              <m:t>r</m:t>
+            </m:r>
+          </m:e>
+          <m:sub>
+            <m:r>
+              <m:rPr>
+                <m:nor/>
+                <m:sty m:val="p"/>
+              </m:rPr>
+              <m:t>ox</m:t>
+            </m:r>
+          </m:sub>
+        </m:sSub>
+        <m:r>
+          <m:rPr>
+            <m:sty m:val="p"/>
+          </m:rPr>
+          <m:t>=</m:t>
+        </m:r>
+        <m:r>
+          <m:t>180</m:t>
+        </m:r>
+        <m:r>
+          <m:t> </m:t>
+        </m:r>
+        <m:r>
+          <m:t>μ</m:t>
+        </m:r>
+        <m:r>
+          <m:rPr>
+            <m:nor/>
+            <m:sty m:val="p"/>
+          </m:rPr>
+          <m:t>m</m:t>
+        </m:r>
+      </m:oMath>
+      <w:r>
+        <w:t xml:space="preserve">.</w:t>
+      </w:r>
+      <w:r>
+        <w:t xml:space="preserve"> </w:t>
+      </w:r>
+      <w:r>
+        <w:t xml:space="preserve">- If</w:t>
+      </w:r>
+      <w:r>
+        <w:t xml:space="preserve"> </w:t>
+      </w:r>
+      <m:oMath>
+        <m:r>
+          <m:t>θ</m:t>
+        </m:r>
+        <m:r>
+          <m:rPr>
+            <m:sty m:val="p"/>
+          </m:rPr>
+          <m:t>≤</m:t>
+        </m:r>
+        <m:r>
+          <m:t>0.300</m:t>
+        </m:r>
+      </m:oMath>
+      <w:r>
+        <w:t xml:space="preserve"> </w:t>
+      </w:r>
+      <w:r>
+        <w:t xml:space="preserve">(</w:t>
+      </w:r>
+      <m:oMath>
+        <m:r>
+          <m:t>15</m:t>
+        </m:r>
+        <m:r>
+          <m:t> </m:t>
+        </m:r>
+        <m:r>
+          <m:rPr>
+            <m:nor/>
+            <m:sty m:val="p"/>
+          </m:rPr>
+          <m:t>nM</m:t>
+        </m:r>
+        <m:r>
+          <m:rPr>
+            <m:sty m:val="p"/>
+          </m:rPr>
+          <m:t>/</m:t>
+        </m:r>
+        <m:r>
+          <m:t>50</m:t>
+        </m:r>
+        <m:r>
+          <m:t> </m:t>
+        </m:r>
+        <m:r>
+          <m:rPr>
+            <m:nor/>
+            <m:sty m:val="p"/>
+          </m:rPr>
+          <m:t>nM</m:t>
+        </m:r>
+      </m:oMath>
+      <w:r>
+        <w:t xml:space="preserve">),</w:t>
+      </w:r>
+      <w:r>
+        <w:t xml:space="preserve"> </w:t>
+      </w:r>
+      <m:oMath>
+        <m:sSub>
+          <m:e>
+            <m:r>
+              <m:t>r</m:t>
+            </m:r>
+          </m:e>
+          <m:sub>
+            <m:r>
+              <m:rPr>
+                <m:nor/>
+                <m:sty m:val="p"/>
+              </m:rPr>
+              <m:t>crit</m:t>
+            </m:r>
+          </m:sub>
+        </m:sSub>
+        <m:r>
+          <m:rPr>
+            <m:sty m:val="p"/>
+          </m:rPr>
+          <m:t>=</m:t>
+        </m:r>
+        <m:r>
+          <m:t>209.2</m:t>
+        </m:r>
+        <m:r>
+          <m:t> </m:t>
+        </m:r>
+        <m:r>
+          <m:t>μ</m:t>
+        </m:r>
+        <m:r>
+          <m:rPr>
+            <m:nor/>
+            <m:sty m:val="p"/>
+          </m:rPr>
+          <m:t>m</m:t>
+        </m:r>
+        <m:r>
+          <m:rPr>
+            <m:sty m:val="p"/>
+          </m:rPr>
+          <m:t>&gt;</m:t>
+        </m:r>
+        <m:r>
+          <m:t>200</m:t>
+        </m:r>
+        <m:r>
+          <m:t> </m:t>
+        </m:r>
+        <m:r>
+          <m:t>μ</m:t>
+        </m:r>
+        <m:r>
+          <m:rPr>
+            <m:nor/>
+            <m:sty m:val="p"/>
+          </m:rPr>
+          <m:t>m</m:t>
+        </m:r>
+      </m:oMath>
+      <w:r>
+        <w:t xml:space="preserve">, and the sanctuary shell collapses.</w:t>
       </w:r>
     </w:p>
     <w:bookmarkEnd w:id="30"/>
@@ -7915,7 +9745,7 @@
               <w:jc w:val="left"/>
             </w:pPr>
             <w:r>
-              <w:t xml:space="preserve">Core hypoxic/necrotic (</w:t>
+              <w:t xml:space="preserve">Central hypoxia / necrosis (</w:t>
             </w:r>
             <m:oMath>
               <m:r>
@@ -7925,7 +9755,7 @@
                 <m:rPr>
                   <m:sty m:val="p"/>
                 </m:rPr>
-                <m:t>&gt;</m:t>
+                <m:t>≥</m:t>
               </m:r>
               <m:sSub>
                 <m:e>
@@ -8106,7 +9936,7 @@
         <w:pStyle w:val="BodyText"/>
       </w:pPr>
       <w:r>
-        <w:t xml:space="preserve">Crucially, as shown in</w:t>
+        <w:t xml:space="preserve">As shown in</w:t>
       </w:r>
       <w:r>
         <w:t xml:space="preserve"> </w:t>
@@ -8119,7 +9949,116 @@
         <w:t xml:space="preserve">Table 2</w:t>
       </w:r>
       <w:r>
-        <w:t xml:space="preserve">, in viable avascular nests (</w:t>
+        <w:t xml:space="preserve">, for osimertinib (</w:t>
+      </w:r>
+      <m:oMath>
+        <m:r>
+          <m:t>λ</m:t>
+        </m:r>
+        <m:r>
+          <m:rPr>
+            <m:sty m:val="p"/>
+          </m:rPr>
+          <m:t>=</m:t>
+        </m:r>
+        <m:r>
+          <m:t>627.6</m:t>
+        </m:r>
+        <m:r>
+          <m:t> </m:t>
+        </m:r>
+        <m:r>
+          <m:t>μ</m:t>
+        </m:r>
+        <m:r>
+          <m:rPr>
+            <m:nor/>
+            <m:sty m:val="p"/>
+          </m:rPr>
+          <m:t>m</m:t>
+        </m:r>
+      </m:oMath>
+      <w:r>
+        <w:t xml:space="preserve">), central core concentration remains at</w:t>
+      </w:r>
+      <w:r>
+        <w:t xml:space="preserve"> </w:t>
+      </w:r>
+      <m:oMath>
+        <m:r>
+          <m:rPr>
+            <m:sty m:val="p"/>
+          </m:rPr>
+          <m:t>≥</m:t>
+        </m:r>
+        <m:r>
+          <m:t>90.6</m:t>
+        </m:r>
+        <m:r>
+          <m:rPr>
+            <m:sty m:val="p"/>
+          </m:rPr>
+          <m:t>%</m:t>
+        </m:r>
+      </m:oMath>
+      <w:r>
+        <w:t xml:space="preserve"> </w:t>
+      </w:r>
+      <w:r>
+        <w:t xml:space="preserve">for any nest radius up to</w:t>
+      </w:r>
+      <w:r>
+        <w:t xml:space="preserve"> </w:t>
+      </w:r>
+      <m:oMath>
+        <m:r>
+          <m:t>400</m:t>
+        </m:r>
+        <m:r>
+          <m:t> </m:t>
+        </m:r>
+        <m:r>
+          <m:t>μ</m:t>
+        </m:r>
+        <m:r>
+          <m:rPr>
+            <m:nor/>
+            <m:sty m:val="p"/>
+          </m:rPr>
+          <m:t>m</m:t>
+        </m:r>
+      </m:oMath>
+      <w:r>
+        <w:t xml:space="preserve">, and</w:t>
+      </w:r>
+      <w:r>
+        <w:t xml:space="preserve"> </w:t>
+      </w:r>
+      <m:oMath>
+        <m:r>
+          <m:rPr>
+            <m:sty m:val="p"/>
+          </m:rPr>
+          <m:t>≥</m:t>
+        </m:r>
+        <m:r>
+          <m:t>97.5</m:t>
+        </m:r>
+        <m:r>
+          <m:rPr>
+            <m:sty m:val="p"/>
+          </m:rPr>
+          <m:t>%</m:t>
+        </m:r>
+      </m:oMath>
+      <w:r>
+        <w:t xml:space="preserve"> </w:t>
+      </w:r>
+      <w:r>
+        <w:t xml:space="preserve">for</w:t>
+      </w:r>
+      <w:r>
+        <w:t xml:space="preserve"> </w:t>
       </w:r>
       <m:oMath>
         <m:r>
@@ -8132,7 +10071,7 @@
           <m:t>≤</m:t>
         </m:r>
         <m:r>
-          <m:t>150</m:t>
+          <m:t>200</m:t>
         </m:r>
         <m:r>
           <m:t> </m:t>
@@ -8149,188 +10088,7 @@
         </m:r>
       </m:oMath>
       <w:r>
-        <w:t xml:space="preserve">), central core concentration remains at</w:t>
-      </w:r>
-      <w:r>
-        <w:t xml:space="preserve"> </w:t>
-      </w:r>
-      <m:oMath>
-        <m:r>
-          <m:rPr>
-            <m:sty m:val="p"/>
-          </m:rPr>
-          <m:t>≥</m:t>
-        </m:r>
-        <m:r>
-          <m:t>98.6</m:t>
-        </m:r>
-        <m:r>
-          <m:rPr>
-            <m:sty m:val="p"/>
-          </m:rPr>
-          <m:t>%</m:t>
-        </m:r>
-      </m:oMath>
-      <w:r>
-        <w:t xml:space="preserve"> </w:t>
-      </w:r>
-      <w:r>
-        <w:t xml:space="preserve">for osimertinib and</w:t>
-      </w:r>
-      <w:r>
-        <w:t xml:space="preserve"> </w:t>
-      </w:r>
-      <m:oMath>
-        <m:r>
-          <m:rPr>
-            <m:sty m:val="p"/>
-          </m:rPr>
-          <m:t>≥</m:t>
-        </m:r>
-        <m:r>
-          <m:t>45.9</m:t>
-        </m:r>
-        <m:r>
-          <m:rPr>
-            <m:sty m:val="p"/>
-          </m:rPr>
-          <m:t>%</m:t>
-        </m:r>
-      </m:oMath>
-      <w:r>
-        <w:t xml:space="preserve"> </w:t>
-      </w:r>
-      <w:r>
-        <w:t xml:space="preserve">for macromolecular ADCs, both exceeding the inhibitory threshold</w:t>
-      </w:r>
-      <w:r>
-        <w:t xml:space="preserve"> </w:t>
-      </w:r>
-      <m:oMath>
-        <m:r>
-          <m:t>θ</m:t>
-        </m:r>
-        <m:r>
-          <m:rPr>
-            <m:sty m:val="p"/>
-          </m:rPr>
-          <m:t>=</m:t>
-        </m:r>
-        <m:r>
-          <m:t>0.35</m:t>
-        </m:r>
-      </m:oMath>
-      <w:r>
-        <w:t xml:space="preserve">. While ADCs experience severe central depletion in large nests (</w:t>
-      </w:r>
-      <m:oMath>
-        <m:r>
-          <m:t>R</m:t>
-        </m:r>
-        <m:r>
-          <m:rPr>
-            <m:sty m:val="p"/>
-          </m:rPr>
-          <m:t>≥</m:t>
-        </m:r>
-        <m:r>
-          <m:t>200</m:t>
-        </m:r>
-        <m:r>
-          <m:t> </m:t>
-        </m:r>
-        <m:r>
-          <m:t>μ</m:t>
-        </m:r>
-        <m:r>
-          <m:rPr>
-            <m:nor/>
-            <m:sty m:val="p"/>
-          </m:rPr>
-          <m:t>m</m:t>
-        </m:r>
-      </m:oMath>
-      <w:r>
-        <w:t xml:space="preserve">, dropping to</w:t>
-      </w:r>
-      <w:r>
-        <w:t xml:space="preserve"> </w:t>
-      </w:r>
-      <m:oMath>
-        <m:r>
-          <m:t>28.6</m:t>
-        </m:r>
-        <m:r>
-          <m:rPr>
-            <m:sty m:val="p"/>
-          </m:rPr>
-          <m:t>%</m:t>
-        </m:r>
-      </m:oMath>
-      <w:r>
-        <w:t xml:space="preserve">), those inner core regions are already non-viable due to oxygen depletion (</w:t>
-      </w:r>
-      <m:oMath>
-        <m:r>
-          <m:t>R</m:t>
-        </m:r>
-        <m:r>
-          <m:rPr>
-            <m:sty m:val="p"/>
-          </m:rPr>
-          <m:t>&gt;</m:t>
-        </m:r>
-        <m:sSub>
-          <m:e>
-            <m:r>
-              <m:t>R</m:t>
-            </m:r>
-          </m:e>
-          <m:sub>
-            <m:r>
-              <m:rPr>
-                <m:nor/>
-                <m:sty m:val="p"/>
-              </m:rPr>
-              <m:t>crit,ox</m:t>
-            </m:r>
-          </m:sub>
-        </m:sSub>
-        <m:r>
-          <m:rPr>
-            <m:sty m:val="p"/>
-          </m:rPr>
-          <m:t>≈</m:t>
-        </m:r>
-        <m:r>
-          <m:t>140</m:t>
-        </m:r>
-        <m:r>
-          <m:rPr>
-            <m:nor/>
-            <m:sty m:val="p"/>
-          </m:rPr>
-          <m:t>–</m:t>
-        </m:r>
-        <m:r>
-          <m:t>160</m:t>
-        </m:r>
-        <m:r>
-          <m:t> </m:t>
-        </m:r>
-        <m:r>
-          <m:t>μ</m:t>
-        </m:r>
-        <m:r>
-          <m:rPr>
-            <m:nor/>
-            <m:sty m:val="p"/>
-          </m:rPr>
-          <m:t>m</m:t>
-        </m:r>
-      </m:oMath>
-      <w:r>
-        <w:t xml:space="preserve">). Consequently,</w:t>
+        <w:t xml:space="preserve">. Consequently,</w:t>
       </w:r>
       <w:r>
         <w:t xml:space="preserve"> </w:t>
@@ -8340,10 +10098,163 @@
           <w:b/>
           <w:bCs/>
         </w:rPr>
-        <w:t xml:space="preserve">avascular tumor nests do not establish viable pharmacological sanctuaries for either small-molecule TKIs or macromolecular ADCs</w:t>
-      </w:r>
-      <w:r>
-        <w:t xml:space="preserve">. Viable sanctuaries are strictly a geometric property of outward perivascular cords.</w:t>
+        <w:t xml:space="preserve">small-molecule osimertinib never drops beneath therapeutic thresholds in avascular nests of any viable dimension</w:t>
+      </w:r>
+      <w:r>
+        <w:t xml:space="preserve">. For macromolecular ADCs (</w:t>
+      </w:r>
+      <m:oMath>
+        <m:r>
+          <m:t>λ</m:t>
+        </m:r>
+        <m:r>
+          <m:rPr>
+            <m:sty m:val="p"/>
+          </m:rPr>
+          <m:t>=</m:t>
+        </m:r>
+        <m:r>
+          <m:t>77.5</m:t>
+        </m:r>
+        <m:r>
+          <m:t> </m:t>
+        </m:r>
+        <m:r>
+          <m:t>μ</m:t>
+        </m:r>
+        <m:r>
+          <m:rPr>
+            <m:nor/>
+            <m:sty m:val="p"/>
+          </m:rPr>
+          <m:t>m</m:t>
+        </m:r>
+      </m:oMath>
+      <w:r>
+        <w:t xml:space="preserve">), central concentration falls below</w:t>
+      </w:r>
+      <w:r>
+        <w:t xml:space="preserve"> </w:t>
+      </w:r>
+      <m:oMath>
+        <m:r>
+          <m:t>θ</m:t>
+        </m:r>
+        <m:r>
+          <m:rPr>
+            <m:sty m:val="p"/>
+          </m:rPr>
+          <m:t>=</m:t>
+        </m:r>
+        <m:r>
+          <m:t>0.35</m:t>
+        </m:r>
+      </m:oMath>
+      <w:r>
+        <w:t xml:space="preserve"> </w:t>
+      </w:r>
+      <w:r>
+        <w:t xml:space="preserve">only when</w:t>
+      </w:r>
+      <w:r>
+        <w:t xml:space="preserve"> </w:t>
+      </w:r>
+      <m:oMath>
+        <m:r>
+          <m:t>R</m:t>
+        </m:r>
+        <m:r>
+          <m:rPr>
+            <m:sty m:val="p"/>
+          </m:rPr>
+          <m:t>&gt;</m:t>
+        </m:r>
+        <m:r>
+          <m:t>180</m:t>
+        </m:r>
+        <m:r>
+          <m:t> </m:t>
+        </m:r>
+        <m:r>
+          <m:t>μ</m:t>
+        </m:r>
+        <m:r>
+          <m:rPr>
+            <m:nor/>
+            <m:sty m:val="p"/>
+          </m:rPr>
+          <m:t>m</m:t>
+        </m:r>
+      </m:oMath>
+      <w:r>
+        <w:t xml:space="preserve">. Because avascular tumor clusters typically develop central hypoxia and necrosis at</w:t>
+      </w:r>
+      <w:r>
+        <w:t xml:space="preserve"> </w:t>
+      </w:r>
+      <m:oMath>
+        <m:r>
+          <m:t>R</m:t>
+        </m:r>
+        <m:r>
+          <m:rPr>
+            <m:sty m:val="p"/>
+          </m:rPr>
+          <m:t>≈</m:t>
+        </m:r>
+        <m:r>
+          <m:t>150</m:t>
+        </m:r>
+        <m:r>
+          <m:rPr>
+            <m:nor/>
+            <m:sty m:val="p"/>
+          </m:rPr>
+          <m:t>–</m:t>
+        </m:r>
+        <m:r>
+          <m:t>190</m:t>
+        </m:r>
+        <m:r>
+          <m:t> </m:t>
+        </m:r>
+        <m:r>
+          <m:t>μ</m:t>
+        </m:r>
+        <m:r>
+          <m:rPr>
+            <m:nor/>
+            <m:sty m:val="p"/>
+          </m:rPr>
+          <m:t>m</m:t>
+        </m:r>
+      </m:oMath>
+      <w:r>
+        <w:t xml:space="preserve">, macromolecular sanctuaries within viable nest cores exist only if local stromal oxygenation sustains viability beyond</w:t>
+      </w:r>
+      <w:r>
+        <w:t xml:space="preserve"> </w:t>
+      </w:r>
+      <m:oMath>
+        <m:r>
+          <m:t>180</m:t>
+        </m:r>
+        <m:r>
+          <m:t> </m:t>
+        </m:r>
+        <m:r>
+          <m:t>μ</m:t>
+        </m:r>
+        <m:r>
+          <m:rPr>
+            <m:nor/>
+            <m:sty m:val="p"/>
+          </m:rPr>
+          <m:t>m</m:t>
+        </m:r>
+      </m:oMath>
+      <w:r>
+        <w:t xml:space="preserve">.</w:t>
       </w:r>
     </w:p>
     <w:bookmarkEnd w:id="31"/>
@@ -8602,7 +10513,7 @@
         <w:t xml:space="preserve"> </w:t>
       </w:r>
       <w:r>
-        <w:t xml:space="preserve">(Thomlinson &amp; Gray [4]; Worth et al. [13]).</w:t>
+        <w:t xml:space="preserve">(Thomlinson &amp; Gray [4]; Worth et al. [15]).</w:t>
       </w:r>
     </w:p>
     <w:p>
@@ -8703,9 +10614,9 @@
       <w:r>
         <w:drawing>
           <wp:inline>
-            <wp:extent cx="5067300" cy="4053839"/>
+            <wp:extent cx="5067300" cy="4053840"/>
             <wp:effectExtent b="0" l="0" r="0" t="0"/>
-            <wp:docPr descr="Figure 1. Biophysical Reaction-Diffusion Transport Physics &amp; Parameter Sensitivity. (A) Outward perivascular cord concentration profiles for osimertinib and macromolecular ADC. Shaded orange region indicates the viable pharmacological sanctuary shell (\Delta r = 34.1\,\mu\text{m} for r_{\text{ox}} = 200\,\mu\text{m}; \Delta r = 14.1\,\mu\text{m} at r_{\text{ox}} = 180\,\mu\text{m}). (B) Inward avascular nest central core concentration 1/I_0(R/\lambda). (C) 2D parameter sensitivity heatmap across D and k. (D) Sensitivity of sanctuary shell width to hypoxia threshold r_{\text{ox}} and inhibitory threshold \theta." title="" id="33" name="Picture"/>
+            <wp:docPr descr="Biophysical Reaction-Diffusion Transport Physics &amp; Parameter Sensitivity. (A) Outward perivascular cord concentration profiles for osimertinib (\lambda = 627.6\,\mu\text{m}) and macromolecular ADC (\lambda = 77.5\,\mu\text{m}). Shaded orange region indicates the viable pharmacological sanctuary shell (\Delta r = 34.1\,\mu\text{m} for r_{\text{ox}} = 200\,\mu\text{m}; \Delta r = 14.1\,\mu\text{m} at r_{\text{ox}} = 180\,\mu\text{m}). (B) Inward avascular nest central core concentration 1/I_0(R/\lambda) with critical central anoxia boundary (R_{\text{crit,ox}} \approx 150\text{--}190\,\mu\text{m}, shaded grey band). (C) 2D parameter sensitivity heatmap across D and k. (D) Sensitivity of sanctuary shell width to hypoxia threshold r_{\text{ox}} and inhibitory threshold \theta." title="" id="33" name="Picture"/>
             <a:graphic>
               <a:graphicData uri="http://schemas.openxmlformats.org/drawingml/2006/picture">
                 <pic:pic>
@@ -8724,7 +10635,7 @@
                   <pic:spPr bwMode="auto">
                     <a:xfrm>
                       <a:off x="0" y="0"/>
-                      <a:ext cx="5067300" cy="4053839"/>
+                      <a:ext cx="5067300" cy="4053840"/>
                     </a:xfrm>
                     <a:prstGeom prst="rect">
                       <a:avLst/>
@@ -8748,17 +10659,67 @@
         <w:pStyle w:val="ImageCaption"/>
       </w:pPr>
       <w:r>
-        <w:rPr>
-          <w:b/>
-          <w:bCs/>
-        </w:rPr>
-        <w:t xml:space="preserve">Figure 1. Biophysical Reaction-Diffusion Transport Physics &amp; Parameter Sensitivity.</w:t>
-      </w:r>
-      <w:r>
-        <w:t xml:space="preserve"> </w:t>
-      </w:r>
-      <w:r>
-        <w:t xml:space="preserve">(A) Outward perivascular cord concentration profiles for osimertinib and macromolecular ADC. Shaded orange region indicates the viable pharmacological sanctuary shell (</w:t>
+        <w:t xml:space="preserve">Biophysical Reaction-Diffusion Transport Physics &amp; Parameter Sensitivity. (A) Outward perivascular cord concentration profiles for osimertinib (</w:t>
+      </w:r>
+      <m:oMath>
+        <m:r>
+          <m:t>λ</m:t>
+        </m:r>
+        <m:r>
+          <m:rPr>
+            <m:sty m:val="p"/>
+          </m:rPr>
+          <m:t>=</m:t>
+        </m:r>
+        <m:r>
+          <m:t>627.6</m:t>
+        </m:r>
+        <m:r>
+          <m:t> </m:t>
+        </m:r>
+        <m:r>
+          <m:t>μ</m:t>
+        </m:r>
+        <m:r>
+          <m:rPr>
+            <m:nor/>
+            <m:sty m:val="p"/>
+          </m:rPr>
+          <m:t>m</m:t>
+        </m:r>
+      </m:oMath>
+      <w:r>
+        <w:t xml:space="preserve">) and macromolecular ADC (</w:t>
+      </w:r>
+      <m:oMath>
+        <m:r>
+          <m:t>λ</m:t>
+        </m:r>
+        <m:r>
+          <m:rPr>
+            <m:sty m:val="p"/>
+          </m:rPr>
+          <m:t>=</m:t>
+        </m:r>
+        <m:r>
+          <m:t>77.5</m:t>
+        </m:r>
+        <m:r>
+          <m:t> </m:t>
+        </m:r>
+        <m:r>
+          <m:t>μ</m:t>
+        </m:r>
+        <m:r>
+          <m:rPr>
+            <m:nor/>
+            <m:sty m:val="p"/>
+          </m:rPr>
+          <m:t>m</m:t>
+        </m:r>
+      </m:oMath>
+      <w:r>
+        <w:t xml:space="preserve">). Shaded orange region indicates the viable pharmacological sanctuary shell (</w:t>
       </w:r>
       <m:oMath>
         <m:r>
@@ -8976,7 +10937,63 @@
         </m:d>
       </m:oMath>
       <w:r>
-        <w:t xml:space="preserve">. (C) 2D parameter sensitivity heatmap across</w:t>
+        <w:t xml:space="preserve"> </w:t>
+      </w:r>
+      <w:r>
+        <w:t xml:space="preserve">with critical central anoxia boundary (</w:t>
+      </w:r>
+      <m:oMath>
+        <m:sSub>
+          <m:e>
+            <m:r>
+              <m:t>R</m:t>
+            </m:r>
+          </m:e>
+          <m:sub>
+            <m:r>
+              <m:rPr>
+                <m:nor/>
+                <m:sty m:val="p"/>
+              </m:rPr>
+              <m:t>crit,ox</m:t>
+            </m:r>
+          </m:sub>
+        </m:sSub>
+        <m:r>
+          <m:rPr>
+            <m:sty m:val="p"/>
+          </m:rPr>
+          <m:t>≈</m:t>
+        </m:r>
+        <m:r>
+          <m:t>150</m:t>
+        </m:r>
+        <m:r>
+          <m:rPr>
+            <m:nor/>
+            <m:sty m:val="p"/>
+          </m:rPr>
+          <m:t>–</m:t>
+        </m:r>
+        <m:r>
+          <m:t>190</m:t>
+        </m:r>
+        <m:r>
+          <m:t> </m:t>
+        </m:r>
+        <m:r>
+          <m:t>μ</m:t>
+        </m:r>
+        <m:r>
+          <m:rPr>
+            <m:nor/>
+            <m:sty m:val="p"/>
+          </m:rPr>
+          <m:t>m</m:t>
+        </m:r>
+      </m:oMath>
+      <w:r>
+        <w:t xml:space="preserve">, shaded grey band). (C) 2D parameter sensitivity heatmap across</w:t>
       </w:r>
       <w:r>
         <w:t xml:space="preserve"> </w:t>
@@ -9091,7 +11108,7 @@
         </m:r>
       </m:oMath>
       <w:r>
-        <w:t xml:space="preserve">) to interact. We formalized this interaction using a continuous replicator equation (Kaznatcheev et al. [8]):</w:t>
+        <w:t xml:space="preserve">) to interact. We formalized this interaction using an illustrative continuous replicator equation (Kaznatcheev et al. [8]):</w:t>
       </w:r>
     </w:p>
     <w:p>
@@ -10087,7 +12104,40 @@
         </m:sSub>
       </m:oMath>
       <w:r>
-        <w:t xml:space="preserve">, the sensitive clone rapidly expands to comprise</w:t>
+        <w:t xml:space="preserve">, the sensitive clone rapidly expands, comprising 97.7% of the burden at</w:t>
+      </w:r>
+      <w:r>
+        <w:t xml:space="preserve"> </w:t>
+      </w:r>
+      <m:oMath>
+        <m:r>
+          <m:t>t</m:t>
+        </m:r>
+        <m:r>
+          <m:rPr>
+            <m:sty m:val="p"/>
+          </m:rPr>
+          <m:t>=</m:t>
+        </m:r>
+        <m:r>
+          <m:t>150</m:t>
+        </m:r>
+        <m:r>
+          <m:t> </m:t>
+        </m:r>
+        <m:r>
+          <m:rPr>
+            <m:nor/>
+            <m:sty m:val="p"/>
+          </m:rPr>
+          <m:t>days</m:t>
+        </m:r>
+      </m:oMath>
+      <w:r>
+        <w:t xml:space="preserve"> </w:t>
+      </w:r>
+      <w:r>
+        <w:t xml:space="preserve">and</w:t>
       </w:r>
       <w:r>
         <w:t xml:space="preserve"> </w:t>
@@ -10113,7 +12163,37 @@
         <w:t xml:space="preserve"> </w:t>
       </w:r>
       <w:r>
-        <w:t xml:space="preserve">of the tumor burden within 150 days. Consequently, post-cessation regrowth between the molecular detection threshold (</w:t>
+        <w:t xml:space="preserve">by</w:t>
+      </w:r>
+      <w:r>
+        <w:t xml:space="preserve"> </w:t>
+      </w:r>
+      <m:oMath>
+        <m:r>
+          <m:t>t</m:t>
+        </m:r>
+        <m:r>
+          <m:rPr>
+            <m:sty m:val="p"/>
+          </m:rPr>
+          <m:t>≈</m:t>
+        </m:r>
+        <m:r>
+          <m:t>294</m:t>
+        </m:r>
+        <m:r>
+          <m:t> </m:t>
+        </m:r>
+        <m:r>
+          <m:rPr>
+            <m:nor/>
+            <m:sty m:val="p"/>
+          </m:rPr>
+          <m:t>days</m:t>
+        </m:r>
+      </m:oMath>
+      <w:r>
+        <w:t xml:space="preserve">. Consequently, by the time tumor burden crosses the molecular residual disease threshold (</w:t>
       </w:r>
       <m:oMath>
         <m:sSub>
@@ -10225,7 +12305,7 @@
         </m:sSup>
       </m:oMath>
       <w:r>
-        <w:t xml:space="preserve">) is governed strictly by the exponential growth of the sensitive clone:</w:t>
+        <w:t xml:space="preserve">), growth is governed almost exclusively by the sensitive clone:</w:t>
       </w:r>
     </w:p>
     <w:p>
@@ -10330,7 +12410,7 @@
         <w:pStyle w:val="FirstParagraph"/>
       </w:pPr>
       <w:r>
-        <w:t xml:space="preserve">The diagnostic lead time</w:t>
+        <w:t xml:space="preserve">Whenever the proliferating sensitive clone dominates the expansion between detection thresholds, the diagnostic lead time</w:t>
       </w:r>
       <w:r>
         <w:t xml:space="preserve"> </w:t>
@@ -10624,39 +12704,7 @@
         </m:sSub>
       </m:oMath>
       <w:r>
-        <w:t xml:space="preserve">, invariant to persister frequency</w:t>
-      </w:r>
-      <w:r>
-        <w:t xml:space="preserve"> </w:t>
-      </w:r>
-      <m:oMath>
-        <m:r>
-          <m:t>1</m:t>
-        </m:r>
-        <m:r>
-          <m:rPr>
-            <m:sty m:val="p"/>
-          </m:rPr>
-          <m:t>−</m:t>
-        </m:r>
-        <m:sSup>
-          <m:e>
-            <m:r>
-              <m:t>x</m:t>
-            </m:r>
-          </m:e>
-          <m:sup>
-            <m:r>
-              <m:rPr>
-                <m:sty m:val="p"/>
-              </m:rPr>
-              <m:t>*</m:t>
-            </m:r>
-          </m:sup>
-        </m:sSup>
-      </m:oMath>
-      <w:r>
-        <w:t xml:space="preserve">, and independent of any spatial mechanism.</w:t>
+        <w:t xml:space="preserve">, and invariant to the initial persister fraction so long as sensitive cells dominate during the threshold crossing.</w:t>
       </w:r>
     </w:p>
     <w:bookmarkStart w:id="39" w:name="X6e8ed3e6d06871131dff2bc0f024195dfce322c"/>
@@ -11782,7 +13830,7 @@
           <wp:inline>
             <wp:extent cx="5067300" cy="1628775"/>
             <wp:effectExtent b="0" l="0" r="0" t="0"/>
-            <wp:docPr descr="Figure 2. Clonal Regrowth Dynamics &amp; The Analytical Lead-Time Identity. (A) Simulated post-cessation tumor burden regrowth from residual inoculum N_0 = 2000 cells (T_s = 25.0\,\text{days}, T_p = 120.0\,\text{days}), showing ctDNA (10^7 cells) and CT imaging (10^9 cells) detection thresholds. (B) The diagnostic lead-time identity: \Delta t = 6.6439 \cdot T_s is strictly proportional to doubling time T_s and invariant to initial sanctuary burden N_0. Markers indicate the baseline model (T_s = 25.0\,\text{d} \to \Delta t = 5.46\,\text{mo}) and the Herbst et al. (2025) median (T_s \approx 21.5\,\text{d} \to \Delta t = 4.70\,\text{mo}). (C) Invariance of diagnostic lead time \Delta t across initial residual burdens N_0 \in [10^1, 10^5] cells." title="" id="41" name="Picture"/>
+            <wp:docPr descr="Clonal Regrowth Dynamics &amp; The Analytical Lead-Time Identity. (A) Simulated post-cessation tumor burden regrowth from residual inoculum N_0 = 2000 cells (T_s = 25.0\,\text{days}, T_p = 120.0\,\text{days}), showing ctDNA (10^7 cells) and CT imaging (10^9 cells) detection thresholds. (B) The diagnostic lead-time identity: \Delta t = 6.6439 \cdot T_s is strictly proportional to doubling time T_s and invariant to initial sanctuary burden N_0. Markers indicate the baseline model (T_s = 25.0\,\text{d} \to \Delta t = 5.46\,\text{mo}) and the Herbst et al. (2025) median (T_s \approx 21.5\,\text{d} \to \Delta t = 4.70\,\text{mo}). (C) Invariance of diagnostic lead time \Delta t = 5.46\,\text{months} across initial residual burdens N_0 \in [10^1, 10^5] cells." title="" id="41" name="Picture"/>
             <a:graphic>
               <a:graphicData uri="http://schemas.openxmlformats.org/drawingml/2006/picture">
                 <pic:pic>
@@ -11825,17 +13873,7 @@
         <w:pStyle w:val="ImageCaption"/>
       </w:pPr>
       <w:r>
-        <w:rPr>
-          <w:b/>
-          <w:bCs/>
-        </w:rPr>
-        <w:t xml:space="preserve">Figure 2. Clonal Regrowth Dynamics &amp; The Analytical Lead-Time Identity.</w:t>
-      </w:r>
-      <w:r>
-        <w:t xml:space="preserve"> </w:t>
-      </w:r>
-      <w:r>
-        <w:t xml:space="preserve">(A) Simulated post-cessation tumor burden regrowth from residual inoculum</w:t>
+        <w:t xml:space="preserve">Clonal Regrowth Dynamics &amp; The Analytical Lead-Time Identity. (A) Simulated post-cessation tumor burden regrowth from residual inoculum</w:t>
       </w:r>
       <w:r>
         <w:t xml:space="preserve"> </w:t>
@@ -12212,6 +14250,25 @@
         </m:r>
         <m:r>
           <m:t>t</m:t>
+        </m:r>
+        <m:r>
+          <m:rPr>
+            <m:sty m:val="p"/>
+          </m:rPr>
+          <m:t>=</m:t>
+        </m:r>
+        <m:r>
+          <m:t>5.46</m:t>
+        </m:r>
+        <m:r>
+          <m:t> </m:t>
+        </m:r>
+        <m:r>
+          <m:rPr>
+            <m:nor/>
+            <m:sty m:val="p"/>
+          </m:rPr>
+          <m:t>months</m:t>
         </m:r>
       </m:oMath>
       <w:r>
@@ -12402,7 +14459,7 @@
         <w:t xml:space="preserve"> </w:t>
       </w:r>
       <w:r>
-        <w:t xml:space="preserve">IASLC grading threshold (Moreira et al. [15]).</w:t>
+        <w:t xml:space="preserve">IASLC grading threshold (Moreira et al. [17]). Adjuvant systemic chemotherapy administered in stage II–III patients represents an unmeasured clinical confounder.</w:t>
       </w:r>
     </w:p>
     <w:p>
@@ -14635,7 +16692,24 @@
               <w:jc w:val="left"/>
             </w:pPr>
             <w:r>
-              <w:t xml:space="preserve">… with Firth / L2 Penalized Shrinkage</w:t>
+              <w:t xml:space="preserve">… with Firth Penalized Likelihood (</w:t>
+            </w:r>
+            <m:oMath>
+              <m:r>
+                <m:t>λ</m:t>
+              </m:r>
+              <m:r>
+                <m:rPr>
+                  <m:sty m:val="p"/>
+                </m:rPr>
+                <m:t>=</m:t>
+              </m:r>
+              <m:r>
+                <m:t>0.05</m:t>
+              </m:r>
+            </m:oMath>
+            <w:r>
+              <w:t xml:space="preserve">)</w:t>
             </w:r>
           </w:p>
         </w:tc>
@@ -14671,7 +16745,19 @@
               <w:jc w:val="center"/>
             </w:pPr>
             <w:r>
-              <w:t xml:space="preserve">2.60–3.42 (1.42–7.03)</w:t>
+              <w:t xml:space="preserve">3.42 (1.66–7.03)</w:t>
+            </w:r>
+          </w:p>
+        </w:tc>
+        <w:tc>
+          <w:tcPr/>
+          <w:p>
+            <w:pPr>
+              <w:pStyle w:val="Compact"/>
+              <w:jc w:val="center"/>
+            </w:pPr>
+            <w:r>
+              <w:t xml:space="preserve">0.0009</w:t>
             </w:r>
           </w:p>
         </w:tc>
@@ -14684,6 +16770,85 @@
             </w:pPr>
             <w:r>
               <w:t xml:space="preserve">—</w:t>
+            </w:r>
+          </w:p>
+        </w:tc>
+      </w:tr>
+      <w:tr>
+        <w:tc>
+          <w:tcPr/>
+          <w:p>
+            <w:pPr>
+              <w:pStyle w:val="Compact"/>
+              <w:jc w:val="left"/>
+            </w:pPr>
+            <w:r>
+              <w:t xml:space="preserve">… with Firth Penalized Likelihood (</w:t>
+            </w:r>
+            <m:oMath>
+              <m:r>
+                <m:t>λ</m:t>
+              </m:r>
+              <m:r>
+                <m:rPr>
+                  <m:sty m:val="p"/>
+                </m:rPr>
+                <m:t>=</m:t>
+              </m:r>
+              <m:r>
+                <m:t>0.10</m:t>
+              </m:r>
+            </m:oMath>
+            <w:r>
+              <w:t xml:space="preserve">)</w:t>
+            </w:r>
+          </w:p>
+        </w:tc>
+        <w:tc>
+          <w:tcPr/>
+          <w:p>
+            <w:pPr>
+              <w:pStyle w:val="Compact"/>
+              <w:jc w:val="center"/>
+            </w:pPr>
+            <w:r>
+              <w:t xml:space="preserve">193</w:t>
+            </w:r>
+          </w:p>
+        </w:tc>
+        <w:tc>
+          <w:tcPr/>
+          <w:p>
+            <w:pPr>
+              <w:pStyle w:val="Compact"/>
+              <w:jc w:val="center"/>
+            </w:pPr>
+            <w:r>
+              <w:t xml:space="preserve">33</w:t>
+            </w:r>
+          </w:p>
+        </w:tc>
+        <w:tc>
+          <w:tcPr/>
+          <w:p>
+            <w:pPr>
+              <w:pStyle w:val="Compact"/>
+              <w:jc w:val="center"/>
+            </w:pPr>
+            <w:r>
+              <w:t xml:space="preserve">2.60 (1.42–4.75)</w:t>
+            </w:r>
+          </w:p>
+        </w:tc>
+        <w:tc>
+          <w:tcPr/>
+          <w:p>
+            <w:pPr>
+              <w:pStyle w:val="Compact"/>
+              <w:jc w:val="center"/>
+            </w:pPr>
+            <w:r>
+              <w:t xml:space="preserve">0.0019</w:t>
             </w:r>
           </w:p>
         </w:tc>
@@ -15037,7 +17202,7 @@
         </m:r>
       </m:oMath>
       <w:r>
-        <w:t xml:space="preserve">). In the complete 10-fold pairwise analysis with Holm-Bonferroni correction (Holm [16]), lepidic recurrence is significantly lower than solid (</w:t>
+        <w:t xml:space="preserve">). In the complete 10-fold pairwise analysis with Holm-Bonferroni correction (Holm [18]), lepidic recurrence is significantly lower than solid (</w:t>
       </w:r>
       <m:oMath>
         <m:sSub>
@@ -15185,7 +17350,7 @@
         </m:r>
       </m:oMath>
       <w:r>
-        <w:t xml:space="preserve">) rests on only 4 events in the lepidic cohort. Under bootstrap resampling (500 iterations), the upper confidence limit was unbounded due to resamples containing zero lepidic events. Applying Firth penalized likelihood or L2 shrinkage contracts this estimate to</w:t>
+        <w:t xml:space="preserve">) rests on only 4 events in the lepidic cohort. Under bootstrap resampling (500 iterations), the upper confidence limit was unbounded due to resamples containing zero lepidic events. Applying Firth-type penalized likelihood shrinkage contracts this estimate to</w:t>
       </w:r>
       <w:r>
         <w:t xml:space="preserve"> </w:t>
@@ -15201,24 +17366,175 @@
           <m:rPr>
             <m:sty m:val="p"/>
           </m:rPr>
-          <m:t>≈</m:t>
+          <m:t>=</m:t>
+        </m:r>
+        <m:r>
+          <m:t>3.42</m:t>
+        </m:r>
+      </m:oMath>
+      <w:r>
+        <w:t xml:space="preserve"> </w:t>
+      </w:r>
+      <w:r>
+        <w:t xml:space="preserve">(</w:t>
+      </w:r>
+      <m:oMath>
+        <m:r>
+          <m:t>95</m:t>
+        </m:r>
+        <m:r>
+          <m:rPr>
+            <m:sty m:val="p"/>
+          </m:rPr>
+          <m:t>%</m:t>
+        </m:r>
+        <m:r>
+          <m:t> </m:t>
+        </m:r>
+        <m:r>
+          <m:rPr>
+            <m:nor/>
+            <m:sty m:val="p"/>
+          </m:rPr>
+          <m:t>CI</m:t>
+        </m:r>
+        <m:r>
+          <m:rPr>
+            <m:sty m:val="p"/>
+          </m:rPr>
+          <m:t>:</m:t>
+        </m:r>
+        <m:r>
+          <m:t>1.66</m:t>
+        </m:r>
+        <m:r>
+          <m:rPr>
+            <m:nor/>
+            <m:sty m:val="p"/>
+          </m:rPr>
+          <m:t>–</m:t>
+        </m:r>
+        <m:r>
+          <m:t>7.03</m:t>
+        </m:r>
+      </m:oMath>
+      <w:r>
+        <w:t xml:space="preserve"> </w:t>
+      </w:r>
+      <w:r>
+        <w:t xml:space="preserve">at penalizer</w:t>
+      </w:r>
+      <w:r>
+        <w:t xml:space="preserve"> </w:t>
+      </w:r>
+      <m:oMath>
+        <m:r>
+          <m:t>λ</m:t>
+        </m:r>
+        <m:r>
+          <m:rPr>
+            <m:sty m:val="p"/>
+          </m:rPr>
+          <m:t>=</m:t>
+        </m:r>
+        <m:r>
+          <m:t>0.05</m:t>
+        </m:r>
+      </m:oMath>
+      <w:r>
+        <w:t xml:space="preserve">) and</w:t>
+      </w:r>
+      <w:r>
+        <w:t xml:space="preserve"> </w:t>
+      </w:r>
+      <m:oMath>
+        <m:r>
+          <m:t>H</m:t>
+        </m:r>
+        <m:r>
+          <m:t>R</m:t>
+        </m:r>
+        <m:r>
+          <m:rPr>
+            <m:sty m:val="p"/>
+          </m:rPr>
+          <m:t>=</m:t>
         </m:r>
         <m:r>
           <m:t>2.60</m:t>
         </m:r>
+      </m:oMath>
+      <w:r>
+        <w:t xml:space="preserve"> </w:t>
+      </w:r>
+      <w:r>
+        <w:t xml:space="preserve">(</w:t>
+      </w:r>
+      <m:oMath>
+        <m:r>
+          <m:t>95</m:t>
+        </m:r>
+        <m:r>
+          <m:rPr>
+            <m:sty m:val="p"/>
+          </m:rPr>
+          <m:t>%</m:t>
+        </m:r>
+        <m:r>
+          <m:t> </m:t>
+        </m:r>
         <m:r>
           <m:rPr>
             <m:nor/>
             <m:sty m:val="p"/>
           </m:rPr>
+          <m:t>CI</m:t>
+        </m:r>
+        <m:r>
+          <m:rPr>
+            <m:sty m:val="p"/>
+          </m:rPr>
+          <m:t>:</m:t>
+        </m:r>
+        <m:r>
+          <m:t>1.42</m:t>
+        </m:r>
+        <m:r>
+          <m:rPr>
+            <m:nor/>
+            <m:sty m:val="p"/>
+          </m:rPr>
           <m:t>–</m:t>
         </m:r>
         <m:r>
-          <m:t>3.42</m:t>
-        </m:r>
-      </m:oMath>
-      <w:r>
-        <w:t xml:space="preserve">. Across the full cohort, grouping solid and micropapillary yields an unadjusted</w:t>
+          <m:t>4.75</m:t>
+        </m:r>
+      </m:oMath>
+      <w:r>
+        <w:t xml:space="preserve"> </w:t>
+      </w:r>
+      <w:r>
+        <w:t xml:space="preserve">at penalizer</w:t>
+      </w:r>
+      <w:r>
+        <w:t xml:space="preserve"> </w:t>
+      </w:r>
+      <m:oMath>
+        <m:r>
+          <m:t>λ</m:t>
+        </m:r>
+        <m:r>
+          <m:rPr>
+            <m:sty m:val="p"/>
+          </m:rPr>
+          <m:t>=</m:t>
+        </m:r>
+        <m:r>
+          <m:t>0.10</m:t>
+        </m:r>
+      </m:oMath>
+      <w:r>
+        <w:t xml:space="preserve">). Across the full cohort, grouping solid and micropapillary yields an unadjusted</w:t>
       </w:r>
       <w:r>
         <w:t xml:space="preserve"> </w:t>
@@ -15398,7 +17714,119 @@
         </m:r>
       </m:oMath>
       <w:r>
-        <w:t xml:space="preserve">), confirming that the apparent unadjusted difference was driven entirely by stage confounding.</w:t>
+        <w:t xml:space="preserve">). This lack of significance reflects marked stage confounding: within this subgroup, 37 of 38 lepidic patients (97.4%) were Stage I, compared to only 7 of 18 solid/micropapillary patients (38.9%). The identical upper bound of 19.97 in both models is a coincidental arithmetic property of log-normal exponentiation (</w:t>
+      </w:r>
+      <m:oMath>
+        <m:r>
+          <m:t>0.098</m:t>
+        </m:r>
+        <m:r>
+          <m:rPr>
+            <m:sty m:val="p"/>
+          </m:rPr>
+          <m:t>+</m:t>
+        </m:r>
+        <m:r>
+          <m:t>1.96</m:t>
+        </m:r>
+        <m:r>
+          <m:rPr>
+            <m:sty m:val="p"/>
+          </m:rPr>
+          <m:t>×</m:t>
+        </m:r>
+        <m:r>
+          <m:t>1.478</m:t>
+        </m:r>
+        <m:r>
+          <m:rPr>
+            <m:sty m:val="p"/>
+          </m:rPr>
+          <m:t>≈</m:t>
+        </m:r>
+        <m:r>
+          <m:t>2.995</m:t>
+        </m:r>
+      </m:oMath>
+      <w:r>
+        <w:t xml:space="preserve"> </w:t>
+      </w:r>
+      <w:r>
+        <w:t xml:space="preserve">and</w:t>
+      </w:r>
+      <w:r>
+        <w:t xml:space="preserve"> </w:t>
+      </w:r>
+      <m:oMath>
+        <m:r>
+          <m:t>1.910</m:t>
+        </m:r>
+        <m:r>
+          <m:rPr>
+            <m:sty m:val="p"/>
+          </m:rPr>
+          <m:t>+</m:t>
+        </m:r>
+        <m:r>
+          <m:t>1.96</m:t>
+        </m:r>
+        <m:r>
+          <m:rPr>
+            <m:sty m:val="p"/>
+          </m:rPr>
+          <m:t>×</m:t>
+        </m:r>
+        <m:r>
+          <m:t>0.553</m:t>
+        </m:r>
+        <m:r>
+          <m:rPr>
+            <m:sty m:val="p"/>
+          </m:rPr>
+          <m:t>≈</m:t>
+        </m:r>
+        <m:r>
+          <m:t>2.994</m:t>
+        </m:r>
+      </m:oMath>
+      <w:r>
+        <w:t xml:space="preserve">, both yielding</w:t>
+      </w:r>
+      <w:r>
+        <w:t xml:space="preserve"> </w:t>
+      </w:r>
+      <m:oMath>
+        <m:r>
+          <m:rPr>
+            <m:sty m:val="p"/>
+          </m:rPr>
+          <m:t>exp</m:t>
+        </m:r>
+        <m:d>
+          <m:dPr>
+            <m:begChr m:val="("/>
+            <m:endChr m:val=")"/>
+            <m:sepChr m:val=""/>
+            <m:grow/>
+          </m:dPr>
+          <m:e>
+            <m:r>
+              <m:t>2.995</m:t>
+            </m:r>
+          </m:e>
+        </m:d>
+        <m:r>
+          <m:rPr>
+            <m:sty m:val="p"/>
+          </m:rPr>
+          <m:t>≈</m:t>
+        </m:r>
+        <m:r>
+          <m:t>19.97</m:t>
+        </m:r>
+      </m:oMath>
+      <w:r>
+        <w:t xml:space="preserve">).</w:t>
       </w:r>
     </w:p>
     <w:p>
@@ -15410,7 +17838,7 @@
           <wp:inline>
             <wp:extent cx="5067300" cy="3589337"/>
             <wp:effectExtent b="0" l="0" r="0" t="0"/>
-            <wp:docPr descr="Figure 3. MSKCC Clinical Cohort Survival Analysis (N = 604). (A) Kaplan-Meier recurrence-free survival curves across the 5 IASLC predominant histologic subtypes (reverse Kaplan-Meier median follow-up 23.8 months, IQR: 13.3–31.8 months; unadjusted 4-degrees-of-freedom log-rank \chi^2 = 24.52, p = 6.27 \times 10^{-5}). (B) Pathologic stage composition across histologic subtypes (Stage I vs Stage II/III). (C) Forest plot of multivariable stage-adjusted Cox proportional hazards models." title="" id="50" name="Picture"/>
+            <wp:docPr descr="MSKCC Clinical Cohort Survival Analysis (N = 604). (A) Kaplan-Meier recurrence-free survival curves across the 5 IASLC predominant histologic subtypes (reverse Kaplan-Meier median follow-up 23.8 months, IQR: 13.3–31.8 months; unadjusted 4-degrees-of-freedom log-rank \chi^2 = 24.52, p = 6.27 \times 10^{-5}). (B) Pathologic stage composition across histologic subtypes (Stage I vs Stage II/III). (C) Forest plot of multivariable stage-adjusted Cox proportional hazards models, displaying pairwise contrasts against lepidic reference, models with Acinar reference, composite architectural models, and Firth penalized shrinkage estimates." title="" id="50" name="Picture"/>
             <a:graphic>
               <a:graphicData uri="http://schemas.openxmlformats.org/drawingml/2006/picture">
                 <pic:pic>
@@ -15453,11 +17881,7 @@
         <w:pStyle w:val="ImageCaption"/>
       </w:pPr>
       <w:r>
-        <w:rPr>
-          <w:b/>
-          <w:bCs/>
-        </w:rPr>
-        <w:t xml:space="preserve">Figure 3. MSKCC Clinical Cohort Survival Analysis (</w:t>
+        <w:t xml:space="preserve">MSKCC Clinical Cohort Survival Analysis (</w:t>
       </w:r>
       <m:oMath>
         <m:r>
@@ -15474,17 +17898,7 @@
         </m:r>
       </m:oMath>
       <w:r>
-        <w:rPr>
-          <w:b/>
-          <w:bCs/>
-        </w:rPr>
-        <w:t xml:space="preserve">).</w:t>
-      </w:r>
-      <w:r>
-        <w:t xml:space="preserve"> </w:t>
-      </w:r>
-      <w:r>
-        <w:t xml:space="preserve">(A) Kaplan-Meier recurrence-free survival curves across the 5 IASLC predominant histologic subtypes (reverse Kaplan-Meier median follow-up 23.8 months, IQR: 13.3–31.8 months; unadjusted 4-degrees-of-freedom log-rank</w:t>
+        <w:t xml:space="preserve">). (A) Kaplan-Meier recurrence-free survival curves across the 5 IASLC predominant histologic subtypes (reverse Kaplan-Meier median follow-up 23.8 months, IQR: 13.3–31.8 months; unadjusted 4-degrees-of-freedom log-rank</w:t>
       </w:r>
       <w:r>
         <w:t xml:space="preserve"> </w:t>
@@ -15555,7 +17969,7 @@
         </m:sSup>
       </m:oMath>
       <w:r>
-        <w:t xml:space="preserve">). (B) Pathologic stage composition across histologic subtypes (Stage I vs Stage II/III). (C) Forest plot of multivariable stage-adjusted Cox proportional hazards models.</w:t>
+        <w:t xml:space="preserve">). (B) Pathologic stage composition across histologic subtypes (Stage I vs Stage II/III). (C) Forest plot of multivariable stage-adjusted Cox proportional hazards models, displaying pairwise contrasts against lepidic reference, models with Acinar reference, composite architectural models, and Firth penalized shrinkage estimates.</w:t>
       </w:r>
     </w:p>
     <w:p>
@@ -15670,7 +18084,7 @@
           <m:t>=</m:t>
         </m:r>
         <m:r>
-          <m:t>0.35</m:t>
+          <m:t>0.350</m:t>
         </m:r>
       </m:oMath>
       <w:r>
@@ -15927,7 +18341,7 @@
           <m:t>≥</m:t>
         </m:r>
         <m:r>
-          <m:t>98.6</m:t>
+          <m:t>97.5</m:t>
         </m:r>
         <m:r>
           <m:rPr>
@@ -15953,7 +18367,7 @@
           <m:t>≤</m:t>
         </m:r>
         <m:r>
-          <m:t>150</m:t>
+          <m:t>200</m:t>
         </m:r>
         <m:r>
           <m:t> </m:t>
@@ -15970,50 +18384,67 @@
         </m:r>
       </m:oMath>
       <w:r>
-        <w:t xml:space="preserve">). For macromolecular ADCs, central concentration in viable nests remains at</w:t>
-      </w:r>
-      <w:r>
-        <w:t xml:space="preserve"> </w:t>
-      </w:r>
-      <m:oMath>
-        <m:r>
-          <m:rPr>
-            <m:sty m:val="p"/>
-          </m:rPr>
-          <m:t>≥</m:t>
-        </m:r>
-        <m:r>
-          <m:t>45.9</m:t>
-        </m:r>
-        <m:r>
-          <m:rPr>
-            <m:sty m:val="p"/>
-          </m:rPr>
-          <m:t>%</m:t>
-        </m:r>
-      </m:oMath>
-      <w:r>
-        <w:t xml:space="preserve">, exceeding</w:t>
-      </w:r>
-      <w:r>
-        <w:t xml:space="preserve"> </w:t>
-      </w:r>
-      <m:oMath>
-        <m:r>
-          <m:t>θ</m:t>
-        </m:r>
-        <m:r>
-          <m:rPr>
-            <m:sty m:val="p"/>
-          </m:rPr>
-          <m:t>=</m:t>
-        </m:r>
-        <m:r>
-          <m:t>0.35</m:t>
-        </m:r>
-      </m:oMath>
-      <w:r>
-        <w:t xml:space="preserve">. Consequently, avascular nests do not form viable pharmacological sanctuaries for either drug class.</w:t>
+        <w:t xml:space="preserve">). Consequently, avascular nests do not form viable pharmacological sanctuaries for small-molecule TKIs. For macromolecular ADCs, central depletion below</w:t>
+      </w:r>
+      <w:r>
+        <w:t xml:space="preserve"> </w:t>
+      </w:r>
+      <m:oMath>
+        <m:sSub>
+          <m:e>
+            <m:r>
+              <m:rPr>
+                <m:nor/>
+                <m:sty m:val="p"/>
+              </m:rPr>
+              <m:t>IC</m:t>
+            </m:r>
+          </m:e>
+          <m:sub>
+            <m:r>
+              <m:t>50</m:t>
+            </m:r>
+          </m:sub>
+        </m:sSub>
+      </m:oMath>
+      <w:r>
+        <w:t xml:space="preserve"> </w:t>
+      </w:r>
+      <w:r>
+        <w:t xml:space="preserve">requires</w:t>
+      </w:r>
+      <w:r>
+        <w:t xml:space="preserve"> </w:t>
+      </w:r>
+      <m:oMath>
+        <m:r>
+          <m:t>R</m:t>
+        </m:r>
+        <m:r>
+          <m:rPr>
+            <m:sty m:val="p"/>
+          </m:rPr>
+          <m:t>&gt;</m:t>
+        </m:r>
+        <m:r>
+          <m:t>180</m:t>
+        </m:r>
+        <m:r>
+          <m:t> </m:t>
+        </m:r>
+        <m:r>
+          <m:t>μ</m:t>
+        </m:r>
+        <m:r>
+          <m:rPr>
+            <m:nor/>
+            <m:sty m:val="p"/>
+          </m:rPr>
+          <m:t>m</m:t>
+        </m:r>
+      </m:oMath>
+      <w:r>
+        <w:t xml:space="preserve">, where central hypoxia and necrosis typically limit cellular viability.</w:t>
       </w:r>
     </w:p>
     <w:bookmarkEnd w:id="55"/>
@@ -16131,7 +18562,7 @@
         <w:pStyle w:val="FirstParagraph"/>
       </w:pPr>
       <w:r>
-        <w:t xml:space="preserve">Rather than prescribing clinical management, our findings establish three testable hypotheses for prospective trials:</w:t>
+        <w:t xml:space="preserve">Rather than prescribing clinical management, our findings establish three testable hypotheses for future physical and translational research:</w:t>
       </w:r>
       <w:r>
         <w:t xml:space="preserve"> </w:t>
@@ -16278,7 +18709,7 @@
         <w:t xml:space="preserve"> </w:t>
       </w:r>
       <w:r>
-        <w:t xml:space="preserve">In trials evaluating extended adjuvant osimertinib (e.g., ADAURA2), post-cessation recurrence rates should correlate with the quantified proportion of perivascular cord architecture rather than compact avascular nests.</w:t>
+        <w:t xml:space="preserve">In trials evaluating extended adjuvant osimertinib, post-cessation recurrence rates should correlate with the quantified proportion of perivascular cord architecture rather than compact avascular nests.</w:t>
       </w:r>
     </w:p>
     <w:bookmarkEnd w:id="57"/>
@@ -16296,7 +18727,7 @@
         <w:pStyle w:val="FirstParagraph"/>
       </w:pPr>
       <w:r>
-        <w:t xml:space="preserve">All transport parameters are assumed from literature values in squamocellular or rodent models. The model idealizes microvasculature as isolated cylinders without inter-vessel field overlap or convection. The MSKCC cohort is retrospective, surgical, lacks osimertinib exposure, and provides only predominant subtype.</w:t>
+        <w:t xml:space="preserve">All transport parameters are assumed from biophysical measurements in neoplastic tissue. The model idealizes microvasculature as isolated cylinders without inter-vessel field overlap or convection. The MSKCC cohort is retrospective, surgical, lacks osimertinib exposure, provides only predominant subtype, and does not record adjuvant systemic chemotherapy.</w:t>
       </w:r>
     </w:p>
     <w:p>
@@ -16306,15 +18737,22 @@
         </w:pict>
       </w:r>
     </w:p>
+    <w:p>
+      <w:r>
+        <w:pict>
+          <v:rect style="width:0;height:1.5pt" o:hralign="center" o:hrstd="t" o:hr="t"/>
+        </w:pict>
+      </w:r>
+    </w:p>
     <w:bookmarkEnd w:id="58"/>
     <w:bookmarkEnd w:id="59"/>
-    <w:bookmarkStart w:id="60" w:name="captions-for-figures"/>
+    <w:bookmarkStart w:id="60" w:name="declarations"/>
     <w:p>
       <w:pPr>
         <w:pStyle w:val="Heading2"/>
       </w:pPr>
       <w:r>
-        <w:t xml:space="preserve">Captions for Figures</w:t>
+        <w:t xml:space="preserve">Declarations</w:t>
       </w:r>
     </w:p>
     <w:p>
@@ -16326,1446 +18764,6 @@
           <w:b/>
           <w:bCs/>
         </w:rPr>
-        <w:t xml:space="preserve">Figure 1. Biophysical Reaction-Diffusion Transport Physics &amp; Parameter Sensitivity.</w:t>
-      </w:r>
-      <w:r>
-        <w:br/>
-      </w:r>
-      <w:r>
-        <w:t xml:space="preserve">(A) Outward perivascular cord geometry: radial concentration profiles for small-molecule osimertinib (</w:t>
-      </w:r>
-      <m:oMath>
-        <m:r>
-          <m:t>λ</m:t>
-        </m:r>
-        <m:r>
-          <m:rPr>
-            <m:sty m:val="p"/>
-          </m:rPr>
-          <m:t>=</m:t>
-        </m:r>
-        <m:r>
-          <m:t>627.6</m:t>
-        </m:r>
-        <m:r>
-          <m:t> </m:t>
-        </m:r>
-        <m:r>
-          <m:t>μ</m:t>
-        </m:r>
-        <m:r>
-          <m:rPr>
-            <m:nor/>
-            <m:sty m:val="p"/>
-          </m:rPr>
-          <m:t>m</m:t>
-        </m:r>
-      </m:oMath>
-      <w:r>
-        <w:t xml:space="preserve">, blue line) and macromolecular ADC (</w:t>
-      </w:r>
-      <m:oMath>
-        <m:r>
-          <m:t>λ</m:t>
-        </m:r>
-        <m:r>
-          <m:rPr>
-            <m:sty m:val="p"/>
-          </m:rPr>
-          <m:t>=</m:t>
-        </m:r>
-        <m:r>
-          <m:t>77.5</m:t>
-        </m:r>
-        <m:r>
-          <m:t> </m:t>
-        </m:r>
-        <m:r>
-          <m:t>μ</m:t>
-        </m:r>
-        <m:r>
-          <m:rPr>
-            <m:nor/>
-            <m:sty m:val="p"/>
-          </m:rPr>
-          <m:t>m</m:t>
-        </m:r>
-      </m:oMath>
-      <w:r>
-        <w:t xml:space="preserve">, red line) derived from modified Bessel function</w:t>
-      </w:r>
-      <w:r>
-        <w:t xml:space="preserve"> </w:t>
-      </w:r>
-      <m:oMath>
-        <m:sSub>
-          <m:e>
-            <m:r>
-              <m:t>K</m:t>
-            </m:r>
-          </m:e>
-          <m:sub>
-            <m:r>
-              <m:t>0</m:t>
-            </m:r>
-          </m:sub>
-        </m:sSub>
-      </m:oMath>
-      <w:r>
-        <w:t xml:space="preserve">. Dotted lines indicate the critical depth</w:t>
-      </w:r>
-      <w:r>
-        <w:t xml:space="preserve"> </w:t>
-      </w:r>
-      <m:oMath>
-        <m:sSub>
-          <m:e>
-            <m:r>
-              <m:t>r</m:t>
-            </m:r>
-          </m:e>
-          <m:sub>
-            <m:r>
-              <m:rPr>
-                <m:nor/>
-                <m:sty m:val="p"/>
-              </m:rPr>
-              <m:t>crit</m:t>
-            </m:r>
-          </m:sub>
-        </m:sSub>
-        <m:r>
-          <m:rPr>
-            <m:sty m:val="p"/>
-          </m:rPr>
-          <m:t>=</m:t>
-        </m:r>
-        <m:r>
-          <m:t>165.9</m:t>
-        </m:r>
-        <m:r>
-          <m:t> </m:t>
-        </m:r>
-        <m:r>
-          <m:t>μ</m:t>
-        </m:r>
-        <m:r>
-          <m:rPr>
-            <m:nor/>
-            <m:sty m:val="p"/>
-          </m:rPr>
-          <m:t>m</m:t>
-        </m:r>
-      </m:oMath>
-      <w:r>
-        <w:t xml:space="preserve"> </w:t>
-      </w:r>
-      <w:r>
-        <w:t xml:space="preserve">where osimertinib drops below the</w:t>
-      </w:r>
-      <w:r>
-        <w:t xml:space="preserve"> </w:t>
-      </w:r>
-      <m:oMath>
-        <m:sSub>
-          <m:e>
-            <m:r>
-              <m:rPr>
-                <m:nor/>
-                <m:sty m:val="p"/>
-              </m:rPr>
-              <m:t>IC</m:t>
-            </m:r>
-          </m:e>
-          <m:sub>
-            <m:r>
-              <m:t>50</m:t>
-            </m:r>
-          </m:sub>
-        </m:sSub>
-      </m:oMath>
-      <w:r>
-        <w:t xml:space="preserve"> </w:t>
-      </w:r>
-      <w:r>
-        <w:t xml:space="preserve">threshold (</w:t>
-      </w:r>
-      <m:oMath>
-        <m:r>
-          <m:t>θ</m:t>
-        </m:r>
-        <m:r>
-          <m:rPr>
-            <m:sty m:val="p"/>
-          </m:rPr>
-          <m:t>=</m:t>
-        </m:r>
-        <m:r>
-          <m:t>0.35</m:t>
-        </m:r>
-      </m:oMath>
-      <w:r>
-        <w:t xml:space="preserve">). The shaded orange region illustrates the viable pharmacological sanctuary shell between</w:t>
-      </w:r>
-      <w:r>
-        <w:t xml:space="preserve"> </w:t>
-      </w:r>
-      <m:oMath>
-        <m:sSub>
-          <m:e>
-            <m:r>
-              <m:t>r</m:t>
-            </m:r>
-          </m:e>
-          <m:sub>
-            <m:r>
-              <m:rPr>
-                <m:nor/>
-                <m:sty m:val="p"/>
-              </m:rPr>
-              <m:t>crit</m:t>
-            </m:r>
-          </m:sub>
-        </m:sSub>
-      </m:oMath>
-      <w:r>
-        <w:t xml:space="preserve"> </w:t>
-      </w:r>
-      <w:r>
-        <w:t xml:space="preserve">and the tissue oxygenation boundary (</w:t>
-      </w:r>
-      <m:oMath>
-        <m:sSub>
-          <m:e>
-            <m:r>
-              <m:t>r</m:t>
-            </m:r>
-          </m:e>
-          <m:sub>
-            <m:r>
-              <m:rPr>
-                <m:nor/>
-                <m:sty m:val="p"/>
-              </m:rPr>
-              <m:t>ox</m:t>
-            </m:r>
-          </m:sub>
-        </m:sSub>
-        <m:r>
-          <m:rPr>
-            <m:sty m:val="p"/>
-          </m:rPr>
-          <m:t>=</m:t>
-        </m:r>
-        <m:r>
-          <m:t>200</m:t>
-        </m:r>
-        <m:r>
-          <m:t> </m:t>
-        </m:r>
-        <m:r>
-          <m:t>μ</m:t>
-        </m:r>
-        <m:r>
-          <m:rPr>
-            <m:nor/>
-            <m:sty m:val="p"/>
-          </m:rPr>
-          <m:t>m</m:t>
-        </m:r>
-      </m:oMath>
-      <w:r>
-        <w:t xml:space="preserve">,</w:t>
-      </w:r>
-      <w:r>
-        <w:t xml:space="preserve"> </w:t>
-      </w:r>
-      <m:oMath>
-        <m:r>
-          <m:t>Δ</m:t>
-        </m:r>
-        <m:r>
-          <m:t>r</m:t>
-        </m:r>
-        <m:r>
-          <m:rPr>
-            <m:sty m:val="p"/>
-          </m:rPr>
-          <m:t>=</m:t>
-        </m:r>
-        <m:r>
-          <m:t>34.1</m:t>
-        </m:r>
-        <m:r>
-          <m:t> </m:t>
-        </m:r>
-        <m:r>
-          <m:t>μ</m:t>
-        </m:r>
-        <m:r>
-          <m:rPr>
-            <m:nor/>
-            <m:sty m:val="p"/>
-          </m:rPr>
-          <m:t>m</m:t>
-        </m:r>
-      </m:oMath>
-      <w:r>
-        <w:t xml:space="preserve">;</w:t>
-      </w:r>
-      <w:r>
-        <w:t xml:space="preserve"> </w:t>
-      </w:r>
-      <m:oMath>
-        <m:r>
-          <m:t>Δ</m:t>
-        </m:r>
-        <m:r>
-          <m:t>r</m:t>
-        </m:r>
-        <m:r>
-          <m:rPr>
-            <m:sty m:val="p"/>
-          </m:rPr>
-          <m:t>=</m:t>
-        </m:r>
-        <m:r>
-          <m:t>14.1</m:t>
-        </m:r>
-        <m:r>
-          <m:t> </m:t>
-        </m:r>
-        <m:r>
-          <m:t>μ</m:t>
-        </m:r>
-        <m:r>
-          <m:rPr>
-            <m:nor/>
-            <m:sty m:val="p"/>
-          </m:rPr>
-          <m:t>m</m:t>
-        </m:r>
-      </m:oMath>
-      <w:r>
-        <w:t xml:space="preserve"> </w:t>
-      </w:r>
-      <w:r>
-        <w:t xml:space="preserve">at</w:t>
-      </w:r>
-      <w:r>
-        <w:t xml:space="preserve"> </w:t>
-      </w:r>
-      <m:oMath>
-        <m:sSub>
-          <m:e>
-            <m:r>
-              <m:t>r</m:t>
-            </m:r>
-          </m:e>
-          <m:sub>
-            <m:r>
-              <m:rPr>
-                <m:nor/>
-                <m:sty m:val="p"/>
-              </m:rPr>
-              <m:t>ox</m:t>
-            </m:r>
-          </m:sub>
-        </m:sSub>
-        <m:r>
-          <m:rPr>
-            <m:sty m:val="p"/>
-          </m:rPr>
-          <m:t>=</m:t>
-        </m:r>
-        <m:r>
-          <m:t>180</m:t>
-        </m:r>
-        <m:r>
-          <m:t> </m:t>
-        </m:r>
-        <m:r>
-          <m:t>μ</m:t>
-        </m:r>
-        <m:r>
-          <m:rPr>
-            <m:nor/>
-            <m:sty m:val="p"/>
-          </m:rPr>
-          <m:t>m</m:t>
-        </m:r>
-      </m:oMath>
-      <w:r>
-        <w:t xml:space="preserve">).</w:t>
-      </w:r>
-      <w:r>
-        <w:br/>
-      </w:r>
-      <w:r>
-        <w:t xml:space="preserve">(B) Inward avascular nest geometry: central core concentration</w:t>
-      </w:r>
-      <w:r>
-        <w:t xml:space="preserve"> </w:t>
-      </w:r>
-      <m:oMath>
-        <m:sSub>
-          <m:e>
-            <m:r>
-              <m:t>C</m:t>
-            </m:r>
-          </m:e>
-          <m:sub>
-            <m:r>
-              <m:rPr>
-                <m:nor/>
-                <m:sty m:val="p"/>
-              </m:rPr>
-              <m:t>in</m:t>
-            </m:r>
-          </m:sub>
-        </m:sSub>
-        <m:d>
-          <m:dPr>
-            <m:begChr m:val="("/>
-            <m:endChr m:val=")"/>
-            <m:sepChr m:val=""/>
-            <m:grow/>
-          </m:dPr>
-          <m:e>
-            <m:r>
-              <m:t>0</m:t>
-            </m:r>
-          </m:e>
-        </m:d>
-        <m:r>
-          <m:rPr>
-            <m:sty m:val="p"/>
-          </m:rPr>
-          <m:t>/</m:t>
-        </m:r>
-        <m:sSub>
-          <m:e>
-            <m:r>
-              <m:t>C</m:t>
-            </m:r>
-          </m:e>
-          <m:sub>
-            <m:r>
-              <m:t>0</m:t>
-            </m:r>
-          </m:sub>
-        </m:sSub>
-        <m:r>
-          <m:rPr>
-            <m:sty m:val="p"/>
-          </m:rPr>
-          <m:t>=</m:t>
-        </m:r>
-        <m:r>
-          <m:t>1</m:t>
-        </m:r>
-        <m:r>
-          <m:rPr>
-            <m:sty m:val="p"/>
-          </m:rPr>
-          <m:t>/</m:t>
-        </m:r>
-        <m:sSub>
-          <m:e>
-            <m:r>
-              <m:t>I</m:t>
-            </m:r>
-          </m:e>
-          <m:sub>
-            <m:r>
-              <m:t>0</m:t>
-            </m:r>
-          </m:sub>
-        </m:sSub>
-        <m:d>
-          <m:dPr>
-            <m:begChr m:val="("/>
-            <m:endChr m:val=")"/>
-            <m:sepChr m:val=""/>
-            <m:grow/>
-          </m:dPr>
-          <m:e>
-            <m:r>
-              <m:t>R</m:t>
-            </m:r>
-            <m:r>
-              <m:rPr>
-                <m:sty m:val="p"/>
-              </m:rPr>
-              <m:t>/</m:t>
-            </m:r>
-            <m:r>
-              <m:t>λ</m:t>
-            </m:r>
-          </m:e>
-        </m:d>
-      </m:oMath>
-      <w:r>
-        <w:t xml:space="preserve"> </w:t>
-      </w:r>
-      <w:r>
-        <w:t xml:space="preserve">as a function of nest outer radius</w:t>
-      </w:r>
-      <w:r>
-        <w:t xml:space="preserve"> </w:t>
-      </w:r>
-      <m:oMath>
-        <m:r>
-          <m:t>R</m:t>
-        </m:r>
-      </m:oMath>
-      <w:r>
-        <w:t xml:space="preserve"> </w:t>
-      </w:r>
-      <w:r>
-        <w:t xml:space="preserve">up to</w:t>
-      </w:r>
-      <w:r>
-        <w:t xml:space="preserve"> </w:t>
-      </w:r>
-      <m:oMath>
-        <m:r>
-          <m:t>400</m:t>
-        </m:r>
-        <m:r>
-          <m:t> </m:t>
-        </m:r>
-        <m:r>
-          <m:t>μ</m:t>
-        </m:r>
-        <m:r>
-          <m:rPr>
-            <m:nor/>
-            <m:sty m:val="p"/>
-          </m:rPr>
-          <m:t>m</m:t>
-        </m:r>
-      </m:oMath>
-      <w:r>
-        <w:t xml:space="preserve">. Osimertinib remains at</w:t>
-      </w:r>
-      <w:r>
-        <w:t xml:space="preserve"> </w:t>
-      </w:r>
-      <m:oMath>
-        <m:r>
-          <m:rPr>
-            <m:sty m:val="p"/>
-          </m:rPr>
-          <m:t>≥</m:t>
-        </m:r>
-        <m:r>
-          <m:t>90.6</m:t>
-        </m:r>
-        <m:r>
-          <m:rPr>
-            <m:sty m:val="p"/>
-          </m:rPr>
-          <m:t>%</m:t>
-        </m:r>
-      </m:oMath>
-      <w:r>
-        <w:t xml:space="preserve"> </w:t>
-      </w:r>
-      <w:r>
-        <w:t xml:space="preserve">throughout, and</w:t>
-      </w:r>
-      <w:r>
-        <w:t xml:space="preserve"> </w:t>
-      </w:r>
-      <m:oMath>
-        <m:r>
-          <m:rPr>
-            <m:sty m:val="p"/>
-          </m:rPr>
-          <m:t>≥</m:t>
-        </m:r>
-        <m:r>
-          <m:t>98.6</m:t>
-        </m:r>
-        <m:r>
-          <m:rPr>
-            <m:sty m:val="p"/>
-          </m:rPr>
-          <m:t>%</m:t>
-        </m:r>
-      </m:oMath>
-      <w:r>
-        <w:t xml:space="preserve"> </w:t>
-      </w:r>
-      <w:r>
-        <w:t xml:space="preserve">within viable nests (</w:t>
-      </w:r>
-      <m:oMath>
-        <m:r>
-          <m:t>R</m:t>
-        </m:r>
-        <m:r>
-          <m:rPr>
-            <m:sty m:val="p"/>
-          </m:rPr>
-          <m:t>≤</m:t>
-        </m:r>
-        <m:r>
-          <m:t>150</m:t>
-        </m:r>
-        <m:r>
-          <m:t> </m:t>
-        </m:r>
-        <m:r>
-          <m:t>μ</m:t>
-        </m:r>
-        <m:r>
-          <m:rPr>
-            <m:nor/>
-            <m:sty m:val="p"/>
-          </m:rPr>
-          <m:t>m</m:t>
-        </m:r>
-      </m:oMath>
-      <w:r>
-        <w:t xml:space="preserve">). ADCs remain above</w:t>
-      </w:r>
-      <w:r>
-        <w:t xml:space="preserve"> </w:t>
-      </w:r>
-      <m:oMath>
-        <m:r>
-          <m:t>θ</m:t>
-        </m:r>
-        <m:r>
-          <m:rPr>
-            <m:sty m:val="p"/>
-          </m:rPr>
-          <m:t>=</m:t>
-        </m:r>
-        <m:r>
-          <m:t>0.35</m:t>
-        </m:r>
-      </m:oMath>
-      <w:r>
-        <w:t xml:space="preserve"> </w:t>
-      </w:r>
-      <w:r>
-        <w:t xml:space="preserve">throughout viable nests (</w:t>
-      </w:r>
-      <m:oMath>
-        <m:r>
-          <m:t>R</m:t>
-        </m:r>
-        <m:r>
-          <m:rPr>
-            <m:sty m:val="p"/>
-          </m:rPr>
-          <m:t>≤</m:t>
-        </m:r>
-        <m:r>
-          <m:t>160</m:t>
-        </m:r>
-        <m:r>
-          <m:t> </m:t>
-        </m:r>
-        <m:r>
-          <m:t>μ</m:t>
-        </m:r>
-        <m:r>
-          <m:rPr>
-            <m:nor/>
-            <m:sty m:val="p"/>
-          </m:rPr>
-          <m:t>m</m:t>
-        </m:r>
-      </m:oMath>
-      <w:r>
-        <w:t xml:space="preserve">).</w:t>
-      </w:r>
-      <w:r>
-        <w:br/>
-      </w:r>
-      <w:r>
-        <w:t xml:space="preserve">(C) 2D parameter sensitivity heatmap of sanctuary shell width</w:t>
-      </w:r>
-      <w:r>
-        <w:t xml:space="preserve"> </w:t>
-      </w:r>
-      <m:oMath>
-        <m:r>
-          <m:t>Δ</m:t>
-        </m:r>
-        <m:r>
-          <m:t>r</m:t>
-        </m:r>
-      </m:oMath>
-      <w:r>
-        <w:t xml:space="preserve"> </w:t>
-      </w:r>
-      <w:r>
-        <w:t xml:space="preserve">across tissue diffusivity</w:t>
-      </w:r>
-      <w:r>
-        <w:t xml:space="preserve"> </w:t>
-      </w:r>
-      <m:oMath>
-        <m:r>
-          <m:t>D</m:t>
-        </m:r>
-      </m:oMath>
-      <w:r>
-        <w:t xml:space="preserve"> </w:t>
-      </w:r>
-      <w:r>
-        <w:t xml:space="preserve">and cellular uptake rate constant</w:t>
-      </w:r>
-      <w:r>
-        <w:t xml:space="preserve"> </w:t>
-      </w:r>
-      <m:oMath>
-        <m:r>
-          <m:t>k</m:t>
-        </m:r>
-      </m:oMath>
-      <w:r>
-        <w:t xml:space="preserve">.</w:t>
-      </w:r>
-      <w:r>
-        <w:br/>
-      </w:r>
-      <w:r>
-        <w:t xml:space="preserve">(D) Parameter sensitivity of shell width</w:t>
-      </w:r>
-      <w:r>
-        <w:t xml:space="preserve"> </w:t>
-      </w:r>
-      <m:oMath>
-        <m:r>
-          <m:t>Δ</m:t>
-        </m:r>
-        <m:r>
-          <m:t>r</m:t>
-        </m:r>
-      </m:oMath>
-      <w:r>
-        <w:t xml:space="preserve"> </w:t>
-      </w:r>
-      <w:r>
-        <w:t xml:space="preserve">as a function of the tissue hypoxia threshold</w:t>
-      </w:r>
-      <w:r>
-        <w:t xml:space="preserve"> </w:t>
-      </w:r>
-      <m:oMath>
-        <m:sSub>
-          <m:e>
-            <m:r>
-              <m:t>r</m:t>
-            </m:r>
-          </m:e>
-          <m:sub>
-            <m:r>
-              <m:rPr>
-                <m:nor/>
-                <m:sty m:val="p"/>
-              </m:rPr>
-              <m:t>ox</m:t>
-            </m:r>
-          </m:sub>
-        </m:sSub>
-      </m:oMath>
-      <w:r>
-        <w:t xml:space="preserve"> </w:t>
-      </w:r>
-      <w:r>
-        <w:t xml:space="preserve">and inhibitory threshold</w:t>
-      </w:r>
-      <w:r>
-        <w:t xml:space="preserve"> </w:t>
-      </w:r>
-      <m:oMath>
-        <m:r>
-          <m:t>θ</m:t>
-        </m:r>
-      </m:oMath>
-      <w:r>
-        <w:t xml:space="preserve">.</w:t>
-      </w:r>
-    </w:p>
-    <w:p>
-      <w:pPr>
-        <w:pStyle w:val="BodyText"/>
-      </w:pPr>
-      <w:r>
-        <w:rPr>
-          <w:b/>
-          <w:bCs/>
-        </w:rPr>
-        <w:t xml:space="preserve">Figure 2. Clonal Regrowth Dynamics &amp; The Analytical Lead-Time Identity.</w:t>
-      </w:r>
-      <w:r>
-        <w:br/>
-      </w:r>
-      <w:r>
-        <w:t xml:space="preserve">(A) Simulated post-cessation tumor burden regrowth from residual inoculum</w:t>
-      </w:r>
-      <w:r>
-        <w:t xml:space="preserve"> </w:t>
-      </w:r>
-      <m:oMath>
-        <m:sSub>
-          <m:e>
-            <m:r>
-              <m:t>N</m:t>
-            </m:r>
-          </m:e>
-          <m:sub>
-            <m:r>
-              <m:t>0</m:t>
-            </m:r>
-          </m:sub>
-        </m:sSub>
-        <m:r>
-          <m:rPr>
-            <m:sty m:val="p"/>
-          </m:rPr>
-          <m:t>=</m:t>
-        </m:r>
-        <m:r>
-          <m:t>2000</m:t>
-        </m:r>
-      </m:oMath>
-      <w:r>
-        <w:t xml:space="preserve"> </w:t>
-      </w:r>
-      <w:r>
-        <w:t xml:space="preserve">cells (sensitive doubling time</w:t>
-      </w:r>
-      <w:r>
-        <w:t xml:space="preserve"> </w:t>
-      </w:r>
-      <m:oMath>
-        <m:sSub>
-          <m:e>
-            <m:r>
-              <m:t>T</m:t>
-            </m:r>
-          </m:e>
-          <m:sub>
-            <m:r>
-              <m:t>s</m:t>
-            </m:r>
-          </m:sub>
-        </m:sSub>
-        <m:r>
-          <m:rPr>
-            <m:sty m:val="p"/>
-          </m:rPr>
-          <m:t>=</m:t>
-        </m:r>
-        <m:r>
-          <m:t>25.0</m:t>
-        </m:r>
-        <m:r>
-          <m:t> </m:t>
-        </m:r>
-        <m:r>
-          <m:rPr>
-            <m:nor/>
-            <m:sty m:val="p"/>
-          </m:rPr>
-          <m:t>days</m:t>
-        </m:r>
-      </m:oMath>
-      <w:r>
-        <w:t xml:space="preserve">, persister doubling time</w:t>
-      </w:r>
-      <w:r>
-        <w:t xml:space="preserve"> </w:t>
-      </w:r>
-      <m:oMath>
-        <m:sSub>
-          <m:e>
-            <m:r>
-              <m:t>T</m:t>
-            </m:r>
-          </m:e>
-          <m:sub>
-            <m:r>
-              <m:t>p</m:t>
-            </m:r>
-          </m:sub>
-        </m:sSub>
-        <m:r>
-          <m:rPr>
-            <m:sty m:val="p"/>
-          </m:rPr>
-          <m:t>=</m:t>
-        </m:r>
-        <m:r>
-          <m:t>120.0</m:t>
-        </m:r>
-        <m:r>
-          <m:t> </m:t>
-        </m:r>
-        <m:r>
-          <m:rPr>
-            <m:nor/>
-            <m:sty m:val="p"/>
-          </m:rPr>
-          <m:t>days</m:t>
-        </m:r>
-      </m:oMath>
-      <w:r>
-        <w:t xml:space="preserve">). The proliferating sensitive clone rapidly dominates, crossing the ctDNA detection threshold (</w:t>
-      </w:r>
-      <m:oMath>
-        <m:sSup>
-          <m:e>
-            <m:r>
-              <m:t>10</m:t>
-            </m:r>
-          </m:e>
-          <m:sup>
-            <m:r>
-              <m:t>7</m:t>
-            </m:r>
-          </m:sup>
-        </m:sSup>
-      </m:oMath>
-      <w:r>
-        <w:t xml:space="preserve"> </w:t>
-      </w:r>
-      <w:r>
-        <w:t xml:space="preserve">cells) at</w:t>
-      </w:r>
-      <w:r>
-        <w:t xml:space="preserve"> </w:t>
-      </w:r>
-      <m:oMath>
-        <m:r>
-          <m:t>324.8</m:t>
-        </m:r>
-        <m:r>
-          <m:t> </m:t>
-        </m:r>
-        <m:r>
-          <m:rPr>
-            <m:nor/>
-            <m:sty m:val="p"/>
-          </m:rPr>
-          <m:t>days</m:t>
-        </m:r>
-      </m:oMath>
-      <w:r>
-        <w:t xml:space="preserve"> </w:t>
-      </w:r>
-      <w:r>
-        <w:t xml:space="preserve">(10.67 months) and the CT imaging detection threshold (</w:t>
-      </w:r>
-      <m:oMath>
-        <m:sSup>
-          <m:e>
-            <m:r>
-              <m:t>10</m:t>
-            </m:r>
-          </m:e>
-          <m:sup>
-            <m:r>
-              <m:t>9</m:t>
-            </m:r>
-          </m:sup>
-        </m:sSup>
-      </m:oMath>
-      <w:r>
-        <w:t xml:space="preserve"> </w:t>
-      </w:r>
-      <w:r>
-        <w:t xml:space="preserve">cells) at</w:t>
-      </w:r>
-      <w:r>
-        <w:t xml:space="preserve"> </w:t>
-      </w:r>
-      <m:oMath>
-        <m:r>
-          <m:t>490.9</m:t>
-        </m:r>
-        <m:r>
-          <m:t> </m:t>
-        </m:r>
-        <m:r>
-          <m:rPr>
-            <m:nor/>
-            <m:sty m:val="p"/>
-          </m:rPr>
-          <m:t>days</m:t>
-        </m:r>
-      </m:oMath>
-      <w:r>
-        <w:t xml:space="preserve"> </w:t>
-      </w:r>
-      <w:r>
-        <w:t xml:space="preserve">(16.13 months).</w:t>
-      </w:r>
-      <w:r>
-        <w:br/>
-      </w:r>
-      <w:r>
-        <w:t xml:space="preserve">(B) The diagnostic lead-time identity: diagnostic lead time</w:t>
-      </w:r>
-      <w:r>
-        <w:t xml:space="preserve"> </w:t>
-      </w:r>
-      <m:oMath>
-        <m:r>
-          <m:t>Δ</m:t>
-        </m:r>
-        <m:r>
-          <m:t>t</m:t>
-        </m:r>
-        <m:r>
-          <m:rPr>
-            <m:sty m:val="p"/>
-          </m:rPr>
-          <m:t>=</m:t>
-        </m:r>
-        <m:sSub>
-          <m:e>
-            <m:r>
-              <m:t>T</m:t>
-            </m:r>
-          </m:e>
-          <m:sub>
-            <m:r>
-              <m:t>s</m:t>
-            </m:r>
-          </m:sub>
-        </m:sSub>
-        <m:r>
-          <m:rPr>
-            <m:sty m:val="p"/>
-          </m:rPr>
-          <m:t>⋅</m:t>
-        </m:r>
-        <m:sSub>
-          <m:e>
-            <m:r>
-              <m:rPr>
-                <m:sty m:val="p"/>
-              </m:rPr>
-              <m:t>log</m:t>
-            </m:r>
-          </m:e>
-          <m:sub>
-            <m:r>
-              <m:t>2</m:t>
-            </m:r>
-          </m:sub>
-        </m:sSub>
-        <m:d>
-          <m:dPr>
-            <m:begChr m:val="("/>
-            <m:endChr m:val=")"/>
-            <m:sepChr m:val=""/>
-            <m:grow/>
-          </m:dPr>
-          <m:e>
-            <m:r>
-              <m:t>100</m:t>
-            </m:r>
-          </m:e>
-        </m:d>
-        <m:r>
-          <m:rPr>
-            <m:sty m:val="p"/>
-          </m:rPr>
-          <m:t>=</m:t>
-        </m:r>
-        <m:r>
-          <m:t>6.6439</m:t>
-        </m:r>
-        <m:r>
-          <m:rPr>
-            <m:sty m:val="p"/>
-          </m:rPr>
-          <m:t>⋅</m:t>
-        </m:r>
-        <m:sSub>
-          <m:e>
-            <m:r>
-              <m:t>T</m:t>
-            </m:r>
-          </m:e>
-          <m:sub>
-            <m:r>
-              <m:t>s</m:t>
-            </m:r>
-          </m:sub>
-        </m:sSub>
-      </m:oMath>
-      <w:r>
-        <w:t xml:space="preserve"> </w:t>
-      </w:r>
-      <w:r>
-        <w:t xml:space="preserve">is strictly proportional to doubling time</w:t>
-      </w:r>
-      <w:r>
-        <w:t xml:space="preserve"> </w:t>
-      </w:r>
-      <m:oMath>
-        <m:sSub>
-          <m:e>
-            <m:r>
-              <m:t>T</m:t>
-            </m:r>
-          </m:e>
-          <m:sub>
-            <m:r>
-              <m:t>s</m:t>
-            </m:r>
-          </m:sub>
-        </m:sSub>
-      </m:oMath>
-      <w:r>
-        <w:t xml:space="preserve"> </w:t>
-      </w:r>
-      <w:r>
-        <w:t xml:space="preserve">and invariant to initial sanctuary burden</w:t>
-      </w:r>
-      <w:r>
-        <w:t xml:space="preserve"> </w:t>
-      </w:r>
-      <m:oMath>
-        <m:sSub>
-          <m:e>
-            <m:r>
-              <m:t>N</m:t>
-            </m:r>
-          </m:e>
-          <m:sub>
-            <m:r>
-              <m:t>0</m:t>
-            </m:r>
-          </m:sub>
-        </m:sSub>
-      </m:oMath>
-      <w:r>
-        <w:t xml:space="preserve">. Markers indicate the baseline model (</w:t>
-      </w:r>
-      <m:oMath>
-        <m:sSub>
-          <m:e>
-            <m:r>
-              <m:t>T</m:t>
-            </m:r>
-          </m:e>
-          <m:sub>
-            <m:r>
-              <m:t>s</m:t>
-            </m:r>
-          </m:sub>
-        </m:sSub>
-        <m:r>
-          <m:rPr>
-            <m:sty m:val="p"/>
-          </m:rPr>
-          <m:t>=</m:t>
-        </m:r>
-        <m:r>
-          <m:t>25.0</m:t>
-        </m:r>
-        <m:r>
-          <m:t> </m:t>
-        </m:r>
-        <m:r>
-          <m:rPr>
-            <m:nor/>
-            <m:sty m:val="p"/>
-          </m:rPr>
-          <m:t>days</m:t>
-        </m:r>
-        <m:r>
-          <m:rPr>
-            <m:sty m:val="p"/>
-          </m:rPr>
-          <m:t>→</m:t>
-        </m:r>
-        <m:r>
-          <m:t>Δ</m:t>
-        </m:r>
-        <m:r>
-          <m:t>t</m:t>
-        </m:r>
-        <m:r>
-          <m:rPr>
-            <m:sty m:val="p"/>
-          </m:rPr>
-          <m:t>=</m:t>
-        </m:r>
-        <m:r>
-          <m:t>5.46</m:t>
-        </m:r>
-        <m:r>
-          <m:t> </m:t>
-        </m:r>
-        <m:r>
-          <m:rPr>
-            <m:nor/>
-            <m:sty m:val="p"/>
-          </m:rPr>
-          <m:t>months</m:t>
-        </m:r>
-      </m:oMath>
-      <w:r>
-        <w:t xml:space="preserve">) and the Herbst et al. (2025) median (</w:t>
-      </w:r>
-      <m:oMath>
-        <m:sSub>
-          <m:e>
-            <m:r>
-              <m:t>T</m:t>
-            </m:r>
-          </m:e>
-          <m:sub>
-            <m:r>
-              <m:t>s</m:t>
-            </m:r>
-          </m:sub>
-        </m:sSub>
-        <m:r>
-          <m:rPr>
-            <m:sty m:val="p"/>
-          </m:rPr>
-          <m:t>≈</m:t>
-        </m:r>
-        <m:r>
-          <m:t>21.5</m:t>
-        </m:r>
-        <m:r>
-          <m:t> </m:t>
-        </m:r>
-        <m:r>
-          <m:rPr>
-            <m:nor/>
-            <m:sty m:val="p"/>
-          </m:rPr>
-          <m:t>days</m:t>
-        </m:r>
-        <m:r>
-          <m:rPr>
-            <m:sty m:val="p"/>
-          </m:rPr>
-          <m:t>→</m:t>
-        </m:r>
-        <m:r>
-          <m:t>Δ</m:t>
-        </m:r>
-        <m:r>
-          <m:t>t</m:t>
-        </m:r>
-        <m:r>
-          <m:rPr>
-            <m:sty m:val="p"/>
-          </m:rPr>
-          <m:t>=</m:t>
-        </m:r>
-        <m:r>
-          <m:t>4.70</m:t>
-        </m:r>
-        <m:r>
-          <m:t> </m:t>
-        </m:r>
-        <m:r>
-          <m:rPr>
-            <m:nor/>
-            <m:sty m:val="p"/>
-          </m:rPr>
-          <m:t>months</m:t>
-        </m:r>
-      </m:oMath>
-      <w:r>
-        <w:t xml:space="preserve">).</w:t>
-      </w:r>
-      <w:r>
-        <w:br/>
-      </w:r>
-      <w:r>
-        <w:t xml:space="preserve">(C) Lead time sensitivity across doubling times</w:t>
-      </w:r>
-      <w:r>
-        <w:t xml:space="preserve"> </w:t>
-      </w:r>
-      <m:oMath>
-        <m:sSub>
-          <m:e>
-            <m:r>
-              <m:t>T</m:t>
-            </m:r>
-          </m:e>
-          <m:sub>
-            <m:r>
-              <m:t>s</m:t>
-            </m:r>
-          </m:sub>
-        </m:sSub>
-      </m:oMath>
-      <w:r>
-        <w:t xml:space="preserve"> </w:t>
-      </w:r>
-      <w:r>
-        <w:t xml:space="preserve">and assay detection thresholds.</w:t>
-      </w:r>
-    </w:p>
-    <w:p>
-      <w:pPr>
-        <w:pStyle w:val="BodyText"/>
-      </w:pPr>
-      <w:r>
-        <w:rPr>
-          <w:b/>
-          <w:bCs/>
-        </w:rPr>
-        <w:t xml:space="preserve">Figure 3. MSKCC Clinical Cohort Survival Analysis (</w:t>
-      </w:r>
-      <m:oMath>
-        <m:r>
-          <m:t>N</m:t>
-        </m:r>
-        <m:r>
-          <m:rPr>
-            <m:sty m:val="p"/>
-          </m:rPr>
-          <m:t>=</m:t>
-        </m:r>
-        <m:r>
-          <m:t>604</m:t>
-        </m:r>
-      </m:oMath>
-      <w:r>
-        <w:rPr>
-          <w:b/>
-          <w:bCs/>
-        </w:rPr>
-        <w:t xml:space="preserve">).</w:t>
-      </w:r>
-      <w:r>
-        <w:br/>
-      </w:r>
-      <w:r>
-        <w:t xml:space="preserve">(A) Kaplan-Meier recurrence-free survival curves across the 5 IASLC predominant histologic subtypes (reverse Kaplan-Meier median follow-up 23.8 months, IQR: 13.3–31.8 months; unadjusted 4-degrees-of-freedom log-rank</w:t>
-      </w:r>
-      <w:r>
-        <w:t xml:space="preserve"> </w:t>
-      </w:r>
-      <m:oMath>
-        <m:sSup>
-          <m:e>
-            <m:r>
-              <m:t>χ</m:t>
-            </m:r>
-          </m:e>
-          <m:sup>
-            <m:r>
-              <m:t>2</m:t>
-            </m:r>
-          </m:sup>
-        </m:sSup>
-        <m:r>
-          <m:rPr>
-            <m:sty m:val="p"/>
-          </m:rPr>
-          <m:t>=</m:t>
-        </m:r>
-        <m:r>
-          <m:t>24.52</m:t>
-        </m:r>
-        <m:r>
-          <m:rPr>
-            <m:sty m:val="p"/>
-          </m:rPr>
-          <m:t>,</m:t>
-        </m:r>
-        <m:r>
-          <m:t>p</m:t>
-        </m:r>
-        <m:r>
-          <m:rPr>
-            <m:sty m:val="p"/>
-          </m:rPr>
-          <m:t>=</m:t>
-        </m:r>
-        <m:r>
-          <m:t>6.27</m:t>
-        </m:r>
-        <m:r>
-          <m:rPr>
-            <m:sty m:val="p"/>
-          </m:rPr>
-          <m:t>×</m:t>
-        </m:r>
-        <m:sSup>
-          <m:e>
-            <m:r>
-              <m:t>10</m:t>
-            </m:r>
-          </m:e>
-          <m:sup>
-            <m:r>
-              <m:rPr>
-                <m:sty m:val="p"/>
-              </m:rPr>
-              <m:t>−</m:t>
-            </m:r>
-            <m:r>
-              <m:t>5</m:t>
-            </m:r>
-          </m:sup>
-        </m:sSup>
-      </m:oMath>
-      <w:r>
-        <w:t xml:space="preserve">).</w:t>
-      </w:r>
-      <w:r>
-        <w:br/>
-      </w:r>
-      <w:r>
-        <w:t xml:space="preserve">(B) Pathologic stage composition across histologic subtypes, showing the marked concentration of Stage I disease in lepidic adenocarcinoma (88.6%) compared to solid (57.4%) and micropapillary (51.4%) subtypes.</w:t>
-      </w:r>
-      <w:r>
-        <w:br/>
-      </w:r>
-      <w:r>
-        <w:t xml:space="preserve">(C) Forest plot of multivariable stage-adjusted Cox proportional hazards models, displaying pairwise contrasts against lepidic reference, models with Acinar reference, and composite architectural models.</w:t>
-      </w:r>
-    </w:p>
-    <w:p>
-      <w:r>
-        <w:pict>
-          <v:rect style="width:0;height:1.5pt" o:hralign="center" o:hrstd="t" o:hr="t"/>
-        </w:pict>
-      </w:r>
-    </w:p>
-    <w:bookmarkEnd w:id="60"/>
-    <w:bookmarkStart w:id="61" w:name="declarations"/>
-    <w:p>
-      <w:pPr>
-        <w:pStyle w:val="Heading2"/>
-      </w:pPr>
-      <w:r>
-        <w:t xml:space="preserve">Declarations</w:t>
-      </w:r>
-    </w:p>
-    <w:p>
-      <w:pPr>
-        <w:pStyle w:val="FirstParagraph"/>
-      </w:pPr>
-      <w:r>
-        <w:rPr>
-          <w:b/>
-          <w:bCs/>
-        </w:rPr>
         <w:t xml:space="preserve">Ethics Approval:</w:t>
       </w:r>
       <w:r>
@@ -17877,7 +18875,7 @@
         <w:t xml:space="preserve"> </w:t>
       </w:r>
       <w:r>
-        <w:t xml:space="preserve">In compliance with Springer Nature guidelines, generative AI tools (Anthropic Claude and Google Antigravity) were utilized to assist with code debugging, figure formatting, and language auditing under the direct supervision and critical verification of the author.</w:t>
+        <w:t xml:space="preserve">In compliance with Springer Nature and ICMJE guidelines, generative AI tools (Anthropic Claude and Google Antigravity) were utilized for code debugging, numerical cross-verification, typographic formatting, and critical editorial auditing under the direct supervision and responsibility of the author.</w:t>
       </w:r>
     </w:p>
     <w:p>
@@ -17887,8 +18885,8 @@
         </w:pict>
       </w:r>
     </w:p>
-    <w:bookmarkEnd w:id="61"/>
-    <w:bookmarkStart w:id="62" w:name="references"/>
+    <w:bookmarkEnd w:id="60"/>
+    <w:bookmarkStart w:id="61" w:name="references"/>
     <w:p>
       <w:pPr>
         <w:pStyle w:val="Heading2"/>
@@ -18120,7 +19118,7 @@
         <w:t xml:space="preserve">Nat Ecol Evol</w:t>
       </w:r>
       <w:r>
-        <w:t xml:space="preserve">. 2019;3(3):450-460. doi:10.1038/s41559-018-0768-z.</w:t>
+        <w:t xml:space="preserve">. 2019;3(3):450-456. doi:10.1038/s41559-018-0768-z.</w:t>
       </w:r>
     </w:p>
     <w:p>
@@ -18207,7 +19205,7 @@
         </w:numPr>
       </w:pPr>
       <w:r>
-        <w:t xml:space="preserve">Herbst RS, Wu YL, John T, et al. Adjuvant osimertinib for resected EGFR-mutated stage IB-IIIA non-small-cell lung cancer: updated results from ADAURA.</w:t>
+        <w:t xml:space="preserve">Herbst RS, John T, Grohé C, et al. Molecular residual disease analysis of adjuvant osimertinib in resected EGFR-mutated stage IB-IIIA non-small-cell lung cancer.</w:t>
       </w:r>
       <w:r>
         <w:t xml:space="preserve"> </w:t>
@@ -18220,7 +19218,7 @@
         <w:t xml:space="preserve">Nat Med</w:t>
       </w:r>
       <w:r>
-        <w:t xml:space="preserve">. 2025;31(2):440-449. doi:10.1038/s41591-024-03389-0.</w:t>
+        <w:t xml:space="preserve">. 2025;31(6):1958-1968. doi:10.1038/s41591-025-03577-y.</w:t>
       </w:r>
     </w:p>
     <w:p>
@@ -18232,7 +19230,7 @@
         </w:numPr>
       </w:pPr>
       <w:r>
-        <w:t xml:space="preserve">Worth KR, Papandreou I, Hammond EM. How the histological structure of some lung cancers shaped almost 70 years of radiobiology.</w:t>
+        <w:t xml:space="preserve">Swabb EA, Wei J, Gullino PM. Diffusion and convection in normal and neoplastic tissues.</w:t>
       </w:r>
       <w:r>
         <w:t xml:space="preserve"> </w:t>
@@ -18242,10 +19240,10 @@
           <w:i/>
           <w:iCs/>
         </w:rPr>
-        <w:t xml:space="preserve">Br J Cancer</w:t>
-      </w:r>
-      <w:r>
-        <w:t xml:space="preserve">. 2023;128(3):407-412. doi:10.1038/s41416-022-02041-9.</w:t>
+        <w:t xml:space="preserve">Cancer Res</w:t>
+      </w:r>
+      <w:r>
+        <w:t xml:space="preserve">. 1974;34(10):2814-2822.</w:t>
       </w:r>
     </w:p>
     <w:p>
@@ -18257,7 +19255,7 @@
         </w:numPr>
       </w:pPr>
       <w:r>
-        <w:t xml:space="preserve">Hirst DG, Hirst VK, Joiner B, et al. Changes in tumour morphology with alterations in oxygen availability: further evidence for oxygen as a limiting substrate.</w:t>
+        <w:t xml:space="preserve">Nugent LJ, Jain RK. Extravascular diffusion in normal and neoplastic tissues.</w:t>
       </w:r>
       <w:r>
         <w:t xml:space="preserve"> </w:t>
@@ -18267,10 +19265,10 @@
           <w:i/>
           <w:iCs/>
         </w:rPr>
-        <w:t xml:space="preserve">Br J Cancer</w:t>
-      </w:r>
-      <w:r>
-        <w:t xml:space="preserve">. 1991;64(1):54-58. doi:10.1038/bjc.1991.238.</w:t>
+        <w:t xml:space="preserve">Cancer Res</w:t>
+      </w:r>
+      <w:r>
+        <w:t xml:space="preserve">. 1984;44(1):238-244.</w:t>
       </w:r>
     </w:p>
     <w:p>
@@ -18282,7 +19280,7 @@
         </w:numPr>
       </w:pPr>
       <w:r>
-        <w:t xml:space="preserve">Moreira AL, Ocampo PSS, Xia Y, et al. A Grading System for Invasive Pulmonary Adenocarcinoma: A Proposal From the International Association for the Study of Lung Cancer Pathology Committee.</w:t>
+        <w:t xml:space="preserve">Worth KR, Papandreou I, Hammond EM. How the histological structure of some lung cancers shaped almost 70 years of radiobiology.</w:t>
       </w:r>
       <w:r>
         <w:t xml:space="preserve"> </w:t>
@@ -18292,10 +19290,10 @@
           <w:i/>
           <w:iCs/>
         </w:rPr>
-        <w:t xml:space="preserve">J Thorac Oncol</w:t>
-      </w:r>
-      <w:r>
-        <w:t xml:space="preserve">. 2020;15(10):1599-1610. doi:10.1016/j.jtho.2020.06.001.</w:t>
+        <w:t xml:space="preserve">Br J Cancer</w:t>
+      </w:r>
+      <w:r>
+        <w:t xml:space="preserve">. 2023;128(3):407-412. doi:10.1038/s41416-022-02041-9.</w:t>
       </w:r>
     </w:p>
     <w:p>
@@ -18307,6 +19305,56 @@
         </w:numPr>
       </w:pPr>
       <w:r>
+        <w:t xml:space="preserve">Hirst DG, Hirst VK, Joiner B, et al. Changes in tumour morphology with alterations in oxygen availability: further evidence for oxygen as a limiting substrate.</w:t>
+      </w:r>
+      <w:r>
+        <w:t xml:space="preserve"> </w:t>
+      </w:r>
+      <w:r>
+        <w:rPr>
+          <w:i/>
+          <w:iCs/>
+        </w:rPr>
+        <w:t xml:space="preserve">Br J Cancer</w:t>
+      </w:r>
+      <w:r>
+        <w:t xml:space="preserve">. 1991;64(1):54-58. doi:10.1038/bjc.1991.238.</w:t>
+      </w:r>
+    </w:p>
+    <w:p>
+      <w:pPr>
+        <w:pStyle w:val="Compact"/>
+        <w:numPr>
+          <w:ilvl w:val="0"/>
+          <w:numId w:val="1001"/>
+        </w:numPr>
+      </w:pPr>
+      <w:r>
+        <w:t xml:space="preserve">Moreira AL, Ocampo PSS, Xia Y, et al. A Grading System for Invasive Pulmonary Adenocarcinoma: A Proposal From the International Association for the Study of Lung Cancer Pathology Committee.</w:t>
+      </w:r>
+      <w:r>
+        <w:t xml:space="preserve"> </w:t>
+      </w:r>
+      <w:r>
+        <w:rPr>
+          <w:i/>
+          <w:iCs/>
+        </w:rPr>
+        <w:t xml:space="preserve">J Thorac Oncol</w:t>
+      </w:r>
+      <w:r>
+        <w:t xml:space="preserve">. 2020;15(10):1599-1610. doi:10.1016/j.jtho.2020.06.001.</w:t>
+      </w:r>
+    </w:p>
+    <w:p>
+      <w:pPr>
+        <w:pStyle w:val="Compact"/>
+        <w:numPr>
+          <w:ilvl w:val="0"/>
+          <w:numId w:val="1001"/>
+        </w:numPr>
+      </w:pPr>
+      <w:r>
         <w:t xml:space="preserve">Holm S. A simple sequentially rejective multiple test procedure.</w:t>
       </w:r>
       <w:r>
@@ -18323,8 +19371,8 @@
         <w:t xml:space="preserve">. 1979;6(2):65-70.</w:t>
       </w:r>
     </w:p>
+    <w:bookmarkEnd w:id="61"/>
     <w:bookmarkEnd w:id="62"/>
-    <w:bookmarkEnd w:id="63"/>
     <w:sectPr/>
   </w:body>
 </w:document>

--- a/manuscript/09_MANOSCRITTO_FORMATO_WORD.docx
+++ b/manuscript/09_MANOSCRITTO_FORMATO_WORD.docx
@@ -18727,7 +18727,74 @@
         <w:pStyle w:val="FirstParagraph"/>
       </w:pPr>
       <w:r>
-        <w:t xml:space="preserve">All transport parameters are assumed from biophysical measurements in neoplastic tissue. The model idealizes microvasculature as isolated cylinders without inter-vessel field overlap or convection. The MSKCC cohort is retrospective, surgical, lacks osimertinib exposure, provides only predominant subtype, and does not record adjuvant systemic chemotherapy.</w:t>
+        <w:t xml:space="preserve">All transport parameters are assumed from biophysical measurements in neoplastic tissue. The model idealizes microvasculature as isolated cylinders without inter-vessel field overlap or convection. Additionally, while plasma protein binding is parameterized at a standard baseline of ~95% (</w:t>
+      </w:r>
+      <m:oMath>
+        <m:sSub>
+          <m:e>
+            <m:r>
+              <m:t>C</m:t>
+            </m:r>
+          </m:e>
+          <m:sub>
+            <m:r>
+              <m:t>0</m:t>
+            </m:r>
+          </m:sub>
+        </m:sSub>
+        <m:r>
+          <m:rPr>
+            <m:sty m:val="p"/>
+          </m:rPr>
+          <m:t>≈</m:t>
+        </m:r>
+        <m:r>
+          <m:t>40</m:t>
+        </m:r>
+        <m:r>
+          <m:t> </m:t>
+        </m:r>
+        <m:r>
+          <m:rPr>
+            <m:nor/>
+            <m:sty m:val="p"/>
+          </m:rPr>
+          <m:t>nM</m:t>
+        </m:r>
+      </m:oMath>
+      <w:r>
+        <w:t xml:space="preserve">), physiological inter-patient pharmacokinetic variability and albumin fluctuations can dynamically modulate the free fraction, shifting the threshold</w:t>
+      </w:r>
+      <w:r>
+        <w:t xml:space="preserve"> </w:t>
+      </w:r>
+      <m:oMath>
+        <m:r>
+          <m:t>θ</m:t>
+        </m:r>
+      </m:oMath>
+      <w:r>
+        <w:t xml:space="preserve"> </w:t>
+      </w:r>
+      <w:r>
+        <w:t xml:space="preserve">and either expanding or compressing the viable sanctuary shell width</w:t>
+      </w:r>
+      <w:r>
+        <w:t xml:space="preserve"> </w:t>
+      </w:r>
+      <m:oMath>
+        <m:r>
+          <m:t>Δ</m:t>
+        </m:r>
+        <m:r>
+          <m:t>r</m:t>
+        </m:r>
+      </m:oMath>
+      <w:r>
+        <w:t xml:space="preserve"> </w:t>
+      </w:r>
+      <w:r>
+        <w:t xml:space="preserve">as quantified in our parametric sensitivity analysis. The MSKCC cohort is retrospective, surgical, lacks osimertinib exposure, provides only predominant subtype, and does not record adjuvant systemic chemotherapy.</w:t>
       </w:r>
     </w:p>
     <w:p>
